--- a/Ishchi o'quv dasturlar 2025-2026/Ma'lumotlar tuzilmalari va algoritmlar/Ma'lumotlar tuzilmalari va algoritmlar.docx
+++ b/Ishchi o'quv dasturlar 2025-2026/Ma'lumotlar tuzilmalari va algoritmlar/Ma'lumotlar tuzilmalari va algoritmlar.docx
@@ -493,25 +493,7 @@
                           <w:color w:val="000000"/>
                           <w:lang w:val="en-US" w:eastAsia="en-US"/>
                         </w:rPr>
-                        <w:t xml:space="preserve">HX </w:t>
-                      </w:r>
-                      <w:proofErr w:type="spellStart"/>
-                      <w:r>
-                        <w:rPr>
-                          <w:rFonts w:eastAsia="Calibri"/>
-                          <w:color w:val="000000"/>
-                          <w:lang w:val="en-US" w:eastAsia="en-US"/>
-                        </w:rPr>
-                        <w:t>va</w:t>
-                      </w:r>
-                      <w:proofErr w:type="spellEnd"/>
-                      <w:r>
-                        <w:rPr>
-                          <w:rFonts w:eastAsia="Calibri"/>
-                          <w:color w:val="000000"/>
-                          <w:lang w:val="en-US" w:eastAsia="en-US"/>
-                        </w:rPr>
-                        <w:t xml:space="preserve"> MU </w:t>
+                        <w:t xml:space="preserve">HX va MU </w:t>
                       </w:r>
                       <w:r>
                         <w:rPr>
@@ -645,8 +627,6 @@
                         </w:rPr>
                         <w:t xml:space="preserve">. </w:t>
                       </w:r>
-                      <w:proofErr w:type="spellStart"/>
-                      <w:proofErr w:type="gramStart"/>
                       <w:r>
                         <w:rPr>
                           <w:rFonts w:eastAsia="Calibri"/>
@@ -655,20 +635,8 @@
                           <w:szCs w:val="26"/>
                           <w:lang w:val="en-US" w:eastAsia="en-US"/>
                         </w:rPr>
-                        <w:t>To‘</w:t>
+                        <w:t>To‘rayev</w:t>
                       </w:r>
-                      <w:proofErr w:type="gramEnd"/>
-                      <w:r>
-                        <w:rPr>
-                          <w:rFonts w:eastAsia="Calibri"/>
-                          <w:color w:val="000000"/>
-                          <w:sz w:val="28"/>
-                          <w:szCs w:val="26"/>
-                          <w:lang w:val="en-US" w:eastAsia="en-US"/>
-                        </w:rPr>
-                        <w:t>rayev</w:t>
-                      </w:r>
-                      <w:proofErr w:type="spellEnd"/>
                     </w:p>
                     <w:p>
                       <w:pPr>
@@ -5670,306 +5638,10 @@
     <w:p>
       <w:pPr>
         <w:widowControl w:val="0"/>
-        <w:suppressAutoHyphens/>
-        <w:autoSpaceDE w:val="0"/>
-        <w:autoSpaceDN w:val="0"/>
-        <w:adjustRightInd w:val="0"/>
-        <w:spacing w:line="276" w:lineRule="auto"/>
-        <w:ind w:right="-1" w:firstLine="709"/>
-        <w:jc w:val="both"/>
-        <w:rPr>
-          <w:sz w:val="28"/>
-          <w:szCs w:val="28"/>
-          <w:lang w:val="uz-Cyrl-UZ"/>
-        </w:rPr>
-      </w:pPr>
-      <w:r>
-        <w:rPr>
-          <w:sz w:val="28"/>
-          <w:szCs w:val="28"/>
-          <w:lang w:val="uz-Cyrl-UZ"/>
-        </w:rPr>
-        <w:t>Guruhli</w:t>
-      </w:r>
-      <w:r>
-        <w:rPr>
-          <w:sz w:val="28"/>
-          <w:szCs w:val="28"/>
-          <w:lang w:val="uz-Cyrl-UZ"/>
-        </w:rPr>
-        <w:t xml:space="preserve"> mashg‘ulotlari </w:t>
-      </w:r>
-      <w:r>
-        <w:rPr>
-          <w:sz w:val="28"/>
-          <w:szCs w:val="28"/>
-          <w:lang w:val="uz-Latn-UZ"/>
-        </w:rPr>
-        <w:t>ushbu fanning ma’ruzasida olgan nazariy bilimlarini yana ham mustahkamlashda</w:t>
-      </w:r>
-      <w:r>
-        <w:rPr>
-          <w:sz w:val="28"/>
-          <w:szCs w:val="28"/>
-          <w:lang w:val="uz-Cyrl-UZ"/>
-        </w:rPr>
-        <w:t xml:space="preserve">, </w:t>
-      </w:r>
-      <w:r>
-        <w:rPr>
-          <w:sz w:val="28"/>
-          <w:szCs w:val="28"/>
-          <w:lang w:val="uz-Latn-UZ"/>
-        </w:rPr>
-        <w:t>python dasturlash tilining asosiy komponenta va operatorlaridan mustaqil foydalanish ko’nikmasini rivojlantirish, PyQt5 paketi</w:t>
-      </w:r>
-      <w:r>
-        <w:rPr>
-          <w:sz w:val="28"/>
-          <w:szCs w:val="28"/>
-          <w:lang w:val="uz-Cyrl-UZ"/>
-        </w:rPr>
-        <w:t xml:space="preserve"> va </w:t>
-      </w:r>
-      <w:r>
-        <w:rPr>
-          <w:sz w:val="28"/>
-          <w:szCs w:val="28"/>
-          <w:lang w:val="uz-Latn-UZ"/>
-        </w:rPr>
-        <w:t xml:space="preserve">Mashinali o’qitishga doir bilimlarini rivojlantirish </w:t>
-      </w:r>
-      <w:r>
-        <w:rPr>
-          <w:sz w:val="28"/>
-          <w:szCs w:val="28"/>
-          <w:lang w:val="uz-Cyrl-UZ"/>
-        </w:rPr>
-        <w:t xml:space="preserve">maqsadida o‘tkaziladi hamda ularni </w:t>
-      </w:r>
-      <w:r>
-        <w:rPr>
-          <w:sz w:val="28"/>
-          <w:szCs w:val="28"/>
-          <w:lang w:val="uz-Latn-UZ"/>
-        </w:rPr>
-        <w:t xml:space="preserve">amalda </w:t>
-      </w:r>
-      <w:r>
-        <w:rPr>
-          <w:sz w:val="28"/>
-          <w:szCs w:val="28"/>
-          <w:lang w:val="uz-Cyrl-UZ"/>
-        </w:rPr>
-        <w:t xml:space="preserve">qo‘llash, </w:t>
-      </w:r>
-      <w:r>
-        <w:rPr>
-          <w:sz w:val="28"/>
-          <w:szCs w:val="28"/>
-          <w:lang w:val="uz-Latn-UZ"/>
-        </w:rPr>
-        <w:t>mavjud kodlarni takomillashtirish</w:t>
-      </w:r>
-      <w:r>
-        <w:rPr>
-          <w:sz w:val="28"/>
-          <w:szCs w:val="28"/>
-          <w:lang w:val="uz-Cyrl-UZ"/>
-        </w:rPr>
-        <w:t xml:space="preserve"> bo‘yicha kursantlarni o‘qitish asosini tashkil qiladi. </w:t>
-      </w:r>
-      <w:r>
-        <w:rPr>
-          <w:sz w:val="28"/>
-          <w:szCs w:val="28"/>
-          <w:lang w:val="uz-Cyrl-UZ"/>
-        </w:rPr>
-        <w:t>Guruhli</w:t>
-      </w:r>
-      <w:r>
-        <w:rPr>
-          <w:sz w:val="28"/>
-          <w:szCs w:val="28"/>
-          <w:lang w:val="uz-Cyrl-UZ"/>
-        </w:rPr>
-        <w:t xml:space="preserve"> mashg‘ulotlar maxsus sinflarda, python dasturlash tili</w:t>
-      </w:r>
-      <w:r>
-        <w:rPr>
-          <w:sz w:val="28"/>
-          <w:szCs w:val="28"/>
-          <w:lang w:val="uz-Cyrl-UZ"/>
-        </w:rPr>
-        <w:t xml:space="preserve"> </w:t>
-      </w:r>
-      <w:r>
-        <w:rPr>
-          <w:sz w:val="28"/>
-          <w:szCs w:val="28"/>
-          <w:lang w:val="uz-Cyrl-UZ"/>
-        </w:rPr>
-        <w:t xml:space="preserve">uchun kerakli </w:t>
-      </w:r>
-      <w:r>
-        <w:rPr>
-          <w:sz w:val="28"/>
-          <w:szCs w:val="28"/>
-          <w:lang w:val="uz-Latn-UZ"/>
-        </w:rPr>
-        <w:t xml:space="preserve">dasturiy ta’minotlar </w:t>
-      </w:r>
-      <w:r>
-        <w:rPr>
-          <w:sz w:val="28"/>
-          <w:szCs w:val="28"/>
-          <w:lang w:val="uz-Cyrl-UZ"/>
-        </w:rPr>
-        <w:t>va pythonning sun’iy intellekt bilan ishlovchi paketlar</w:t>
-      </w:r>
-      <w:r>
-        <w:rPr>
-          <w:sz w:val="28"/>
-          <w:szCs w:val="28"/>
-          <w:lang w:val="uz-Cyrl-UZ"/>
-        </w:rPr>
-        <w:t>i</w:t>
-      </w:r>
-      <w:r>
-        <w:rPr>
-          <w:sz w:val="28"/>
-          <w:szCs w:val="28"/>
-          <w:lang w:val="uz-Cyrl-UZ"/>
-        </w:rPr>
-        <w:t xml:space="preserve"> bilan jihozlangan </w:t>
-      </w:r>
-      <w:r>
-        <w:rPr>
-          <w:sz w:val="28"/>
-          <w:szCs w:val="28"/>
-          <w:lang w:val="uz-Latn-UZ"/>
-        </w:rPr>
-        <w:t xml:space="preserve">kompyuterlari mavjud </w:t>
-      </w:r>
-      <w:r>
-        <w:rPr>
-          <w:sz w:val="28"/>
-          <w:szCs w:val="28"/>
-          <w:lang w:val="uz-Cyrl-UZ"/>
-        </w:rPr>
-        <w:t xml:space="preserve">sinf xonalarda o‘tkaziladi. </w:t>
-      </w:r>
-    </w:p>
-    <w:p>
-      <w:pPr>
-        <w:widowControl w:val="0"/>
-        <w:suppressAutoHyphens/>
-        <w:autoSpaceDE w:val="0"/>
-        <w:autoSpaceDN w:val="0"/>
-        <w:adjustRightInd w:val="0"/>
-        <w:spacing w:line="276" w:lineRule="auto"/>
-        <w:ind w:right="-1" w:firstLine="709"/>
-        <w:jc w:val="both"/>
-        <w:rPr>
-          <w:sz w:val="28"/>
-          <w:szCs w:val="28"/>
-          <w:lang w:val="uz-Cyrl-UZ"/>
-        </w:rPr>
-      </w:pPr>
-      <w:r>
-        <w:rPr>
-          <w:sz w:val="28"/>
-          <w:szCs w:val="28"/>
-          <w:lang w:val="uz-Cyrl-UZ"/>
-        </w:rPr>
-        <w:t>Guruhli</w:t>
-      </w:r>
-      <w:r>
-        <w:rPr>
-          <w:sz w:val="28"/>
-          <w:szCs w:val="28"/>
-          <w:lang w:val="uz-Cyrl-UZ"/>
-        </w:rPr>
-        <w:t xml:space="preserve"> mashg‘ulotlarning boshqa turdagi o‘quv mashg‘ulotlaridan ajratib turadigan jihati - bu ularda o‘rganiladigan </w:t>
-      </w:r>
-      <w:r>
-        <w:rPr>
-          <w:sz w:val="28"/>
-          <w:szCs w:val="28"/>
-          <w:lang w:val="uz-Latn-UZ"/>
-        </w:rPr>
-        <w:t>suni’y intellekt asoslari</w:t>
-      </w:r>
-      <w:r>
-        <w:rPr>
-          <w:sz w:val="28"/>
-          <w:szCs w:val="28"/>
-          <w:lang w:val="uz-Cyrl-UZ"/>
-        </w:rPr>
-        <w:t xml:space="preserve">, </w:t>
-      </w:r>
-      <w:r>
-        <w:rPr>
-          <w:sz w:val="28"/>
-          <w:szCs w:val="28"/>
-          <w:lang w:val="uz-Latn-UZ"/>
-        </w:rPr>
-        <w:t>python dasturlash tili asoslari, PyQt5 paketidan foydalanish, pythonda mashinali o’qitish</w:t>
-      </w:r>
-      <w:r>
-        <w:rPr>
-          <w:sz w:val="28"/>
-          <w:szCs w:val="28"/>
-          <w:lang w:val="uz-Latn-UZ"/>
-        </w:rPr>
-        <w:t xml:space="preserve"> va sun’iy intellekt</w:t>
-      </w:r>
-      <w:r>
-        <w:rPr>
-          <w:sz w:val="28"/>
-          <w:szCs w:val="28"/>
-          <w:lang w:val="uz-Latn-UZ"/>
-        </w:rPr>
-        <w:t>ga doir kerakli paketlardan qanday foydalanish</w:t>
-      </w:r>
-      <w:r>
-        <w:rPr>
-          <w:sz w:val="28"/>
-          <w:szCs w:val="28"/>
-          <w:lang w:val="uz-Cyrl-UZ"/>
-        </w:rPr>
-        <w:t>, ularni qo‘llash, ishlatish, xizmat ko‘rsatish va ta’mirlashni o‘rgatish uchun ko‘p sonli xilma-xil o‘quv qurol va qo‘llanmalardan foydalanish hisoblanadi.</w:t>
-      </w:r>
-    </w:p>
-    <w:p>
-      <w:pPr>
-        <w:widowControl w:val="0"/>
         <w:tabs>
           <w:tab w:val="left" w:pos="993"/>
         </w:tabs>
-        <w:ind w:firstLine="709"/>
-        <w:jc w:val="both"/>
-        <w:rPr>
-          <w:sz w:val="28"/>
-          <w:szCs w:val="28"/>
-          <w:lang w:val="uz-Cyrl-UZ"/>
-        </w:rPr>
-      </w:pPr>
-      <w:r>
-        <w:rPr>
-          <w:sz w:val="28"/>
-          <w:szCs w:val="28"/>
-          <w:lang w:val="uz-Cyrl-UZ"/>
-        </w:rPr>
-        <w:t xml:space="preserve">Individual va kollektiv yondashish yo‘li bilan o‘qituvchi suhbat orqali ma’ruzaning o‘z ichiga olgan muammoli savollarning yechimini topadi. </w:t>
-      </w:r>
-    </w:p>
-    <w:p>
-      <w:pPr>
-        <w:widowControl w:val="0"/>
-        <w:tabs>
-          <w:tab w:val="left" w:pos="993"/>
-        </w:tabs>
+        <w:suppressAutoHyphens/>
         <w:autoSpaceDE w:val="0"/>
         <w:autoSpaceDN w:val="0"/>
         <w:adjustRightInd w:val="0"/>
@@ -5987,32 +5659,7 @@
           <w:szCs w:val="28"/>
           <w:lang w:val="uz-Cyrl-UZ"/>
         </w:rPr>
-        <w:t>O‘rganilayotgan o‘quv materiallarini faollashtirish uchun «Nima uchun bunday qilingan», «</w:t>
-      </w:r>
-      <w:r>
-        <w:rPr>
-          <w:sz w:val="28"/>
-          <w:szCs w:val="28"/>
-          <w:lang w:val="uz-Latn-UZ"/>
-        </w:rPr>
-        <w:t>Q</w:t>
-      </w:r>
-      <w:r>
-        <w:rPr>
-          <w:sz w:val="28"/>
-          <w:szCs w:val="28"/>
-          <w:lang w:val="uz-Cyrl-UZ"/>
-        </w:rPr>
-        <w:t xml:space="preserve">anchalik bu qulay (ma’qullik, maqsadga muofiq)», bunda o‘rganuvchilar </w:t>
-      </w:r>
-      <w:r>
-        <w:rPr>
-          <w:sz w:val="28"/>
-          <w:szCs w:val="28"/>
-          <w:lang w:val="uz-Cyrl-UZ"/>
-        </w:rPr>
-        <w:lastRenderedPageBreak/>
-        <w:t>orasida seminar mashg‘ulot xususiyatga ega bo‘lgan fikrlarni almashuv va metodik usullarni kiritish foydalidir.</w:t>
+        <w:t>Guruh mashg‘ulotlari kursantlarning ma’ruzalarda olgan nazariy bilimlarini yanada mustahkamlash, C++ va Python dasturlash tillarining asosiy komponentlari hamda operatorlaridan murakkab algoritmlarni realizatsiya qilishda mustaqil foydalanish ko‘nikmasini rivojlantirish maqsadida o‘tkaziladi. Mashg‘ulotlar davomida ma’lumotlar tuzilmalarini (stack, queue, trees, graphs) optimallashtirish, turli tillardagi kodlarning xotira va vaqt murakkabligini o‘zaro qiyoslash hamda mavjud kodlarni takomillashtirish bo‘yicha kursantlarni o‘qitish asosini tashkil qiladi.</w:t>
       </w:r>
     </w:p>
     <w:p>
@@ -6028,7 +5675,6 @@
         <w:ind w:firstLine="709"/>
         <w:jc w:val="both"/>
         <w:rPr>
-          <w:spacing w:val="-6"/>
           <w:sz w:val="28"/>
           <w:szCs w:val="28"/>
           <w:lang w:val="uz-Cyrl-UZ"/>
@@ -6036,12 +5682,11 @@
       </w:pPr>
       <w:r>
         <w:rPr>
-          <w:spacing w:val="-6"/>
           <w:sz w:val="28"/>
           <w:szCs w:val="28"/>
           <w:lang w:val="uz-Cyrl-UZ"/>
         </w:rPr>
-        <w:t xml:space="preserve">Amaliy mashg‘ulot o‘tkazish maqsadida kursantlar zamonaviy kompyuterlarda Python dasturlash tilida dastur yaratishadi va dasturlarni tahlilini o‘rganishadi. </w:t>
+        <w:t>Guruh mashg‘ulotlari maxsus o‘quv laboratoriyalarida, C++ (GCC/MSVC) va Python (3.x) muhitlari uchun kerakli dasturiy ta’minotlar (IDE: VS Code, CLion, PyCharm) bilan jihozlangan kompyuter sinf xonalarida o‘tkaziladi.</w:t>
       </w:r>
     </w:p>
     <w:p>
@@ -6068,7 +5713,193 @@
           <w:szCs w:val="28"/>
           <w:lang w:val="uz-Cyrl-UZ"/>
         </w:rPr>
-        <w:t>Amaliy mashg‘ulotlar zamonaviy kompyuterlar va multimedia vositalari bilan jihozlangan maxsus o‘quv sinf xonalarida o‘tkaziladi. Nazariy tajribani va amaliyotni o‘tash mobaynida o‘z qobiliyatini hamda ko‘nikmalarini takomillashtiradi.</w:t>
+        <w:t>Guruh mashg‘ulotlarining boshqa turdagi mashg‘ulotlardan ajratib turadigan jihati — ularda o‘rganiladigan ma’lumotlar tuzilmalari asoslari, C++ va Python tillari yordamida algoritmlarning hisoblash murakkabligini tahlil qilish, ma’lumotlarni saqlash va qidirishning eng samarali usullarini qo‘llash hamda ushbu dasturiy algoritmlarni turli platformalarda ishlatish va xizmat ko‘rsatishni o‘rgatish uchun ko‘p sonli xilma-xil o‘quv qurollari va metodik qo‘llanmalardan foydalanish hisoblanadi.</w:t>
+      </w:r>
+    </w:p>
+    <w:p>
+      <w:pPr>
+        <w:widowControl w:val="0"/>
+        <w:tabs>
+          <w:tab w:val="left" w:pos="993"/>
+        </w:tabs>
+        <w:suppressAutoHyphens/>
+        <w:autoSpaceDE w:val="0"/>
+        <w:autoSpaceDN w:val="0"/>
+        <w:adjustRightInd w:val="0"/>
+        <w:ind w:firstLine="709"/>
+        <w:jc w:val="both"/>
+        <w:rPr>
+          <w:sz w:val="28"/>
+          <w:szCs w:val="28"/>
+          <w:lang w:val="uz-Cyrl-UZ"/>
+        </w:rPr>
+      </w:pPr>
+      <w:r>
+        <w:rPr>
+          <w:sz w:val="28"/>
+          <w:szCs w:val="28"/>
+          <w:lang w:val="uz-Cyrl-UZ"/>
+        </w:rPr>
+        <w:t xml:space="preserve">O‘qituvchi individual va kollektiv yondashish yo‘li bilan, suhbat orqali ma’ruzaning o‘z ichiga olgan muammoli savollarning (masalan, </w:t>
+      </w:r>
+      <w:r>
+        <w:rPr>
+          <w:sz w:val="28"/>
+          <w:szCs w:val="28"/>
+          <w:lang w:val="uz-Cyrl-UZ"/>
+        </w:rPr>
+        <w:t>“</w:t>
+      </w:r>
+      <w:r>
+        <w:rPr>
+          <w:sz w:val="28"/>
+          <w:szCs w:val="28"/>
+          <w:lang w:val="uz-Cyrl-UZ"/>
+        </w:rPr>
+        <w:t>C++ da ko‘rsatkichlar (pointers) bilan ishlash xotira samaradorligini qanday oshiradi?</w:t>
+      </w:r>
+      <w:r>
+        <w:rPr>
+          <w:sz w:val="28"/>
+          <w:szCs w:val="28"/>
+          <w:lang w:val="uz-Cyrl-UZ"/>
+        </w:rPr>
+        <w:t>”</w:t>
+      </w:r>
+      <w:r>
+        <w:rPr>
+          <w:sz w:val="28"/>
+          <w:szCs w:val="28"/>
+          <w:lang w:val="uz-Cyrl-UZ"/>
+        </w:rPr>
+        <w:t>) yechimini topadi. O‘rganilayotgan o‘quv materiallarini faollashtirish uchun:</w:t>
+      </w:r>
+      <w:r>
+        <w:rPr>
+          <w:sz w:val="28"/>
+          <w:szCs w:val="28"/>
+          <w:lang w:val="uz-Cyrl-UZ"/>
+        </w:rPr>
+        <w:t xml:space="preserve"> </w:t>
+      </w:r>
+      <w:r>
+        <w:rPr>
+          <w:sz w:val="28"/>
+          <w:szCs w:val="28"/>
+          <w:lang w:val="uz-Cyrl-UZ"/>
+        </w:rPr>
+        <w:t>“</w:t>
+      </w:r>
+      <w:r>
+        <w:rPr>
+          <w:sz w:val="28"/>
+          <w:szCs w:val="28"/>
+          <w:lang w:val="uz-Cyrl-UZ"/>
+        </w:rPr>
+        <w:t xml:space="preserve">Nima </w:t>
+      </w:r>
+      <w:r>
+        <w:rPr>
+          <w:sz w:val="28"/>
+          <w:szCs w:val="28"/>
+          <w:lang w:val="uz-Cyrl-UZ"/>
+        </w:rPr>
+        <w:lastRenderedPageBreak/>
+        <w:t>uchun aynan ushbu ma’lumotlar tuzilmasi tanlangan?</w:t>
+      </w:r>
+      <w:r>
+        <w:rPr>
+          <w:sz w:val="28"/>
+          <w:szCs w:val="28"/>
+          <w:lang w:val="uz-Cyrl-UZ"/>
+        </w:rPr>
+        <w:t>”</w:t>
+      </w:r>
+      <w:r>
+        <w:rPr>
+          <w:sz w:val="28"/>
+          <w:szCs w:val="28"/>
+          <w:lang w:val="uz-Cyrl-UZ"/>
+        </w:rPr>
+        <w:t>, “</w:t>
+      </w:r>
+      <w:r>
+        <w:rPr>
+          <w:sz w:val="28"/>
+          <w:szCs w:val="28"/>
+          <w:lang w:val="uz-Cyrl-UZ"/>
+        </w:rPr>
+        <w:t>Ushbu algoritmni Python’da yozish qulaymi yoki C++ dami (maqsadga muvofiqligi)?</w:t>
+      </w:r>
+      <w:r>
+        <w:rPr>
+          <w:sz w:val="28"/>
+          <w:szCs w:val="28"/>
+          <w:lang w:val="uz-Cyrl-UZ"/>
+        </w:rPr>
+        <w:t>”</w:t>
+      </w:r>
+      <w:r>
+        <w:rPr>
+          <w:sz w:val="28"/>
+          <w:szCs w:val="28"/>
+          <w:lang w:val="uz-Cyrl-UZ"/>
+        </w:rPr>
+        <w:t xml:space="preserve"> kabi savollar orqali kursantlar orasida seminar mashg‘ulot xususiyatiga ega bo‘lgan fikr almashinuvi va metodik usullarni kiritish dars samaradorligini oshiradi.</w:t>
+      </w:r>
+    </w:p>
+    <w:p>
+      <w:pPr>
+        <w:widowControl w:val="0"/>
+        <w:tabs>
+          <w:tab w:val="left" w:pos="993"/>
+        </w:tabs>
+        <w:suppressAutoHyphens/>
+        <w:autoSpaceDE w:val="0"/>
+        <w:autoSpaceDN w:val="0"/>
+        <w:adjustRightInd w:val="0"/>
+        <w:ind w:firstLine="709"/>
+        <w:jc w:val="both"/>
+        <w:rPr>
+          <w:sz w:val="28"/>
+          <w:szCs w:val="28"/>
+          <w:lang w:val="uz-Cyrl-UZ"/>
+        </w:rPr>
+      </w:pPr>
+      <w:r>
+        <w:rPr>
+          <w:sz w:val="28"/>
+          <w:szCs w:val="28"/>
+          <w:lang w:val="uz-Cyrl-UZ"/>
+        </w:rPr>
+        <w:t>Amaliy mashg‘ulotlar o‘tkazish maqsadida kursantlar zamonaviy kompyuterlarda C++ va Python dasturlash tillarida ma’lumotlar tuzilmalari (linked lists, binary trees, hash tables) bo‘yicha dastur yaratishadi va ularning ishlash mexanizmini tahlil qilishadi.</w:t>
+      </w:r>
+    </w:p>
+    <w:p>
+      <w:pPr>
+        <w:widowControl w:val="0"/>
+        <w:tabs>
+          <w:tab w:val="left" w:pos="993"/>
+        </w:tabs>
+        <w:suppressAutoHyphens/>
+        <w:autoSpaceDE w:val="0"/>
+        <w:autoSpaceDN w:val="0"/>
+        <w:adjustRightInd w:val="0"/>
+        <w:ind w:firstLine="709"/>
+        <w:jc w:val="both"/>
+        <w:rPr>
+          <w:sz w:val="28"/>
+          <w:szCs w:val="28"/>
+          <w:lang w:val="uz-Cyrl-UZ"/>
+        </w:rPr>
+      </w:pPr>
+      <w:r>
+        <w:rPr>
+          <w:sz w:val="28"/>
+          <w:szCs w:val="28"/>
+          <w:lang w:val="uz-Cyrl-UZ"/>
+        </w:rPr>
+        <w:t>Amaliy mashg‘ulotlar multimedia vositalari bilan jihozlangan maxsus o‘quv sinf xonalarida o‘tkaziladi. Kursantlar nazariy tajribani va amaliyotni o‘tash mobaynida o‘zlarining algoritmlarni loyihalash, xotira bilan ishlash va dasturiy kodni optimallashtirish ko‘nikmalarini takomillashtirib boradilar.</w:t>
       </w:r>
     </w:p>
     <w:p>
@@ -6386,7 +6217,7 @@
         <w:rPr>
           <w:sz w:val="28"/>
           <w:szCs w:val="28"/>
-          <w:lang w:val="en-US"/>
+          <w:lang w:val="uz-Cyrl-UZ"/>
         </w:rPr>
         <w:t xml:space="preserve">Fan bo‘yicha kursantlarning bilim, ko‘nikma va malakalariga quyidagi talablar qo‘yiladi. </w:t>
       </w:r>
@@ -6425,7 +6256,11 @@
           <w:ilvl w:val="0"/>
           <w:numId w:val="2"/>
         </w:numPr>
-        <w:ind w:left="851" w:hanging="425"/>
+        <w:tabs>
+          <w:tab w:val="clear" w:pos="720"/>
+          <w:tab w:val="num" w:pos="426"/>
+        </w:tabs>
+        <w:ind w:left="709" w:hanging="283"/>
         <w:jc w:val="both"/>
         <w:rPr>
           <w:sz w:val="28"/>
@@ -6448,7 +6283,7 @@
           <w:ilvl w:val="0"/>
           <w:numId w:val="2"/>
         </w:numPr>
-        <w:ind w:left="0" w:firstLine="426"/>
+        <w:ind w:left="709" w:hanging="283"/>
         <w:jc w:val="both"/>
         <w:rPr>
           <w:sz w:val="28"/>
@@ -6471,7 +6306,7 @@
           <w:ilvl w:val="0"/>
           <w:numId w:val="2"/>
         </w:numPr>
-        <w:ind w:left="0" w:firstLine="426"/>
+        <w:ind w:left="709" w:hanging="283"/>
         <w:jc w:val="both"/>
         <w:rPr>
           <w:sz w:val="28"/>
@@ -6494,7 +6329,7 @@
           <w:ilvl w:val="0"/>
           <w:numId w:val="2"/>
         </w:numPr>
-        <w:ind w:left="0" w:firstLine="426"/>
+        <w:ind w:left="709" w:hanging="283"/>
         <w:jc w:val="both"/>
         <w:rPr>
           <w:sz w:val="28"/>
@@ -6508,6 +6343,7 @@
           <w:szCs w:val="28"/>
           <w:lang w:val="en-US"/>
         </w:rPr>
+        <w:lastRenderedPageBreak/>
         <w:t>Chiziqsiz ma’lumotlar tuzilmalari (daraxtlar, graflar, hesh-jadvallar);</w:t>
       </w:r>
     </w:p>
@@ -6517,7 +6353,7 @@
           <w:ilvl w:val="0"/>
           <w:numId w:val="2"/>
         </w:numPr>
-        <w:ind w:left="0" w:firstLine="426"/>
+        <w:ind w:left="709" w:hanging="283"/>
         <w:jc w:val="both"/>
         <w:rPr>
           <w:sz w:val="28"/>
@@ -6540,7 +6376,7 @@
           <w:ilvl w:val="0"/>
           <w:numId w:val="2"/>
         </w:numPr>
-        <w:ind w:left="0" w:firstLine="426"/>
+        <w:ind w:left="709" w:hanging="283"/>
         <w:jc w:val="both"/>
         <w:rPr>
           <w:sz w:val="28"/>
@@ -6563,7 +6399,7 @@
           <w:ilvl w:val="0"/>
           <w:numId w:val="2"/>
         </w:numPr>
-        <w:ind w:left="0" w:firstLine="426"/>
+        <w:ind w:left="709" w:hanging="283"/>
         <w:jc w:val="both"/>
         <w:rPr>
           <w:sz w:val="28"/>
@@ -6600,7 +6436,6 @@
           <w:szCs w:val="28"/>
           <w:lang w:val="en-US"/>
         </w:rPr>
-        <w:lastRenderedPageBreak/>
         <w:t>Quyidagilarni bilishi va ulardan foydalana (qo‘llay) olishi:</w:t>
       </w:r>
     </w:p>
@@ -6893,7 +6728,7 @@
     </w:p>
     <w:p>
       <w:pPr>
-        <w:jc w:val="center"/>
+        <w:spacing w:after="160" w:line="259" w:lineRule="auto"/>
         <w:rPr>
           <w:b/>
           <w:bCs/>
@@ -6910,9 +6745,12 @@
           <w:szCs w:val="26"/>
           <w:lang w:val="uz-Cyrl-UZ"/>
         </w:rPr>
-        <w:t xml:space="preserve">III. FANNI </w:t>
-      </w:r>
-      <w:r>
+        <w:br w:type="page"/>
+      </w:r>
+    </w:p>
+    <w:p>
+      <w:pPr>
+        <w:jc w:val="center"/>
         <w:rPr>
           <w:b/>
           <w:bCs/>
@@ -6920,8 +6758,7 @@
           <w:szCs w:val="26"/>
           <w:lang w:val="uz-Cyrl-UZ"/>
         </w:rPr>
-        <w:t>O‘</w:t>
-      </w:r>
+      </w:pPr>
       <w:r>
         <w:rPr>
           <w:b/>
@@ -6930,7 +6767,8 @@
           <w:szCs w:val="26"/>
           <w:lang w:val="uz-Cyrl-UZ"/>
         </w:rPr>
-        <w:t>QUV MASH</w:t>
+        <w:lastRenderedPageBreak/>
+        <w:t xml:space="preserve">III. FANNI </w:t>
       </w:r>
       <w:r>
         <w:rPr>
@@ -6940,7 +6778,7 @@
           <w:szCs w:val="26"/>
           <w:lang w:val="uz-Cyrl-UZ"/>
         </w:rPr>
-        <w:t>G‘</w:t>
+        <w:t>O‘</w:t>
       </w:r>
       <w:r>
         <w:rPr>
@@ -6950,7 +6788,7 @@
           <w:szCs w:val="26"/>
           <w:lang w:val="uz-Cyrl-UZ"/>
         </w:rPr>
-        <w:t>ULOT TURLARI B</w:t>
+        <w:t>QUV MASH</w:t>
       </w:r>
       <w:r>
         <w:rPr>
@@ -6960,7 +6798,7 @@
           <w:szCs w:val="26"/>
           <w:lang w:val="uz-Cyrl-UZ"/>
         </w:rPr>
-        <w:t>O‘</w:t>
+        <w:t>G‘</w:t>
       </w:r>
       <w:r>
         <w:rPr>
@@ -6970,6 +6808,26 @@
           <w:szCs w:val="26"/>
           <w:lang w:val="uz-Cyrl-UZ"/>
         </w:rPr>
+        <w:t>ULOT TURLARI B</w:t>
+      </w:r>
+      <w:r>
+        <w:rPr>
+          <w:b/>
+          <w:bCs/>
+          <w:sz w:val="26"/>
+          <w:szCs w:val="26"/>
+          <w:lang w:val="uz-Cyrl-UZ"/>
+        </w:rPr>
+        <w:t>O‘</w:t>
+      </w:r>
+      <w:r>
+        <w:rPr>
+          <w:b/>
+          <w:bCs/>
+          <w:sz w:val="26"/>
+          <w:szCs w:val="26"/>
+          <w:lang w:val="uz-Cyrl-UZ"/>
+        </w:rPr>
         <w:t>YICHA</w:t>
       </w:r>
     </w:p>
@@ -7004,17 +6862,6 @@
         </w:rPr>
         <w:t>QITISH REJASI</w:t>
       </w:r>
-    </w:p>
-    <w:p>
-      <w:pPr>
-        <w:jc w:val="center"/>
-        <w:rPr>
-          <w:b/>
-          <w:sz w:val="20"/>
-          <w:szCs w:val="22"/>
-          <w:lang w:val="en-US"/>
-        </w:rPr>
-      </w:pPr>
     </w:p>
     <w:p>
       <w:pPr>
@@ -7047,13 +6894,10 @@
         <w:gridCol w:w="567"/>
         <w:gridCol w:w="4748"/>
         <w:gridCol w:w="283"/>
-        <w:gridCol w:w="1538"/>
-        <w:gridCol w:w="283"/>
+        <w:gridCol w:w="1915"/>
       </w:tblGrid>
       <w:tr>
         <w:trPr>
-          <w:gridAfter w:val="1"/>
-          <w:wAfter w:w="283" w:type="dxa"/>
           <w:cantSplit/>
           <w:trHeight w:val="2410"/>
         </w:trPr>
@@ -7248,7 +7092,7 @@
         </w:tc>
         <w:tc>
           <w:tcPr>
-            <w:tcW w:w="1821" w:type="dxa"/>
+            <w:tcW w:w="2198" w:type="dxa"/>
             <w:gridSpan w:val="2"/>
             <w:vAlign w:val="center"/>
           </w:tcPr>
@@ -7307,6 +7151,41 @@
                 <w:lang w:val="uz-Cyrl-UZ"/>
               </w:rPr>
               <w:t>ta’minlanishi</w:t>
+            </w:r>
+          </w:p>
+        </w:tc>
+      </w:tr>
+      <w:tr>
+        <w:trPr>
+          <w:trHeight w:val="558"/>
+        </w:trPr>
+        <w:tc>
+          <w:tcPr>
+            <w:tcW w:w="9493" w:type="dxa"/>
+            <w:gridSpan w:val="6"/>
+            <w:vAlign w:val="center"/>
+          </w:tcPr>
+          <w:p>
+            <w:pPr>
+              <w:jc w:val="center"/>
+              <w:rPr>
+                <w:b/>
+                <w:lang w:val="uz-Latn-UZ"/>
+              </w:rPr>
+            </w:pPr>
+            <w:r>
+              <w:rPr>
+                <w:b/>
+                <w:lang w:val="en-US"/>
+              </w:rPr>
+              <w:t>5</w:t>
+            </w:r>
+            <w:r>
+              <w:rPr>
+                <w:b/>
+                <w:lang w:val="uz-Latn-UZ"/>
+              </w:rPr>
+              <w:t>- semestr</w:t>
             </w:r>
           </w:p>
         </w:tc>
@@ -7317,31 +7196,238 @@
         </w:trPr>
         <w:tc>
           <w:tcPr>
-            <w:tcW w:w="9399" w:type="dxa"/>
-            <w:gridSpan w:val="7"/>
-            <w:vAlign w:val="center"/>
-          </w:tcPr>
-          <w:p>
-            <w:pPr>
-              <w:jc w:val="center"/>
+            <w:tcW w:w="567" w:type="dxa"/>
+            <w:tcBorders>
+              <w:top w:val="single" w:sz="4" w:space="0" w:color="auto"/>
+              <w:left w:val="single" w:sz="4" w:space="0" w:color="auto"/>
+              <w:bottom w:val="single" w:sz="4" w:space="0" w:color="auto"/>
+              <w:right w:val="single" w:sz="4" w:space="0" w:color="auto"/>
+            </w:tcBorders>
+            <w:vAlign w:val="center"/>
+          </w:tcPr>
+          <w:p>
+            <w:pPr>
+              <w:jc w:val="center"/>
+              <w:rPr>
+                <w:color w:val="000000"/>
+              </w:rPr>
+            </w:pPr>
+            <w:r>
+              <w:rPr>
+                <w:color w:val="000000"/>
+              </w:rPr>
+              <w:t>1.</w:t>
+            </w:r>
+          </w:p>
+        </w:tc>
+        <w:tc>
+          <w:tcPr>
+            <w:tcW w:w="1413" w:type="dxa"/>
+            <w:tcBorders>
+              <w:top w:val="single" w:sz="4" w:space="0" w:color="auto"/>
+              <w:left w:val="single" w:sz="4" w:space="0" w:color="auto"/>
+              <w:bottom w:val="single" w:sz="4" w:space="0" w:color="auto"/>
+              <w:right w:val="single" w:sz="4" w:space="0" w:color="auto"/>
+            </w:tcBorders>
+            <w:vAlign w:val="center"/>
+          </w:tcPr>
+          <w:p>
+            <w:pPr>
+              <w:jc w:val="center"/>
+              <w:rPr>
+                <w:color w:val="000000"/>
+                <w:lang w:val="en-US"/>
+              </w:rPr>
+            </w:pPr>
+            <w:r>
+              <w:rPr>
+                <w:color w:val="000000"/>
+                <w:lang w:val="en-US"/>
+              </w:rPr>
+              <w:t>Ma’ruza</w:t>
+            </w:r>
+          </w:p>
+        </w:tc>
+        <w:tc>
+          <w:tcPr>
+            <w:tcW w:w="567" w:type="dxa"/>
+            <w:tcBorders>
+              <w:top w:val="single" w:sz="4" w:space="0" w:color="auto"/>
+              <w:left w:val="single" w:sz="4" w:space="0" w:color="auto"/>
+              <w:bottom w:val="single" w:sz="4" w:space="0" w:color="auto"/>
+              <w:right w:val="single" w:sz="4" w:space="0" w:color="auto"/>
+            </w:tcBorders>
+            <w:vAlign w:val="center"/>
+          </w:tcPr>
+          <w:p>
+            <w:pPr>
+              <w:jc w:val="center"/>
+              <w:rPr>
+                <w:color w:val="000000"/>
+                <w:lang w:val="en-US"/>
+              </w:rPr>
+            </w:pPr>
+            <w:r>
+              <w:rPr>
+                <w:color w:val="000000"/>
+                <w:lang w:val="en-US"/>
+              </w:rPr>
+              <w:t>2</w:t>
+            </w:r>
+          </w:p>
+        </w:tc>
+        <w:tc>
+          <w:tcPr>
+            <w:tcW w:w="5031" w:type="dxa"/>
+            <w:gridSpan w:val="2"/>
+            <w:tcBorders>
+              <w:top w:val="single" w:sz="4" w:space="0" w:color="auto"/>
+              <w:left w:val="single" w:sz="4" w:space="0" w:color="auto"/>
+              <w:bottom w:val="single" w:sz="4" w:space="0" w:color="auto"/>
+              <w:right w:val="single" w:sz="4" w:space="0" w:color="auto"/>
+            </w:tcBorders>
+            <w:vAlign w:val="center"/>
+          </w:tcPr>
+          <w:p>
+            <w:pPr>
+              <w:jc w:val="both"/>
+              <w:rPr>
+                <w:lang w:val="en-US"/>
+              </w:rPr>
+            </w:pPr>
+            <w:r>
               <w:rPr>
                 <w:b/>
-                <w:lang w:val="uz-Latn-UZ"/>
+                <w:bCs/>
+                <w:lang w:val="en-US"/>
+              </w:rPr>
+              <w:t>1-Mavzu:</w:t>
+            </w:r>
+            <w:r>
+              <w:rPr>
+                <w:lang w:val="en-US"/>
+              </w:rPr>
+              <w:t xml:space="preserve"> Asosiy tushunchalar, murakkablik tahlili, rekursiya, massivlar va satrlar.</w:t>
+            </w:r>
+          </w:p>
+          <w:p>
+            <w:pPr>
+              <w:jc w:val="both"/>
+              <w:rPr>
+                <w:lang w:val="en-US"/>
               </w:rPr>
             </w:pPr>
             <w:r>
               <w:rPr>
                 <w:b/>
-                <w:lang w:val="en-US"/>
-              </w:rPr>
-              <w:t>5</w:t>
-            </w:r>
-            <w:r>
+                <w:bCs/>
+                <w:lang w:val="en-US"/>
+              </w:rPr>
+              <w:t>1-mashg‘ulot.</w:t>
+            </w:r>
+            <w:r>
+              <w:rPr>
+                <w:lang w:val="en-US"/>
+              </w:rPr>
+              <w:t xml:space="preserve"> Fanga kirish, uning tarixi, murakkablik tahlili, rekursiya, massiv va satrlar nazariyasi.</w:t>
+            </w:r>
+          </w:p>
+          <w:p>
+            <w:pPr>
+              <w:jc w:val="center"/>
+              <w:rPr>
+                <w:lang w:val="en-US"/>
+              </w:rPr>
+            </w:pPr>
+            <w:r>
+              <w:rPr>
+                <w:lang w:val="en-US"/>
+              </w:rPr>
+              <w:t>O‘quv savollari:</w:t>
+            </w:r>
+          </w:p>
+          <w:p>
+            <w:pPr>
+              <w:jc w:val="both"/>
+              <w:rPr>
+                <w:lang w:val="en-US"/>
+              </w:rPr>
+            </w:pPr>
+            <w:r>
+              <w:rPr>
+                <w:lang w:val="en-US"/>
+              </w:rPr>
+              <w:t>1. Fanning tarixi, maqsadi, vazifalari va dasturlash asoslari (operatorlar, funksiyalar va OOP tushunchalari).</w:t>
+            </w:r>
+          </w:p>
+          <w:p>
+            <w:pPr>
+              <w:jc w:val="both"/>
+              <w:rPr>
+                <w:lang w:val="en-US"/>
+              </w:rPr>
+            </w:pPr>
+            <w:r>
+              <w:rPr>
+                <w:lang w:val="en-US"/>
+              </w:rPr>
+              <w:t>2. Algoritm murakkabligini tahlil qilish: o‘sish tartibi va asimptotik tahlil (Big-O, Theta, Big-Ω).</w:t>
+            </w:r>
+          </w:p>
+          <w:p>
+            <w:pPr>
+              <w:jc w:val="both"/>
+              <w:rPr>
+                <w:lang w:val="en-US"/>
+              </w:rPr>
+            </w:pPr>
+            <w:r>
+              <w:rPr>
+                <w:lang w:val="en-US"/>
+              </w:rPr>
+              <w:t>3. Rekursiya nazariyasi, matematik algoritmlar va mantiqiy qonuniyatlarni shakllantirish usullari.</w:t>
+            </w:r>
+          </w:p>
+          <w:p>
+            <w:pPr>
+              <w:jc w:val="both"/>
               <w:rPr>
                 <w:b/>
-                <w:lang w:val="uz-Latn-UZ"/>
-              </w:rPr>
-              <w:t>- semestr</w:t>
+                <w:bCs/>
+                <w:lang w:val="en-US"/>
+              </w:rPr>
+            </w:pPr>
+            <w:r>
+              <w:rPr>
+                <w:lang w:val="en-US"/>
+              </w:rPr>
+              <w:t>4. Chiziqli ma’lumotlar tuzilmalari: Massiv (Array), Satr (String) va Matritsalar ustida amallar bajarishning nazariy asoslari.</w:t>
+            </w:r>
+          </w:p>
+        </w:tc>
+        <w:tc>
+          <w:tcPr>
+            <w:tcW w:w="1915" w:type="dxa"/>
+            <w:tcBorders>
+              <w:top w:val="single" w:sz="4" w:space="0" w:color="auto"/>
+              <w:left w:val="single" w:sz="4" w:space="0" w:color="auto"/>
+              <w:bottom w:val="single" w:sz="4" w:space="0" w:color="auto"/>
+              <w:right w:val="single" w:sz="4" w:space="0" w:color="auto"/>
+            </w:tcBorders>
+            <w:vAlign w:val="center"/>
+          </w:tcPr>
+          <w:p>
+            <w:pPr>
+              <w:jc w:val="center"/>
+              <w:rPr>
+                <w:lang w:val="uz-Cyrl-UZ"/>
+              </w:rPr>
+            </w:pPr>
+            <w:r>
+              <w:rPr>
+                <w:lang w:val="uz-Cyrl-UZ"/>
+              </w:rPr>
+              <w:t>Kompyuter. Interaktiv panel. Taqdimot materiallari.</w:t>
             </w:r>
           </w:p>
         </w:tc>
@@ -7369,11 +7455,7 @@
               </w:rPr>
             </w:pPr>
             <w:r>
-              <w:rPr>
-                <w:color w:val="000000"/>
-              </w:rPr>
-              <w:lastRenderedPageBreak/>
-              <w:t>1.</w:t>
+              <w:t>2.</w:t>
             </w:r>
           </w:p>
         </w:tc>
@@ -7397,11 +7479,13 @@
               </w:rPr>
             </w:pPr>
             <w:r>
-              <w:rPr>
-                <w:color w:val="000000"/>
-                <w:lang w:val="en-US"/>
-              </w:rPr>
-              <w:t>Ma’ruza</w:t>
+              <w:t>Guruh</w:t>
+            </w:r>
+            <w:r>
+              <w:rPr>
+                <w:lang w:val="en-US"/>
+              </w:rPr>
+              <w:t xml:space="preserve"> mashg‘uloti</w:t>
             </w:r>
           </w:p>
         </w:tc>
@@ -7425,10 +7509,6 @@
               </w:rPr>
             </w:pPr>
             <w:r>
-              <w:rPr>
-                <w:color w:val="000000"/>
-                <w:lang w:val="en-US"/>
-              </w:rPr>
               <w:t>2</w:t>
             </w:r>
           </w:p>
@@ -7447,6 +7527,7 @@
           </w:tcPr>
           <w:p>
             <w:pPr>
+              <w:pStyle w:val="a7"/>
               <w:jc w:val="both"/>
               <w:rPr>
                 <w:lang w:val="en-US"/>
@@ -7469,6 +7550,7 @@
           </w:p>
           <w:p>
             <w:pPr>
+              <w:pStyle w:val="a7"/>
               <w:jc w:val="both"/>
               <w:rPr>
                 <w:lang w:val="en-US"/>
@@ -7480,18 +7562,19 @@
                 <w:bCs/>
                 <w:lang w:val="en-US"/>
               </w:rPr>
-              <w:t>1-mashg‘ulot.</w:t>
-            </w:r>
-            <w:r>
-              <w:rPr>
-                <w:lang w:val="en-US"/>
-              </w:rPr>
-              <w:t xml:space="preserve"> Fanga kirish, uning tarixi, murakkablik tahlili, rekursiya, massiv va satrlar nazariyasi.</w:t>
-            </w:r>
-          </w:p>
-          <w:p>
-            <w:pPr>
-              <w:jc w:val="center"/>
+              <w:t>2-mashg‘ulot.</w:t>
+            </w:r>
+            <w:r>
+              <w:rPr>
+                <w:lang w:val="en-US"/>
+              </w:rPr>
+              <w:t xml:space="preserve"> Dasturlash asoslari va obyektga yo‘naltirilgan dasturlash tushunchalari.</w:t>
+            </w:r>
+          </w:p>
+          <w:p>
+            <w:pPr>
+              <w:pStyle w:val="a7"/>
+              <w:jc w:val="both"/>
               <w:rPr>
                 <w:lang w:val="en-US"/>
               </w:rPr>
@@ -7505,67 +7588,52 @@
           </w:p>
           <w:p>
             <w:pPr>
-              <w:jc w:val="both"/>
-              <w:rPr>
-                <w:lang w:val="en-US"/>
-              </w:rPr>
-            </w:pPr>
-            <w:r>
-              <w:rPr>
-                <w:lang w:val="en-US"/>
-              </w:rPr>
-              <w:t>1. Fanning tarixi, maqsadi, vazifalari va dasturlash asoslari (operatorlar, funksiyalar va OOP tushunchalari).</w:t>
-            </w:r>
-          </w:p>
-          <w:p>
-            <w:pPr>
-              <w:jc w:val="both"/>
-              <w:rPr>
-                <w:lang w:val="en-US"/>
-              </w:rPr>
-            </w:pPr>
-            <w:r>
-              <w:rPr>
-                <w:lang w:val="en-US"/>
-              </w:rPr>
-              <w:t>2. Algoritm murakkabligini tahlil qilish: o‘sish tartibi va asimptotik tahlil (Big-O, Theta, Big-Ω).</w:t>
-            </w:r>
-          </w:p>
-          <w:p>
-            <w:pPr>
-              <w:jc w:val="both"/>
-              <w:rPr>
-                <w:lang w:val="en-US"/>
-              </w:rPr>
-            </w:pPr>
-            <w:r>
-              <w:rPr>
-                <w:lang w:val="en-US"/>
-              </w:rPr>
-              <w:t>3. Rekursiya nazariyasi, matematik algoritmlar va mantiqiy qonuniyatlarni shakllantirish usullari.</w:t>
-            </w:r>
-          </w:p>
-          <w:p>
-            <w:pPr>
-              <w:jc w:val="both"/>
-              <w:rPr>
-                <w:b/>
-                <w:bCs/>
-                <w:lang w:val="en-US"/>
-              </w:rPr>
-            </w:pPr>
-            <w:r>
-              <w:rPr>
-                <w:lang w:val="en-US"/>
-              </w:rPr>
-              <w:t>4. Chiziqli ma’lumotlar tuzilmalari: Massiv (Array), Satr (String) va Matritsalar ustida amallar bajarishning nazariy asoslari.</w:t>
-            </w:r>
-          </w:p>
-        </w:tc>
-        <w:tc>
-          <w:tcPr>
-            <w:tcW w:w="1821" w:type="dxa"/>
-            <w:gridSpan w:val="2"/>
+              <w:pStyle w:val="a7"/>
+              <w:jc w:val="both"/>
+              <w:rPr>
+                <w:lang w:val="en-US"/>
+              </w:rPr>
+            </w:pPr>
+            <w:r>
+              <w:rPr>
+                <w:lang w:val="en-US"/>
+              </w:rPr>
+              <w:t>1. Ma’lumotlarni kiritish va chiqarish (Input and Output) hamda shart operatorlari (Conditional Statements) bilan ishlash.</w:t>
+            </w:r>
+          </w:p>
+          <w:p>
+            <w:pPr>
+              <w:pStyle w:val="a7"/>
+              <w:jc w:val="both"/>
+              <w:rPr>
+                <w:lang w:val="en-US"/>
+              </w:rPr>
+            </w:pPr>
+            <w:r>
+              <w:rPr>
+                <w:lang w:val="en-US"/>
+              </w:rPr>
+              <w:t>2. Takrorlanish sikl operatorlari (For loop, While loop) yordamida dasturlar tuzish.</w:t>
+            </w:r>
+          </w:p>
+          <w:p>
+            <w:pPr>
+              <w:jc w:val="both"/>
+              <w:rPr>
+                <w:lang w:val="en-US"/>
+              </w:rPr>
+            </w:pPr>
+            <w:r>
+              <w:rPr>
+                <w:lang w:val="en-US"/>
+              </w:rPr>
+              <w:t>3. Funksiyalar (Function), sinflar (Classes) va obyektlar (Objects) asosida dasturlash.</w:t>
+            </w:r>
+          </w:p>
+        </w:tc>
+        <w:tc>
+          <w:tcPr>
+            <w:tcW w:w="1915" w:type="dxa"/>
             <w:tcBorders>
               <w:top w:val="single" w:sz="4" w:space="0" w:color="auto"/>
               <w:left w:val="single" w:sz="4" w:space="0" w:color="auto"/>
@@ -7583,7 +7651,7 @@
             </w:pPr>
             <w:r>
               <w:rPr>
-                <w:lang w:val="uz-Cyrl-UZ"/>
+                <w:lang w:val="en-US"/>
               </w:rPr>
               <w:t>Kompyuter. Interaktiv panel. Taqdimot materiallari.</w:t>
             </w:r>
@@ -7613,7 +7681,10 @@
               </w:rPr>
             </w:pPr>
             <w:r>
-              <w:t>2.</w:t>
+              <w:rPr>
+                <w:color w:val="000000"/>
+              </w:rPr>
+              <w:t>3.</w:t>
             </w:r>
           </w:p>
         </w:tc>
@@ -7667,6 +7738,10 @@
               </w:rPr>
             </w:pPr>
             <w:r>
+              <w:rPr>
+                <w:color w:val="000000"/>
+                <w:lang w:val="en-US"/>
+              </w:rPr>
               <w:t>2</w:t>
             </w:r>
           </w:p>
@@ -7685,7 +7760,6 @@
           </w:tcPr>
           <w:p>
             <w:pPr>
-              <w:pStyle w:val="a7"/>
               <w:jc w:val="both"/>
               <w:rPr>
                 <w:lang w:val="en-US"/>
@@ -7708,7 +7782,6 @@
           </w:p>
           <w:p>
             <w:pPr>
-              <w:pStyle w:val="a7"/>
               <w:jc w:val="both"/>
               <w:rPr>
                 <w:lang w:val="en-US"/>
@@ -7720,19 +7793,18 @@
                 <w:bCs/>
                 <w:lang w:val="en-US"/>
               </w:rPr>
-              <w:t>2-mashg‘ulot.</w:t>
-            </w:r>
-            <w:r>
-              <w:rPr>
-                <w:lang w:val="en-US"/>
-              </w:rPr>
-              <w:t xml:space="preserve"> Dasturlash asoslari va obyektga yo‘naltirilgan dasturlash tushunchalari.</w:t>
-            </w:r>
-          </w:p>
-          <w:p>
-            <w:pPr>
-              <w:pStyle w:val="a7"/>
-              <w:jc w:val="both"/>
+              <w:t>3-mashg‘ulot.</w:t>
+            </w:r>
+            <w:r>
+              <w:rPr>
+                <w:lang w:val="en-US"/>
+              </w:rPr>
+              <w:t xml:space="preserve"> Algoritmlar murakkabligini tahlil qilish.</w:t>
+            </w:r>
+          </w:p>
+          <w:p>
+            <w:pPr>
+              <w:jc w:val="center"/>
               <w:rPr>
                 <w:lang w:val="en-US"/>
               </w:rPr>
@@ -7746,53 +7818,53 @@
           </w:p>
           <w:p>
             <w:pPr>
-              <w:pStyle w:val="a7"/>
-              <w:jc w:val="both"/>
-              <w:rPr>
-                <w:lang w:val="en-US"/>
-              </w:rPr>
-            </w:pPr>
-            <w:r>
-              <w:rPr>
-                <w:lang w:val="en-US"/>
-              </w:rPr>
-              <w:t>1. Ma’lumotlarni kiritish va chiqarish (Input and Output) hamda shart operatorlari (Conditional Statements) bilan ishlash.</w:t>
-            </w:r>
-          </w:p>
-          <w:p>
-            <w:pPr>
-              <w:pStyle w:val="a7"/>
-              <w:jc w:val="both"/>
-              <w:rPr>
-                <w:lang w:val="en-US"/>
-              </w:rPr>
-            </w:pPr>
-            <w:r>
-              <w:rPr>
-                <w:lang w:val="en-US"/>
-              </w:rPr>
-              <w:t>2. Takrorlanish sikl operatorlari (For loop, While loop) yordamida dasturlar tuzish.</w:t>
-            </w:r>
-          </w:p>
-          <w:p>
-            <w:pPr>
-              <w:jc w:val="both"/>
-              <w:rPr>
-                <w:lang w:val="en-US"/>
-              </w:rPr>
-            </w:pPr>
-            <w:r>
-              <w:rPr>
-                <w:lang w:val="en-US"/>
-              </w:rPr>
-              <w:t>3. Funksiyalar (Function), sinflar (Classes) va obyektlar (Objects) asosida dasturlash.</w:t>
-            </w:r>
-          </w:p>
-        </w:tc>
-        <w:tc>
-          <w:tcPr>
-            <w:tcW w:w="1821" w:type="dxa"/>
-            <w:gridSpan w:val="2"/>
+              <w:jc w:val="both"/>
+              <w:rPr>
+                <w:lang w:val="en-US"/>
+              </w:rPr>
+            </w:pPr>
+            <w:r>
+              <w:rPr>
+                <w:lang w:val="en-US"/>
+              </w:rPr>
+              <w:t>1. O‘sish tartibi (Order of Growth) va asimptotik tahlil (Asymptotic Analysis) asoslari.</w:t>
+            </w:r>
+          </w:p>
+          <w:p>
+            <w:pPr>
+              <w:jc w:val="both"/>
+              <w:rPr>
+                <w:lang w:val="en-US"/>
+              </w:rPr>
+            </w:pPr>
+            <w:r>
+              <w:rPr>
+                <w:lang w:val="en-US"/>
+              </w:rPr>
+              <w:t>2. Asimptotik yozuvlar: Big-O, Theta va Big-Ω belgilari.</w:t>
+            </w:r>
+          </w:p>
+          <w:p>
+            <w:pPr>
+              <w:jc w:val="both"/>
+              <w:rPr>
+                <w:b/>
+                <w:bCs/>
+                <w:lang w:val="en-US"/>
+              </w:rPr>
+            </w:pPr>
+            <w:r>
+              <w:rPr>
+                <w:lang w:val="en-US"/>
+              </w:rPr>
+              <w:lastRenderedPageBreak/>
+              <w:t>3. Algoritmlarning vaqt murakkabligi (Time Complexity) va xotira murakkabligini (Space Complexity) hisoblash.</w:t>
+            </w:r>
+          </w:p>
+        </w:tc>
+        <w:tc>
+          <w:tcPr>
+            <w:tcW w:w="1915" w:type="dxa"/>
             <w:tcBorders>
               <w:top w:val="single" w:sz="4" w:space="0" w:color="auto"/>
               <w:left w:val="single" w:sz="4" w:space="0" w:color="auto"/>
@@ -7810,8 +7882,9 @@
             </w:pPr>
             <w:r>
               <w:rPr>
-                <w:lang w:val="en-US"/>
-              </w:rPr>
+                <w:lang w:val="uz-Cyrl-UZ"/>
+              </w:rPr>
+              <w:lastRenderedPageBreak/>
               <w:t>Kompyuter. Interaktiv panel. Taqdimot materiallari.</w:t>
             </w:r>
           </w:p>
@@ -7843,7 +7916,7 @@
               <w:rPr>
                 <w:color w:val="000000"/>
               </w:rPr>
-              <w:t>3.</w:t>
+              <w:t>4.</w:t>
             </w:r>
           </w:p>
         </w:tc>
@@ -7952,13 +8025,13 @@
                 <w:bCs/>
                 <w:lang w:val="en-US"/>
               </w:rPr>
-              <w:t>3-mashg‘ulot.</w:t>
-            </w:r>
-            <w:r>
-              <w:rPr>
-                <w:lang w:val="en-US"/>
-              </w:rPr>
-              <w:t xml:space="preserve"> Algoritmlar murakkabligini tahlil qilish.</w:t>
+              <w:t>4-mashg‘ulot.</w:t>
+            </w:r>
+            <w:r>
+              <w:rPr>
+                <w:lang w:val="en-US"/>
+              </w:rPr>
+              <w:t xml:space="preserve"> Sodda matematik algoritmlar va qonuniyatlarni dasturlash.</w:t>
             </w:r>
           </w:p>
           <w:p>
@@ -7986,21 +8059,21 @@
               <w:rPr>
                 <w:lang w:val="en-US"/>
               </w:rPr>
-              <w:t>1. O‘sish tartibi (Order of Growth) va asimptotik tahlil (Asymptotic Analysis) asoslari.</w:t>
-            </w:r>
-          </w:p>
-          <w:p>
-            <w:pPr>
-              <w:jc w:val="both"/>
-              <w:rPr>
-                <w:lang w:val="en-US"/>
-              </w:rPr>
-            </w:pPr>
-            <w:r>
-              <w:rPr>
-                <w:lang w:val="en-US"/>
-              </w:rPr>
-              <w:t>2. Asimptotik yozuvlar: Big-O, Theta va Big-Ω belgilari.</w:t>
+              <w:t>1. Sodda matematik amallar: sonning juft yoki toqligini aniqlash (Even or Odd) va natural sonlar yig‘indisini (Sum of Naturals) hisoblash.</w:t>
+            </w:r>
+          </w:p>
+          <w:p>
+            <w:pPr>
+              <w:jc w:val="both"/>
+              <w:rPr>
+                <w:lang w:val="en-US"/>
+              </w:rPr>
+            </w:pPr>
+            <w:r>
+              <w:rPr>
+                <w:lang w:val="en-US"/>
+              </w:rPr>
+              <w:t>2. Berilgan qiymatga eng yaqin sonni topish (Closest Number) algoritmi va to‘la to‘rtburchak (Solid Rectangle) shaklini dasturlash.</w:t>
             </w:r>
           </w:p>
           <w:p>
@@ -8016,14 +8089,13 @@
               <w:rPr>
                 <w:lang w:val="en-US"/>
               </w:rPr>
-              <w:t>3. Algoritmlarning vaqt murakkabligi (Time Complexity) va xotira murakkabligini (Space Complexity) hisoblash.</w:t>
-            </w:r>
-          </w:p>
-        </w:tc>
-        <w:tc>
-          <w:tcPr>
-            <w:tcW w:w="1821" w:type="dxa"/>
-            <w:gridSpan w:val="2"/>
+              <w:t>3. Sikllar yordamida mantiqiy qonuniyatlar yaratish: Floyd uchburchagi (Floyd's Triangle) va bo‘sh to‘rtburchak (Hollow rectangle) algoritmlari.</w:t>
+            </w:r>
+          </w:p>
+        </w:tc>
+        <w:tc>
+          <w:tcPr>
+            <w:tcW w:w="1915" w:type="dxa"/>
             <w:tcBorders>
               <w:top w:val="single" w:sz="4" w:space="0" w:color="auto"/>
               <w:left w:val="single" w:sz="4" w:space="0" w:color="auto"/>
@@ -8074,7 +8146,7 @@
               <w:rPr>
                 <w:color w:val="000000"/>
               </w:rPr>
-              <w:t>4.</w:t>
+              <w:t>5.</w:t>
             </w:r>
           </w:p>
         </w:tc>
@@ -8183,18 +8255,18 @@
                 <w:bCs/>
                 <w:lang w:val="en-US"/>
               </w:rPr>
-              <w:t>4-mashg‘ulot.</w:t>
-            </w:r>
-            <w:r>
-              <w:rPr>
-                <w:lang w:val="en-US"/>
-              </w:rPr>
-              <w:t xml:space="preserve"> Sodda matematik algoritmlar va qonuniyatlarni dasturlash.</w:t>
-            </w:r>
-          </w:p>
-          <w:p>
-            <w:pPr>
-              <w:jc w:val="center"/>
+              <w:t>5-mashg‘ulot.</w:t>
+            </w:r>
+            <w:r>
+              <w:rPr>
+                <w:lang w:val="en-US"/>
+              </w:rPr>
+              <w:t xml:space="preserve"> Sodda rekursiya va o‘rta qiyinlikdagi qonuniyatlarni dasturlash.</w:t>
+            </w:r>
+          </w:p>
+          <w:p>
+            <w:pPr>
+              <w:jc w:val="both"/>
               <w:rPr>
                 <w:lang w:val="en-US"/>
               </w:rPr>
@@ -8217,21 +8289,21 @@
               <w:rPr>
                 <w:lang w:val="en-US"/>
               </w:rPr>
-              <w:t>1. Sodda matematik amallar: sonning juft yoki toqligini aniqlash (Even or Odd) va natural sonlar yig‘indisini (Sum of Naturals) hisoblash.</w:t>
-            </w:r>
-          </w:p>
-          <w:p>
-            <w:pPr>
-              <w:jc w:val="both"/>
-              <w:rPr>
-                <w:lang w:val="en-US"/>
-              </w:rPr>
-            </w:pPr>
-            <w:r>
-              <w:rPr>
-                <w:lang w:val="en-US"/>
-              </w:rPr>
-              <w:t>2. Berilgan qiymatga eng yaqin sonni topish (Closest Number) algoritmi va to‘la to‘rtburchak (Solid Rectangle) shaklini dasturlash.</w:t>
+              <w:t>1. Rekursiya yordamida sonlarni 1 dan n gacha (Print 1 to n) va n dan 1 gacha (Print n to 1) chop etish algoritmlari.</w:t>
+            </w:r>
+          </w:p>
+          <w:p>
+            <w:pPr>
+              <w:jc w:val="both"/>
+              <w:rPr>
+                <w:lang w:val="en-US"/>
+              </w:rPr>
+            </w:pPr>
+            <w:r>
+              <w:rPr>
+                <w:lang w:val="en-US"/>
+              </w:rPr>
+              <w:t>2. Rekursiv usulda faktorialni (Factorial), eng katta umumiy bo‘luvchini (GCD) hisoblash va sonni darajaga ko‘tarish (Power).</w:t>
             </w:r>
           </w:p>
           <w:p>
@@ -8247,15 +8319,13 @@
               <w:rPr>
                 <w:lang w:val="en-US"/>
               </w:rPr>
-              <w:lastRenderedPageBreak/>
-              <w:t>3. Sikllar yordamida mantiqiy qonuniyatlar yaratish: Floyd uchburchagi (Floyd's Triangle) va bo‘sh to‘rtburchak (Hollow rectangle) algoritmlari.</w:t>
-            </w:r>
-          </w:p>
-        </w:tc>
-        <w:tc>
-          <w:tcPr>
-            <w:tcW w:w="1821" w:type="dxa"/>
-            <w:gridSpan w:val="2"/>
+              <w:t>3. O‘rta qiyinlikdagi shakllar: piramida (Pyramid) va bo‘sh romb (Hollow Diamond) qonuniyatlarini sikllar yordamida yaratish.</w:t>
+            </w:r>
+          </w:p>
+        </w:tc>
+        <w:tc>
+          <w:tcPr>
+            <w:tcW w:w="1915" w:type="dxa"/>
             <w:tcBorders>
               <w:top w:val="single" w:sz="4" w:space="0" w:color="auto"/>
               <w:left w:val="single" w:sz="4" w:space="0" w:color="auto"/>
@@ -8275,7 +8345,6 @@
               <w:rPr>
                 <w:lang w:val="uz-Cyrl-UZ"/>
               </w:rPr>
-              <w:lastRenderedPageBreak/>
               <w:t>Kompyuter. Interaktiv panel. Taqdimot materiallari.</w:t>
             </w:r>
           </w:p>
@@ -8307,7 +8376,7 @@
               <w:rPr>
                 <w:color w:val="000000"/>
               </w:rPr>
-              <w:t>5.</w:t>
+              <w:t>6.</w:t>
             </w:r>
           </w:p>
         </w:tc>
@@ -8416,18 +8485,18 @@
                 <w:bCs/>
                 <w:lang w:val="en-US"/>
               </w:rPr>
-              <w:t>5-mashg‘ulot.</w:t>
-            </w:r>
-            <w:r>
-              <w:rPr>
-                <w:lang w:val="en-US"/>
-              </w:rPr>
-              <w:t xml:space="preserve"> Sodda rekursiya va o‘rta qiyinlikdagi qonuniyatlarni dasturlash.</w:t>
-            </w:r>
-          </w:p>
-          <w:p>
-            <w:pPr>
-              <w:jc w:val="both"/>
+              <w:t>6-mashg‘ulot.</w:t>
+            </w:r>
+            <w:r>
+              <w:rPr>
+                <w:lang w:val="en-US"/>
+              </w:rPr>
+              <w:t xml:space="preserve"> O‘rta qiyinlikdagi matematik algoritmlarni dasturlash.</w:t>
+            </w:r>
+          </w:p>
+          <w:p>
+            <w:pPr>
+              <w:jc w:val="center"/>
               <w:rPr>
                 <w:lang w:val="en-US"/>
               </w:rPr>
@@ -8450,21 +8519,21 @@
               <w:rPr>
                 <w:lang w:val="en-US"/>
               </w:rPr>
-              <w:t>1. Rekursiya yordamida sonlarni 1 dan n gacha (Print 1 to n) va n dan 1 gacha (Print n to 1) chop etish algoritmlari.</w:t>
-            </w:r>
-          </w:p>
-          <w:p>
-            <w:pPr>
-              <w:jc w:val="both"/>
-              <w:rPr>
-                <w:lang w:val="en-US"/>
-              </w:rPr>
-            </w:pPr>
-            <w:r>
-              <w:rPr>
-                <w:lang w:val="en-US"/>
-              </w:rPr>
-              <w:t>2. Rekursiv usulda faktorialni (Factorial), eng katta umumiy bo‘luvchini (GCD) hisoblash va sonni darajaga ko‘tarish (Power).</w:t>
+              <w:t>1. Sonning raqamlar sonini aniqlash (Count Digits) va tublikka tekshirish (Prime Testing) algoritmlarining samaradorligi.</w:t>
+            </w:r>
+          </w:p>
+          <w:p>
+            <w:pPr>
+              <w:jc w:val="both"/>
+              <w:rPr>
+                <w:lang w:val="en-US"/>
+              </w:rPr>
+            </w:pPr>
+            <w:r>
+              <w:rPr>
+                <w:lang w:val="en-US"/>
+              </w:rPr>
+              <w:t>2. Armstrong sonini (Armstrong Number) aniqlash va faktorial oxiridagi nollarni (Trailing Zeros) hisoblashning optimal usullari.</w:t>
             </w:r>
           </w:p>
           <w:p>
@@ -8480,14 +8549,13 @@
               <w:rPr>
                 <w:lang w:val="en-US"/>
               </w:rPr>
-              <w:t>3. O‘rta qiyinlikdagi shakllar: piramida (Pyramid) va bo‘sh romb (Hollow Diamond) qonuniyatlarini sikllar yordamida yaratish.</w:t>
-            </w:r>
-          </w:p>
-        </w:tc>
-        <w:tc>
-          <w:tcPr>
-            <w:tcW w:w="1821" w:type="dxa"/>
-            <w:gridSpan w:val="2"/>
+              <w:t>3. Sonni tub ko‘paytuvchilarga ajratish (Prime Factors) hamda barcha bo‘luvchilarini (All Divisors) topish algoritmlari.</w:t>
+            </w:r>
+          </w:p>
+        </w:tc>
+        <w:tc>
+          <w:tcPr>
+            <w:tcW w:w="1915" w:type="dxa"/>
             <w:tcBorders>
               <w:top w:val="single" w:sz="4" w:space="0" w:color="auto"/>
               <w:left w:val="single" w:sz="4" w:space="0" w:color="auto"/>
@@ -8538,7 +8606,7 @@
               <w:rPr>
                 <w:color w:val="000000"/>
               </w:rPr>
-              <w:t>6.</w:t>
+              <w:t>7.</w:t>
             </w:r>
           </w:p>
         </w:tc>
@@ -8647,13 +8715,13 @@
                 <w:bCs/>
                 <w:lang w:val="en-US"/>
               </w:rPr>
-              <w:t>6-mashg‘ulot.</w:t>
-            </w:r>
-            <w:r>
-              <w:rPr>
-                <w:lang w:val="en-US"/>
-              </w:rPr>
-              <w:t xml:space="preserve"> O‘rta qiyinlikdagi matematik algoritmlarni dasturlash.</w:t>
+              <w:t>7-mashg‘ulot.</w:t>
+            </w:r>
+            <w:r>
+              <w:rPr>
+                <w:lang w:val="en-US"/>
+              </w:rPr>
+              <w:t xml:space="preserve"> Murakkab mantiqiy va rekursiv algoritmlarni dasturlash.</w:t>
             </w:r>
           </w:p>
           <w:p>
@@ -8681,21 +8749,22 @@
               <w:rPr>
                 <w:lang w:val="en-US"/>
               </w:rPr>
-              <w:t>1. Sonning raqamlar sonini aniqlash (Count Digits) va tublikka tekshirish (Prime Testing) algoritmlarining samaradorligi.</w:t>
-            </w:r>
-          </w:p>
-          <w:p>
-            <w:pPr>
-              <w:jc w:val="both"/>
-              <w:rPr>
-                <w:lang w:val="en-US"/>
-              </w:rPr>
-            </w:pPr>
-            <w:r>
-              <w:rPr>
-                <w:lang w:val="en-US"/>
-              </w:rPr>
-              <w:t>2. Armstrong sonini (Armstrong Number) aniqlash va faktorial oxiridagi nollarni (Trailing Zeros) hisoblashning optimal usullari.</w:t>
+              <w:lastRenderedPageBreak/>
+              <w:t>1. Murakkab simmetrik qonuniyatlar: Kapalak (Butterfly) shakli va palindrom sonlarni (Palindrome Number) aniqlash algoritmlari.</w:t>
+            </w:r>
+          </w:p>
+          <w:p>
+            <w:pPr>
+              <w:jc w:val="both"/>
+              <w:rPr>
+                <w:lang w:val="en-US"/>
+              </w:rPr>
+            </w:pPr>
+            <w:r>
+              <w:rPr>
+                <w:lang w:val="en-US"/>
+              </w:rPr>
+              <w:t>2. Klassik rekursiv muammolar: Xanoy minorasi (Tower of Hanoi) va Iosif (Josephus) masalalarini yechish usullari.</w:t>
             </w:r>
           </w:p>
           <w:p>
@@ -8711,14 +8780,244 @@
               <w:rPr>
                 <w:lang w:val="en-US"/>
               </w:rPr>
-              <w:t>3. Sonni tub ko‘paytuvchilarga ajratish (Prime Factors) hamda barcha bo‘luvchilarini (All Divisors) topish algoritmlari.</w:t>
-            </w:r>
-          </w:p>
-        </w:tc>
-        <w:tc>
-          <w:tcPr>
-            <w:tcW w:w="1821" w:type="dxa"/>
+              <w:t>3. Mantiqiy algoritmlash: Suv idishlari (Water Jug) masalasini matematik va dasturiy yechish strategiyalari.</w:t>
+            </w:r>
+          </w:p>
+        </w:tc>
+        <w:tc>
+          <w:tcPr>
+            <w:tcW w:w="1915" w:type="dxa"/>
+            <w:tcBorders>
+              <w:top w:val="single" w:sz="4" w:space="0" w:color="auto"/>
+              <w:left w:val="single" w:sz="4" w:space="0" w:color="auto"/>
+              <w:bottom w:val="single" w:sz="4" w:space="0" w:color="auto"/>
+              <w:right w:val="single" w:sz="4" w:space="0" w:color="auto"/>
+            </w:tcBorders>
+            <w:vAlign w:val="center"/>
+          </w:tcPr>
+          <w:p>
+            <w:pPr>
+              <w:jc w:val="center"/>
+              <w:rPr>
+                <w:lang w:val="uz-Cyrl-UZ"/>
+              </w:rPr>
+            </w:pPr>
+            <w:r>
+              <w:rPr>
+                <w:lang w:val="uz-Cyrl-UZ"/>
+              </w:rPr>
+              <w:lastRenderedPageBreak/>
+              <w:t>Kompyuter. Interaktiv panel. Taqdimot materiallari.</w:t>
+            </w:r>
+          </w:p>
+        </w:tc>
+      </w:tr>
+      <w:tr>
+        <w:trPr>
+          <w:trHeight w:val="698"/>
+        </w:trPr>
+        <w:tc>
+          <w:tcPr>
+            <w:tcW w:w="567" w:type="dxa"/>
+            <w:tcBorders>
+              <w:top w:val="single" w:sz="4" w:space="0" w:color="auto"/>
+              <w:left w:val="single" w:sz="4" w:space="0" w:color="auto"/>
+              <w:bottom w:val="single" w:sz="4" w:space="0" w:color="auto"/>
+              <w:right w:val="single" w:sz="4" w:space="0" w:color="auto"/>
+            </w:tcBorders>
+            <w:vAlign w:val="center"/>
+          </w:tcPr>
+          <w:p>
+            <w:pPr>
+              <w:jc w:val="center"/>
+              <w:rPr>
+                <w:color w:val="000000"/>
+              </w:rPr>
+            </w:pPr>
+            <w:r>
+              <w:rPr>
+                <w:color w:val="000000"/>
+              </w:rPr>
+              <w:t>8.</w:t>
+            </w:r>
+          </w:p>
+        </w:tc>
+        <w:tc>
+          <w:tcPr>
+            <w:tcW w:w="1413" w:type="dxa"/>
+            <w:tcBorders>
+              <w:top w:val="single" w:sz="4" w:space="0" w:color="auto"/>
+              <w:left w:val="single" w:sz="4" w:space="0" w:color="auto"/>
+              <w:bottom w:val="single" w:sz="4" w:space="0" w:color="auto"/>
+              <w:right w:val="single" w:sz="4" w:space="0" w:color="auto"/>
+            </w:tcBorders>
+            <w:vAlign w:val="center"/>
+          </w:tcPr>
+          <w:p>
+            <w:pPr>
+              <w:jc w:val="center"/>
+              <w:rPr>
+                <w:color w:val="000000"/>
+                <w:lang w:val="en-US"/>
+              </w:rPr>
+            </w:pPr>
+            <w:r>
+              <w:t>Guruh</w:t>
+            </w:r>
+            <w:r>
+              <w:rPr>
+                <w:lang w:val="en-US"/>
+              </w:rPr>
+              <w:t xml:space="preserve"> mashg‘uloti</w:t>
+            </w:r>
+          </w:p>
+        </w:tc>
+        <w:tc>
+          <w:tcPr>
+            <w:tcW w:w="567" w:type="dxa"/>
+            <w:tcBorders>
+              <w:top w:val="single" w:sz="4" w:space="0" w:color="auto"/>
+              <w:left w:val="single" w:sz="4" w:space="0" w:color="auto"/>
+              <w:bottom w:val="single" w:sz="4" w:space="0" w:color="auto"/>
+              <w:right w:val="single" w:sz="4" w:space="0" w:color="auto"/>
+            </w:tcBorders>
+            <w:vAlign w:val="center"/>
+          </w:tcPr>
+          <w:p>
+            <w:pPr>
+              <w:jc w:val="center"/>
+              <w:rPr>
+                <w:color w:val="000000"/>
+                <w:lang w:val="en-US"/>
+              </w:rPr>
+            </w:pPr>
+            <w:r>
+              <w:rPr>
+                <w:color w:val="000000"/>
+                <w:lang w:val="en-US"/>
+              </w:rPr>
+              <w:t>2</w:t>
+            </w:r>
+          </w:p>
+        </w:tc>
+        <w:tc>
+          <w:tcPr>
+            <w:tcW w:w="5031" w:type="dxa"/>
             <w:gridSpan w:val="2"/>
+            <w:tcBorders>
+              <w:top w:val="single" w:sz="4" w:space="0" w:color="auto"/>
+              <w:left w:val="single" w:sz="4" w:space="0" w:color="auto"/>
+              <w:bottom w:val="single" w:sz="4" w:space="0" w:color="auto"/>
+              <w:right w:val="single" w:sz="4" w:space="0" w:color="auto"/>
+            </w:tcBorders>
+            <w:vAlign w:val="center"/>
+          </w:tcPr>
+          <w:p>
+            <w:pPr>
+              <w:jc w:val="both"/>
+              <w:rPr>
+                <w:lang w:val="en-US"/>
+              </w:rPr>
+            </w:pPr>
+            <w:r>
+              <w:rPr>
+                <w:b/>
+                <w:bCs/>
+                <w:lang w:val="en-US"/>
+              </w:rPr>
+              <w:t>1-Mavzu:</w:t>
+            </w:r>
+            <w:r>
+              <w:rPr>
+                <w:lang w:val="en-US"/>
+              </w:rPr>
+              <w:t xml:space="preserve"> Asosiy tushunchalar, murakkablik tahlili, rekursiya, massivlar va satrlar.</w:t>
+            </w:r>
+          </w:p>
+          <w:p>
+            <w:pPr>
+              <w:jc w:val="both"/>
+              <w:rPr>
+                <w:lang w:val="en-US"/>
+              </w:rPr>
+            </w:pPr>
+            <w:r>
+              <w:rPr>
+                <w:b/>
+                <w:bCs/>
+                <w:lang w:val="en-US"/>
+              </w:rPr>
+              <w:t>8-mashg‘ulot.</w:t>
+            </w:r>
+            <w:r>
+              <w:rPr>
+                <w:lang w:val="en-US"/>
+              </w:rPr>
+              <w:t xml:space="preserve"> Bir o‘lchamli massivlar ustida sodda amallar bajarish.</w:t>
+            </w:r>
+          </w:p>
+          <w:p>
+            <w:pPr>
+              <w:jc w:val="center"/>
+              <w:rPr>
+                <w:lang w:val="en-US"/>
+              </w:rPr>
+            </w:pPr>
+            <w:r>
+              <w:rPr>
+                <w:lang w:val="en-US"/>
+              </w:rPr>
+              <w:t>O‘quv savollari:</w:t>
+            </w:r>
+          </w:p>
+          <w:p>
+            <w:pPr>
+              <w:jc w:val="both"/>
+              <w:rPr>
+                <w:lang w:val="en-US"/>
+              </w:rPr>
+            </w:pPr>
+            <w:r>
+              <w:rPr>
+                <w:lang w:val="en-US"/>
+              </w:rPr>
+              <w:t>1. Massivning saralanganligini tekshirish (Is Sorted), elementlarini teskarisiga o‘girish (Reverse) va guruhlab teskarisiga o‘girish (Reverse in Groups).</w:t>
+            </w:r>
+          </w:p>
+          <w:p>
+            <w:pPr>
+              <w:jc w:val="both"/>
+              <w:rPr>
+                <w:lang w:val="en-US"/>
+              </w:rPr>
+            </w:pPr>
+            <w:r>
+              <w:rPr>
+                <w:lang w:val="en-US"/>
+              </w:rPr>
+              <w:t>2. Massiv elementlarini surish (Rotate), barcha qism massivlarni hosil qilish (Generate All Subarrays) va elementlarni ishorasi bo‘yicha tartiblash (Arrange by Sign).</w:t>
+            </w:r>
+          </w:p>
+          <w:p>
+            <w:pPr>
+              <w:jc w:val="both"/>
+              <w:rPr>
+                <w:b/>
+                <w:bCs/>
+                <w:lang w:val="en-US"/>
+              </w:rPr>
+            </w:pPr>
+            <w:r>
+              <w:rPr>
+                <w:lang w:val="en-US"/>
+              </w:rPr>
+              <w:t>3. Moliyaviy algoritmlar: aksiyalarni bir martalik (Stock with 1 Transaction) va ko‘p martalik (Stock with Multiple Transactions) sotib olish-sotish hamda massiv "liderlari"ni (Leaders) topish usullari.</w:t>
+            </w:r>
+          </w:p>
+        </w:tc>
+        <w:tc>
+          <w:tcPr>
+            <w:tcW w:w="1915" w:type="dxa"/>
             <w:tcBorders>
               <w:top w:val="single" w:sz="4" w:space="0" w:color="auto"/>
               <w:left w:val="single" w:sz="4" w:space="0" w:color="auto"/>
@@ -8769,7 +9068,7 @@
               <w:rPr>
                 <w:color w:val="000000"/>
               </w:rPr>
-              <w:t>7.</w:t>
+              <w:t>9.</w:t>
             </w:r>
           </w:p>
         </w:tc>
@@ -8878,13 +9177,13 @@
                 <w:bCs/>
                 <w:lang w:val="en-US"/>
               </w:rPr>
-              <w:t>7-mashg‘ulot.</w:t>
-            </w:r>
-            <w:r>
-              <w:rPr>
-                <w:lang w:val="en-US"/>
-              </w:rPr>
-              <w:t xml:space="preserve"> Murakkab mantiqiy va rekursiv algoritmlarni dasturlash.</w:t>
+              <w:t>9-mashg‘ulot.</w:t>
+            </w:r>
+            <w:r>
+              <w:rPr>
+                <w:lang w:val="en-US"/>
+              </w:rPr>
+              <w:t xml:space="preserve"> Satrlar ustida sodda amallar bajarish va matnli ma’lumotlarni qayta ishlash.</w:t>
             </w:r>
           </w:p>
           <w:p>
@@ -8912,21 +9211,21 @@
               <w:rPr>
                 <w:lang w:val="en-US"/>
               </w:rPr>
-              <w:t>1. Murakkab simmetrik qonuniyatlar: Kapalak (Butterfly) shakli va palindrom sonlarni (Palindrome Number) aniqlash algoritmlari.</w:t>
-            </w:r>
-          </w:p>
-          <w:p>
-            <w:pPr>
-              <w:jc w:val="both"/>
-              <w:rPr>
-                <w:lang w:val="en-US"/>
-              </w:rPr>
-            </w:pPr>
-            <w:r>
-              <w:rPr>
-                <w:lang w:val="en-US"/>
-              </w:rPr>
-              <w:t>2. Klassik rekursiv muammolar: Xanoy minorasi (Tower of Hanoi) va Iosif (Josephus) masalalarini yechish usullari.</w:t>
+              <w:t>1. Satrlarni o‘zaro solishtirish (Same Strings), palindromga tekshirish (Palindrome) va harflar registrini o‘zgartirish (Toggle Case) usullari.</w:t>
+            </w:r>
+          </w:p>
+          <w:p>
+            <w:pPr>
+              <w:jc w:val="both"/>
+              <w:rPr>
+                <w:lang w:val="en-US"/>
+              </w:rPr>
+            </w:pPr>
+            <w:r>
+              <w:rPr>
+                <w:lang w:val="en-US"/>
+              </w:rPr>
+              <w:t>2. Satrdan belgilarni o‘chirish (Remove Occurrences), bo‘shliqlarni olib tashlash (Remove Spaces) va quyi satr mavjudligini (Check Subsequence) aniqlash.</w:t>
             </w:r>
           </w:p>
           <w:p>
@@ -8942,14 +9241,13 @@
               <w:rPr>
                 <w:lang w:val="en-US"/>
               </w:rPr>
-              <w:t>3. Mantiqiy algoritmlash: Suv idishlari (Water Jug) masalasini matematik va dasturiy yechish strategiyalari.</w:t>
-            </w:r>
-          </w:p>
-        </w:tc>
-        <w:tc>
-          <w:tcPr>
-            <w:tcW w:w="1821" w:type="dxa"/>
-            <w:gridSpan w:val="2"/>
+              <w:t>3. Satrdagi birinchi takrorlanmas belgini topish (First Non-Repeating) va pangram (Pangram) jumlalarni tekshirish algoritmlari.</w:t>
+            </w:r>
+          </w:p>
+        </w:tc>
+        <w:tc>
+          <w:tcPr>
+            <w:tcW w:w="1915" w:type="dxa"/>
             <w:tcBorders>
               <w:top w:val="single" w:sz="4" w:space="0" w:color="auto"/>
               <w:left w:val="single" w:sz="4" w:space="0" w:color="auto"/>
@@ -8969,239 +9267,6 @@
               <w:rPr>
                 <w:lang w:val="uz-Cyrl-UZ"/>
               </w:rPr>
-              <w:t>Kompyuter. Interaktiv panel. Taqdimot materiallari.</w:t>
-            </w:r>
-          </w:p>
-        </w:tc>
-      </w:tr>
-      <w:tr>
-        <w:trPr>
-          <w:trHeight w:val="698"/>
-        </w:trPr>
-        <w:tc>
-          <w:tcPr>
-            <w:tcW w:w="567" w:type="dxa"/>
-            <w:tcBorders>
-              <w:top w:val="single" w:sz="4" w:space="0" w:color="auto"/>
-              <w:left w:val="single" w:sz="4" w:space="0" w:color="auto"/>
-              <w:bottom w:val="single" w:sz="4" w:space="0" w:color="auto"/>
-              <w:right w:val="single" w:sz="4" w:space="0" w:color="auto"/>
-            </w:tcBorders>
-            <w:vAlign w:val="center"/>
-          </w:tcPr>
-          <w:p>
-            <w:pPr>
-              <w:jc w:val="center"/>
-              <w:rPr>
-                <w:color w:val="000000"/>
-              </w:rPr>
-            </w:pPr>
-            <w:r>
-              <w:rPr>
-                <w:color w:val="000000"/>
-              </w:rPr>
-              <w:t>8.</w:t>
-            </w:r>
-          </w:p>
-        </w:tc>
-        <w:tc>
-          <w:tcPr>
-            <w:tcW w:w="1413" w:type="dxa"/>
-            <w:tcBorders>
-              <w:top w:val="single" w:sz="4" w:space="0" w:color="auto"/>
-              <w:left w:val="single" w:sz="4" w:space="0" w:color="auto"/>
-              <w:bottom w:val="single" w:sz="4" w:space="0" w:color="auto"/>
-              <w:right w:val="single" w:sz="4" w:space="0" w:color="auto"/>
-            </w:tcBorders>
-            <w:vAlign w:val="center"/>
-          </w:tcPr>
-          <w:p>
-            <w:pPr>
-              <w:jc w:val="center"/>
-              <w:rPr>
-                <w:color w:val="000000"/>
-                <w:lang w:val="en-US"/>
-              </w:rPr>
-            </w:pPr>
-            <w:r>
-              <w:t>Guruh</w:t>
-            </w:r>
-            <w:r>
-              <w:rPr>
-                <w:lang w:val="en-US"/>
-              </w:rPr>
-              <w:t xml:space="preserve"> mashg‘uloti</w:t>
-            </w:r>
-          </w:p>
-        </w:tc>
-        <w:tc>
-          <w:tcPr>
-            <w:tcW w:w="567" w:type="dxa"/>
-            <w:tcBorders>
-              <w:top w:val="single" w:sz="4" w:space="0" w:color="auto"/>
-              <w:left w:val="single" w:sz="4" w:space="0" w:color="auto"/>
-              <w:bottom w:val="single" w:sz="4" w:space="0" w:color="auto"/>
-              <w:right w:val="single" w:sz="4" w:space="0" w:color="auto"/>
-            </w:tcBorders>
-            <w:vAlign w:val="center"/>
-          </w:tcPr>
-          <w:p>
-            <w:pPr>
-              <w:jc w:val="center"/>
-              <w:rPr>
-                <w:color w:val="000000"/>
-                <w:lang w:val="en-US"/>
-              </w:rPr>
-            </w:pPr>
-            <w:r>
-              <w:rPr>
-                <w:color w:val="000000"/>
-                <w:lang w:val="en-US"/>
-              </w:rPr>
-              <w:t>2</w:t>
-            </w:r>
-          </w:p>
-        </w:tc>
-        <w:tc>
-          <w:tcPr>
-            <w:tcW w:w="5031" w:type="dxa"/>
-            <w:gridSpan w:val="2"/>
-            <w:tcBorders>
-              <w:top w:val="single" w:sz="4" w:space="0" w:color="auto"/>
-              <w:left w:val="single" w:sz="4" w:space="0" w:color="auto"/>
-              <w:bottom w:val="single" w:sz="4" w:space="0" w:color="auto"/>
-              <w:right w:val="single" w:sz="4" w:space="0" w:color="auto"/>
-            </w:tcBorders>
-            <w:vAlign w:val="center"/>
-          </w:tcPr>
-          <w:p>
-            <w:pPr>
-              <w:jc w:val="both"/>
-              <w:rPr>
-                <w:lang w:val="en-US"/>
-              </w:rPr>
-            </w:pPr>
-            <w:r>
-              <w:rPr>
-                <w:b/>
-                <w:bCs/>
-                <w:lang w:val="en-US"/>
-              </w:rPr>
-              <w:t>1-Mavzu:</w:t>
-            </w:r>
-            <w:r>
-              <w:rPr>
-                <w:lang w:val="en-US"/>
-              </w:rPr>
-              <w:t xml:space="preserve"> Asosiy tushunchalar, murakkablik tahlili, rekursiya, massivlar va satrlar.</w:t>
-            </w:r>
-          </w:p>
-          <w:p>
-            <w:pPr>
-              <w:jc w:val="both"/>
-              <w:rPr>
-                <w:lang w:val="en-US"/>
-              </w:rPr>
-            </w:pPr>
-            <w:r>
-              <w:rPr>
-                <w:b/>
-                <w:bCs/>
-                <w:lang w:val="en-US"/>
-              </w:rPr>
-              <w:t>8-mashg‘ulot.</w:t>
-            </w:r>
-            <w:r>
-              <w:rPr>
-                <w:lang w:val="en-US"/>
-              </w:rPr>
-              <w:t xml:space="preserve"> Bir o‘lchamli massivlar ustida sodda amallar bajarish.</w:t>
-            </w:r>
-          </w:p>
-          <w:p>
-            <w:pPr>
-              <w:jc w:val="center"/>
-              <w:rPr>
-                <w:lang w:val="en-US"/>
-              </w:rPr>
-            </w:pPr>
-            <w:r>
-              <w:rPr>
-                <w:lang w:val="en-US"/>
-              </w:rPr>
-              <w:t>O‘quv savollari:</w:t>
-            </w:r>
-          </w:p>
-          <w:p>
-            <w:pPr>
-              <w:jc w:val="both"/>
-              <w:rPr>
-                <w:lang w:val="en-US"/>
-              </w:rPr>
-            </w:pPr>
-            <w:r>
-              <w:rPr>
-                <w:lang w:val="en-US"/>
-              </w:rPr>
-              <w:lastRenderedPageBreak/>
-              <w:t>1. Massivning saralanganligini tekshirish (Is Sorted), elementlarini teskarisiga o‘girish (Reverse) va guruhlab teskarisiga o‘girish (Reverse in Groups).</w:t>
-            </w:r>
-          </w:p>
-          <w:p>
-            <w:pPr>
-              <w:jc w:val="both"/>
-              <w:rPr>
-                <w:lang w:val="en-US"/>
-              </w:rPr>
-            </w:pPr>
-            <w:r>
-              <w:rPr>
-                <w:lang w:val="en-US"/>
-              </w:rPr>
-              <w:t>2. Massiv elementlarini surish (Rotate), barcha qism massivlarni hosil qilish (Generate All Subarrays) va elementlarni ishorasi bo‘yicha tartiblash (Arrange by Sign).</w:t>
-            </w:r>
-          </w:p>
-          <w:p>
-            <w:pPr>
-              <w:jc w:val="both"/>
-              <w:rPr>
-                <w:b/>
-                <w:bCs/>
-                <w:lang w:val="en-US"/>
-              </w:rPr>
-            </w:pPr>
-            <w:r>
-              <w:rPr>
-                <w:lang w:val="en-US"/>
-              </w:rPr>
-              <w:t>3. Moliyaviy algoritmlar: aksiyalarni bir martalik (Stock with 1 Transaction) va ko‘p martalik (Stock with Multiple Transactions) sotib olish-sotish hamda massiv "liderlari"ni (Leaders) topish usullari.</w:t>
-            </w:r>
-          </w:p>
-        </w:tc>
-        <w:tc>
-          <w:tcPr>
-            <w:tcW w:w="1821" w:type="dxa"/>
-            <w:gridSpan w:val="2"/>
-            <w:tcBorders>
-              <w:top w:val="single" w:sz="4" w:space="0" w:color="auto"/>
-              <w:left w:val="single" w:sz="4" w:space="0" w:color="auto"/>
-              <w:bottom w:val="single" w:sz="4" w:space="0" w:color="auto"/>
-              <w:right w:val="single" w:sz="4" w:space="0" w:color="auto"/>
-            </w:tcBorders>
-            <w:vAlign w:val="center"/>
-          </w:tcPr>
-          <w:p>
-            <w:pPr>
-              <w:jc w:val="center"/>
-              <w:rPr>
-                <w:lang w:val="uz-Cyrl-UZ"/>
-              </w:rPr>
-            </w:pPr>
-            <w:r>
-              <w:rPr>
-                <w:lang w:val="uz-Cyrl-UZ"/>
-              </w:rPr>
-              <w:lastRenderedPageBreak/>
               <w:t>Kompyuter. Interaktiv panel. Taqdimot materiallari.</w:t>
             </w:r>
           </w:p>
@@ -9227,13 +9292,15 @@
               <w:jc w:val="center"/>
               <w:rPr>
                 <w:color w:val="000000"/>
-              </w:rPr>
-            </w:pPr>
-            <w:r>
-              <w:rPr>
-                <w:color w:val="000000"/>
-              </w:rPr>
-              <w:t>9.</w:t>
+                <w:lang w:val="en-US"/>
+              </w:rPr>
+            </w:pPr>
+            <w:r>
+              <w:rPr>
+                <w:color w:val="000000"/>
+                <w:lang w:val="en-US"/>
+              </w:rPr>
+              <w:t>10.</w:t>
             </w:r>
           </w:p>
         </w:tc>
@@ -9342,13 +9409,13 @@
                 <w:bCs/>
                 <w:lang w:val="en-US"/>
               </w:rPr>
-              <w:t>9-mashg‘ulot.</w:t>
-            </w:r>
-            <w:r>
-              <w:rPr>
-                <w:lang w:val="en-US"/>
-              </w:rPr>
-              <w:t xml:space="preserve"> Satrlar ustida sodda amallar bajarish va matnli ma’lumotlarni qayta ishlash.</w:t>
+              <w:t>10-mashg‘ulot.</w:t>
+            </w:r>
+            <w:r>
+              <w:rPr>
+                <w:lang w:val="en-US"/>
+              </w:rPr>
+              <w:t xml:space="preserve"> O‘rta qiyinlikdagi massiv algoritmlari va dinamik yondashuvlar.</w:t>
             </w:r>
           </w:p>
           <w:p>
@@ -9376,21 +9443,22 @@
               <w:rPr>
                 <w:lang w:val="en-US"/>
               </w:rPr>
-              <w:t>1. Satrlarni o‘zaro solishtirish (Same Strings), palindromga tekshirish (Palindrome) va harflar registrini o‘zgartirish (Toggle Case) usullari.</w:t>
-            </w:r>
-          </w:p>
-          <w:p>
-            <w:pPr>
-              <w:jc w:val="both"/>
-              <w:rPr>
-                <w:lang w:val="en-US"/>
-              </w:rPr>
-            </w:pPr>
-            <w:r>
-              <w:rPr>
-                <w:lang w:val="en-US"/>
-              </w:rPr>
-              <w:t>2. Satrdan belgilarni o‘chirish (Remove Occurrences), bo‘shliqlarni olib tashlash (Remove Spaces) va quyi satr mavjudligini (Check Subsequence) aniqlash.</w:t>
+              <w:t>1. Massivda ko‘pchilikni tashkil etuvchi elementlarni topish (Majority Element I va II) hamda 3 ta elementdan iborat saralangan ketma-ketlikni (Sorted subsequence of 3) aniqlash.</w:t>
+            </w:r>
+          </w:p>
+          <w:p>
+            <w:pPr>
+              <w:jc w:val="both"/>
+              <w:rPr>
+                <w:lang w:val="en-US"/>
+              </w:rPr>
+            </w:pPr>
+            <w:r>
+              <w:rPr>
+                <w:lang w:val="en-US"/>
+              </w:rPr>
+              <w:lastRenderedPageBreak/>
+              <w:t>2. Qat’iy o‘suvchi qism massivlar sonini hisoblash (Count Strictly Increasing Subarrays) va leksikografik navbatdagi o‘rin almashtirishni (Next Permutation) topish algoritmlari.</w:t>
             </w:r>
           </w:p>
           <w:p>
@@ -9406,14 +9474,13 @@
               <w:rPr>
                 <w:lang w:val="en-US"/>
               </w:rPr>
-              <w:t>3. Satrdagi birinchi takrorlanmas belgini topish (First Non-Repeating) va pangram (Pangram) jumlalarni tekshirish algoritmlari.</w:t>
-            </w:r>
-          </w:p>
-        </w:tc>
-        <w:tc>
-          <w:tcPr>
-            <w:tcW w:w="1821" w:type="dxa"/>
-            <w:gridSpan w:val="2"/>
+              <w:t>3. Kadane algoritmi (Kadane's Algorithm) yordamida qism massivlar yig‘indisini (Sum of all subarrays) va maksimal ko‘paytmani (Max Product Subarray) hisoblash usullari.</w:t>
+            </w:r>
+          </w:p>
+        </w:tc>
+        <w:tc>
+          <w:tcPr>
+            <w:tcW w:w="1915" w:type="dxa"/>
             <w:tcBorders>
               <w:top w:val="single" w:sz="4" w:space="0" w:color="auto"/>
               <w:left w:val="single" w:sz="4" w:space="0" w:color="auto"/>
@@ -9433,6 +9500,7 @@
               <w:rPr>
                 <w:lang w:val="uz-Cyrl-UZ"/>
               </w:rPr>
+              <w:lastRenderedPageBreak/>
               <w:t>Kompyuter. Interaktiv panel. Taqdimot materiallari.</w:t>
             </w:r>
           </w:p>
@@ -9466,7 +9534,7 @@
                 <w:color w:val="000000"/>
                 <w:lang w:val="en-US"/>
               </w:rPr>
-              <w:t>10.</w:t>
+              <w:t>11.</w:t>
             </w:r>
           </w:p>
         </w:tc>
@@ -9575,13 +9643,13 @@
                 <w:bCs/>
                 <w:lang w:val="en-US"/>
               </w:rPr>
-              <w:t>10-mashg‘ulot.</w:t>
-            </w:r>
-            <w:r>
-              <w:rPr>
-                <w:lang w:val="en-US"/>
-              </w:rPr>
-              <w:t xml:space="preserve"> O‘rta qiyinlikdagi massiv algoritmlari va dinamik yondashuvlar.</w:t>
+              <w:t>11-mashg‘ulot.</w:t>
+            </w:r>
+            <w:r>
+              <w:rPr>
+                <w:lang w:val="en-US"/>
+              </w:rPr>
+              <w:t xml:space="preserve"> Satrlar bilan ishlashning o‘rta qiyinlikdagi algoritmlari.</w:t>
             </w:r>
           </w:p>
           <w:p>
@@ -9609,44 +9677,41 @@
               <w:rPr>
                 <w:lang w:val="en-US"/>
               </w:rPr>
-              <w:t>1. Massivda ko‘pchilikni tashkil etuvchi elementlarni topish (Majority Element I va II) hamda 3 ta elementdan iborat saralangan ketma-ketlikni (Sorted subsequence of 3) aniqlash.</w:t>
-            </w:r>
-          </w:p>
-          <w:p>
-            <w:pPr>
-              <w:jc w:val="both"/>
-              <w:rPr>
-                <w:lang w:val="en-US"/>
-              </w:rPr>
-            </w:pPr>
-            <w:r>
-              <w:rPr>
-                <w:lang w:val="en-US"/>
-              </w:rPr>
-              <w:t>2. Qat’iy o‘suvchi qism massivlar sonini hisoblash (Count Strictly Increasing Subarrays) va leksikografik navbatdagi o‘rin almashtirishni (Next Permutation) topish algoritmlari.</w:t>
-            </w:r>
-          </w:p>
-          <w:p>
-            <w:pPr>
-              <w:jc w:val="both"/>
-              <w:rPr>
-                <w:b/>
-                <w:bCs/>
-                <w:lang w:val="en-US"/>
-              </w:rPr>
-            </w:pPr>
-            <w:r>
-              <w:rPr>
-                <w:lang w:val="en-US"/>
-              </w:rPr>
-              <w:t>3. Kadane algoritmi (Kadane's Algorithm) yordamida qism massivlar yig‘indisini (Sum of all subarrays) va maksimal ko‘paytmani (Max Product Subarray) hisoblash usullari.</w:t>
-            </w:r>
-          </w:p>
-        </w:tc>
-        <w:tc>
-          <w:tcPr>
-            <w:tcW w:w="1821" w:type="dxa"/>
-            <w:gridSpan w:val="2"/>
+              <w:t>1. Satrni butun songa o‘tkazish algoritmini (Implement atoi) turli xatoliklarni hisobga olgan holda dasturlash.</w:t>
+            </w:r>
+          </w:p>
+          <w:p>
+            <w:pPr>
+              <w:jc w:val="both"/>
+              <w:rPr>
+                <w:lang w:val="en-US"/>
+              </w:rPr>
+            </w:pPr>
+            <w:r>
+              <w:rPr>
+                <w:lang w:val="en-US"/>
+              </w:rPr>
+              <w:t>2. Satrdagi bo‘shliqlarni maxsus belgilar bilan almashtirish (URLify) va xotiradan optimal foydalanish usullari.</w:t>
+            </w:r>
+          </w:p>
+          <w:p>
+            <w:pPr>
+              <w:jc w:val="both"/>
+              <w:rPr>
+                <w:lang w:val="en-US"/>
+              </w:rPr>
+            </w:pPr>
+            <w:r>
+              <w:rPr>
+                <w:lang w:val="en-US"/>
+              </w:rPr>
+              <w:t>3. Standart turlar sig‘maydigan juda katta sonlarni satr ko‘rinishida o‘zaro ko‘paytirish (Multiply Large Numbers) algoritmi.</w:t>
+            </w:r>
+          </w:p>
+        </w:tc>
+        <w:tc>
+          <w:tcPr>
+            <w:tcW w:w="1915" w:type="dxa"/>
             <w:tcBorders>
               <w:top w:val="single" w:sz="4" w:space="0" w:color="auto"/>
               <w:left w:val="single" w:sz="4" w:space="0" w:color="auto"/>
@@ -9699,7 +9764,7 @@
                 <w:color w:val="000000"/>
                 <w:lang w:val="en-US"/>
               </w:rPr>
-              <w:t>11.</w:t>
+              <w:t>12.</w:t>
             </w:r>
           </w:p>
         </w:tc>
@@ -9808,13 +9873,13 @@
                 <w:bCs/>
                 <w:lang w:val="en-US"/>
               </w:rPr>
-              <w:t>11-mashg‘ulot.</w:t>
-            </w:r>
-            <w:r>
-              <w:rPr>
-                <w:lang w:val="en-US"/>
-              </w:rPr>
-              <w:t xml:space="preserve"> Satrlar bilan ishlashning o‘rta qiyinlikdagi algoritmlari.</w:t>
+              <w:t>12-mashg‘ulot.</w:t>
+            </w:r>
+            <w:r>
+              <w:rPr>
+                <w:lang w:val="en-US"/>
+              </w:rPr>
+              <w:t xml:space="preserve"> Ikki o‘lchamli massivlar (matritsalar) ustida murakkab amallar.</w:t>
             </w:r>
           </w:p>
           <w:p>
@@ -9842,43 +9907,43 @@
               <w:rPr>
                 <w:lang w:val="en-US"/>
               </w:rPr>
-              <w:lastRenderedPageBreak/>
-              <w:t>1. Satrni butun songa o‘tkazish algoritmini (Implement atoi) turli xatoliklarni hisobga olgan holda dasturlash.</w:t>
-            </w:r>
-          </w:p>
-          <w:p>
-            <w:pPr>
-              <w:jc w:val="both"/>
-              <w:rPr>
-                <w:lang w:val="en-US"/>
-              </w:rPr>
-            </w:pPr>
-            <w:r>
-              <w:rPr>
-                <w:lang w:val="en-US"/>
-              </w:rPr>
-              <w:t>2. Satrdagi bo‘shliqlarni maxsus belgilar bilan almashtirish (URLify) va xotiradan optimal foydalanish usullari.</w:t>
-            </w:r>
-          </w:p>
-          <w:p>
-            <w:pPr>
-              <w:jc w:val="both"/>
-              <w:rPr>
-                <w:lang w:val="en-US"/>
-              </w:rPr>
-            </w:pPr>
-            <w:r>
-              <w:rPr>
-                <w:lang w:val="en-US"/>
-              </w:rPr>
-              <w:t>3. Standart turlar sig‘maydigan juda katta sonlarni satr ko‘rinishida o‘zaro ko‘paytirish (Multiply Large Numbers) algoritmi.</w:t>
-            </w:r>
-          </w:p>
-        </w:tc>
-        <w:tc>
-          <w:tcPr>
-            <w:tcW w:w="1821" w:type="dxa"/>
-            <w:gridSpan w:val="2"/>
+              <w:t>1. Matritsani diagonal bo‘ylab aylanib chiqish (Diagonal Traversal), sehrli kvadratlar (Magic Square) va chegaraviy elementlar (Boundary Traversal) bilan ishlash.</w:t>
+            </w:r>
+          </w:p>
+          <w:p>
+            <w:pPr>
+              <w:jc w:val="both"/>
+              <w:rPr>
+                <w:lang w:val="en-US"/>
+              </w:rPr>
+            </w:pPr>
+            <w:r>
+              <w:rPr>
+                <w:lang w:val="en-US"/>
+              </w:rPr>
+              <w:t>2. Matritsani spiral ko‘rinishida (Matrix Spiral), zig-zag usulida (Matrix Zig-Zag) aylanib chiqish hamda Teplitts matritsasi (Toeplitz Matrix) xususiyatlarini tekshirish.</w:t>
+            </w:r>
+          </w:p>
+          <w:p>
+            <w:pPr>
+              <w:jc w:val="both"/>
+              <w:rPr>
+                <w:b/>
+                <w:bCs/>
+                <w:lang w:val="en-US"/>
+              </w:rPr>
+            </w:pPr>
+            <w:r>
+              <w:rPr>
+                <w:lang w:val="en-US"/>
+              </w:rPr>
+              <w:t>3. Matritsani transponirlash (Transpose), 90 darajaga burish (Rotate 90°), matritsadagi so‘rovlar (Queries in a Matrix) va Konveyning "Hayot" o‘yini (Conway’s Game Of Life) algoritmlari.</w:t>
+            </w:r>
+          </w:p>
+        </w:tc>
+        <w:tc>
+          <w:tcPr>
+            <w:tcW w:w="1915" w:type="dxa"/>
             <w:tcBorders>
               <w:top w:val="single" w:sz="4" w:space="0" w:color="auto"/>
               <w:left w:val="single" w:sz="4" w:space="0" w:color="auto"/>
@@ -9898,7 +9963,6 @@
               <w:rPr>
                 <w:lang w:val="uz-Cyrl-UZ"/>
               </w:rPr>
-              <w:lastRenderedPageBreak/>
               <w:t>Kompyuter. Interaktiv panel. Taqdimot materiallari.</w:t>
             </w:r>
           </w:p>
@@ -9932,7 +9996,7 @@
                 <w:color w:val="000000"/>
                 <w:lang w:val="en-US"/>
               </w:rPr>
-              <w:t>12.</w:t>
+              <w:t>13.</w:t>
             </w:r>
           </w:p>
         </w:tc>
@@ -10041,13 +10105,13 @@
                 <w:bCs/>
                 <w:lang w:val="en-US"/>
               </w:rPr>
-              <w:t>12-mashg‘ulot.</w:t>
-            </w:r>
-            <w:r>
-              <w:rPr>
-                <w:lang w:val="en-US"/>
-              </w:rPr>
-              <w:t xml:space="preserve"> Ikki o‘lchamli massivlar (matritsalar) ustida murakkab amallar.</w:t>
+              <w:t>13-mashg‘ulot.</w:t>
+            </w:r>
+            <w:r>
+              <w:rPr>
+                <w:lang w:val="en-US"/>
+              </w:rPr>
+              <w:t xml:space="preserve"> Massiv va satrlarga doir yuqori qiyinlikdagi algoritmlar.</w:t>
             </w:r>
           </w:p>
           <w:p>
@@ -10075,21 +10139,21 @@
               <w:rPr>
                 <w:lang w:val="en-US"/>
               </w:rPr>
-              <w:t>1. Matritsani diagonal bo‘ylab aylanib chiqish (Diagonal Traversal), sehrli kvadratlar (Magic Square) va chegaraviy elementlar (Boundary Traversal) bilan ishlash.</w:t>
-            </w:r>
-          </w:p>
-          <w:p>
-            <w:pPr>
-              <w:jc w:val="both"/>
-              <w:rPr>
-                <w:lang w:val="en-US"/>
-              </w:rPr>
-            </w:pPr>
-            <w:r>
-              <w:rPr>
-                <w:lang w:val="en-US"/>
-              </w:rPr>
-              <w:t>2. Matritsani spiral ko‘rinishida (Matrix Spiral), zig-zag usulida (Matrix Zig-Zag) aylanib chiqish hamda Teplitts matritsasi (Toeplitz Matrix) xususiyatlarini tekshirish.</w:t>
+              <w:t>1. Halqasimon massivda maksimal yig‘indiga ega qism massivni topish (Max Circular Subarray Sum) algoritmi.</w:t>
+            </w:r>
+          </w:p>
+          <w:p>
+            <w:pPr>
+              <w:jc w:val="both"/>
+              <w:rPr>
+                <w:lang w:val="en-US"/>
+              </w:rPr>
+            </w:pPr>
+            <w:r>
+              <w:rPr>
+                <w:lang w:val="en-US"/>
+              </w:rPr>
+              <w:t>2. Berilgan sondan keyingi eng kichik palindrom sonni (Next Smallest Palindrome) aniqlashning optimal usullari.</w:t>
             </w:r>
           </w:p>
           <w:p>
@@ -10105,14 +10169,14 @@
               <w:rPr>
                 <w:lang w:val="en-US"/>
               </w:rPr>
-              <w:t>3. Matritsani transponirlash (Transpose), 90 darajaga burish (Rotate 90°), matritsadagi so‘rovlar (Queries in a Matrix) va Konveyning "Hayot" o‘yini (Conway’s Game Of Life) algoritmlari.</w:t>
-            </w:r>
-          </w:p>
-        </w:tc>
-        <w:tc>
-          <w:tcPr>
-            <w:tcW w:w="1821" w:type="dxa"/>
-            <w:gridSpan w:val="2"/>
+              <w:lastRenderedPageBreak/>
+              <w:t>3. Satrning leksikografik tartib raqamini (Lexicographic Rank) hisoblash va matnni chekkalari bo‘ylab tekislash (Text Justification) algoritmlari.</w:t>
+            </w:r>
+          </w:p>
+        </w:tc>
+        <w:tc>
+          <w:tcPr>
+            <w:tcW w:w="1915" w:type="dxa"/>
             <w:tcBorders>
               <w:top w:val="single" w:sz="4" w:space="0" w:color="auto"/>
               <w:left w:val="single" w:sz="4" w:space="0" w:color="auto"/>
@@ -10132,6 +10196,7 @@
               <w:rPr>
                 <w:lang w:val="uz-Cyrl-UZ"/>
               </w:rPr>
+              <w:lastRenderedPageBreak/>
               <w:t>Kompyuter. Interaktiv panel. Taqdimot materiallari.</w:t>
             </w:r>
           </w:p>
@@ -10165,7 +10230,7 @@
                 <w:color w:val="000000"/>
                 <w:lang w:val="en-US"/>
               </w:rPr>
-              <w:t>13.</w:t>
+              <w:t>14.</w:t>
             </w:r>
           </w:p>
         </w:tc>
@@ -10189,13 +10254,11 @@
               </w:rPr>
             </w:pPr>
             <w:r>
-              <w:t>Guruh</w:t>
-            </w:r>
-            <w:r>
-              <w:rPr>
-                <w:lang w:val="en-US"/>
-              </w:rPr>
-              <w:t xml:space="preserve"> mashg‘uloti</w:t>
+              <w:rPr>
+                <w:color w:val="000000"/>
+                <w:lang w:val="en-US"/>
+              </w:rPr>
+              <w:t>Seminar</w:t>
             </w:r>
           </w:p>
         </w:tc>
@@ -10274,13 +10337,13 @@
                 <w:bCs/>
                 <w:lang w:val="en-US"/>
               </w:rPr>
-              <w:t>13-mashg‘ulot.</w:t>
-            </w:r>
-            <w:r>
-              <w:rPr>
-                <w:lang w:val="en-US"/>
-              </w:rPr>
-              <w:t xml:space="preserve"> Massiv va satrlarga doir yuqori qiyinlikdagi algoritmlar.</w:t>
+              <w:t>14-mashg‘ulot.</w:t>
+            </w:r>
+            <w:r>
+              <w:rPr>
+                <w:lang w:val="en-US"/>
+              </w:rPr>
+              <w:t xml:space="preserve"> Algoritmlar samaradorligi va ma’lumotlar tuzilmalarini tahlil qilish.</w:t>
             </w:r>
           </w:p>
           <w:p>
@@ -10308,21 +10371,21 @@
               <w:rPr>
                 <w:lang w:val="en-US"/>
               </w:rPr>
-              <w:t>1. Halqasimon massivda maksimal yig‘indiga ega qism massivni topish (Max Circular Subarray Sum) algoritmi.</w:t>
-            </w:r>
-          </w:p>
-          <w:p>
-            <w:pPr>
-              <w:jc w:val="both"/>
-              <w:rPr>
-                <w:lang w:val="en-US"/>
-              </w:rPr>
-            </w:pPr>
-            <w:r>
-              <w:rPr>
-                <w:lang w:val="en-US"/>
-              </w:rPr>
-              <w:t>2. Berilgan sondan keyingi eng kichik palindrom sonni (Next Smallest Palindrome) aniqlashning optimal usullari.</w:t>
+              <w:t>1. Algoritmlarning vaqt (Time) va xotira (Space) murakkabligini asimptotik tahlil qilish usullari muhokamasi.</w:t>
+            </w:r>
+          </w:p>
+          <w:p>
+            <w:pPr>
+              <w:jc w:val="both"/>
+              <w:rPr>
+                <w:lang w:val="en-US"/>
+              </w:rPr>
+            </w:pPr>
+            <w:r>
+              <w:rPr>
+                <w:lang w:val="en-US"/>
+              </w:rPr>
+              <w:t>2. Rekursiv yechimlarning iterativ usullardan afzalligi va kamchiliklari hamda "Call Stack" xatolarini tahlil qilish.</w:t>
             </w:r>
           </w:p>
           <w:p>
@@ -10338,14 +10401,13 @@
               <w:rPr>
                 <w:lang w:val="en-US"/>
               </w:rPr>
-              <w:t>3. Satrning leksikografik tartib raqamini (Lexicographic Rank) hisoblash va matnni chekkalari bo‘ylab tekislash (Text Justification) algoritmlari.</w:t>
-            </w:r>
-          </w:p>
-        </w:tc>
-        <w:tc>
-          <w:tcPr>
-            <w:tcW w:w="1821" w:type="dxa"/>
-            <w:gridSpan w:val="2"/>
+              <w:t>3. Massiv (Array) va satr (String) ustida bajariladigan murakkab amallarning optimal yechimlarini o‘zaro qiyosiy o‘rganish.</w:t>
+            </w:r>
+          </w:p>
+        </w:tc>
+        <w:tc>
+          <w:tcPr>
+            <w:tcW w:w="1915" w:type="dxa"/>
             <w:tcBorders>
               <w:top w:val="single" w:sz="4" w:space="0" w:color="auto"/>
               <w:left w:val="single" w:sz="4" w:space="0" w:color="auto"/>
@@ -10398,7 +10460,7 @@
                 <w:color w:val="000000"/>
                 <w:lang w:val="en-US"/>
               </w:rPr>
-              <w:t>14.</w:t>
+              <w:t>15.</w:t>
             </w:r>
           </w:p>
         </w:tc>
@@ -10426,7 +10488,7 @@
                 <w:color w:val="000000"/>
                 <w:lang w:val="en-US"/>
               </w:rPr>
-              <w:t>Seminar</w:t>
+              <w:t>Amaliy</w:t>
             </w:r>
           </w:p>
         </w:tc>
@@ -10505,13 +10567,13 @@
                 <w:bCs/>
                 <w:lang w:val="en-US"/>
               </w:rPr>
-              <w:t>14-mashg‘ulot.</w:t>
-            </w:r>
-            <w:r>
-              <w:rPr>
-                <w:lang w:val="en-US"/>
-              </w:rPr>
-              <w:t xml:space="preserve"> Algoritmlar samaradorligi va ma’lumotlar tuzilmalarini tahlil qilish.</w:t>
+              <w:t>15-mashg‘ulot.</w:t>
+            </w:r>
+            <w:r>
+              <w:rPr>
+                <w:lang w:val="en-US"/>
+              </w:rPr>
+              <w:t xml:space="preserve"> Murakkablik tahlili, rekursiya va chiziqli tuzilmalarga oid masalalarni dasturlash.</w:t>
             </w:r>
           </w:p>
           <w:p>
@@ -10539,22 +10601,21 @@
               <w:rPr>
                 <w:lang w:val="en-US"/>
               </w:rPr>
-              <w:t>1. Algoritmlarning vaqt (Time) va xotira (Space) murakkabligini asimptotik tahlil qilish usullari muhokamasi.</w:t>
-            </w:r>
-          </w:p>
-          <w:p>
-            <w:pPr>
-              <w:jc w:val="both"/>
-              <w:rPr>
-                <w:lang w:val="en-US"/>
-              </w:rPr>
-            </w:pPr>
-            <w:r>
-              <w:rPr>
-                <w:lang w:val="en-US"/>
-              </w:rPr>
-              <w:lastRenderedPageBreak/>
-              <w:t>2. Rekursiv yechimlarning iterativ usullardan afzalligi va kamchiliklari hamda "Call Stack" xatolarini tahlil qilish.</w:t>
+              <w:t>1. Berilgan algoritmlarning vaqt va xotira murakkabligini (Time and Space Complexity) amalda hisoblash va kodni optimallashtirish.</w:t>
+            </w:r>
+          </w:p>
+          <w:p>
+            <w:pPr>
+              <w:jc w:val="both"/>
+              <w:rPr>
+                <w:lang w:val="en-US"/>
+              </w:rPr>
+            </w:pPr>
+            <w:r>
+              <w:rPr>
+                <w:lang w:val="en-US"/>
+              </w:rPr>
+              <w:t>2. Rekursiv algoritmlar (Recursion) va murakkab matematik qonuniyatlarni (Patterns) dasturiy realizatsiya qilish.</w:t>
             </w:r>
           </w:p>
           <w:p>
@@ -10570,14 +10631,13 @@
               <w:rPr>
                 <w:lang w:val="en-US"/>
               </w:rPr>
-              <w:t>3. Massiv (Array) va satr (String) ustida bajariladigan murakkab amallarning optimal yechimlarini o‘zaro qiyosiy o‘rganish.</w:t>
-            </w:r>
-          </w:p>
-        </w:tc>
-        <w:tc>
-          <w:tcPr>
-            <w:tcW w:w="1821" w:type="dxa"/>
-            <w:gridSpan w:val="2"/>
+              <w:t>3. Massivlar (Array) va satrlar (String) ustida murakkab amallarni bajaruvchi dasturlarni ishlab chiqish hamda test natijalarini tahlil qilish.</w:t>
+            </w:r>
+          </w:p>
+        </w:tc>
+        <w:tc>
+          <w:tcPr>
+            <w:tcW w:w="1915" w:type="dxa"/>
             <w:tcBorders>
               <w:top w:val="single" w:sz="4" w:space="0" w:color="auto"/>
               <w:left w:val="single" w:sz="4" w:space="0" w:color="auto"/>
@@ -10597,8 +10657,7 @@
               <w:rPr>
                 <w:lang w:val="uz-Cyrl-UZ"/>
               </w:rPr>
-              <w:lastRenderedPageBreak/>
-              <w:t>Kompyuter. Interaktiv panel. Taqdimot materiallari.</w:t>
+              <w:t>Kompyuter. Interaktiv panel. IDE (VS Code, C++ yoki Python).</w:t>
             </w:r>
           </w:p>
         </w:tc>
@@ -10631,7 +10690,7 @@
                 <w:color w:val="000000"/>
                 <w:lang w:val="en-US"/>
               </w:rPr>
-              <w:t>15.</w:t>
+              <w:t>16.</w:t>
             </w:r>
           </w:p>
         </w:tc>
@@ -10659,7 +10718,7 @@
                 <w:color w:val="000000"/>
                 <w:lang w:val="en-US"/>
               </w:rPr>
-              <w:t>Amaliy</w:t>
+              <w:t>Ma’ruza</w:t>
             </w:r>
           </w:p>
         </w:tc>
@@ -10716,13 +10775,13 @@
                 <w:bCs/>
                 <w:lang w:val="en-US"/>
               </w:rPr>
-              <w:t>1-Mavzu:</w:t>
-            </w:r>
-            <w:r>
-              <w:rPr>
-                <w:lang w:val="en-US"/>
-              </w:rPr>
-              <w:t xml:space="preserve"> Asosiy tushunchalar, murakkablik tahlili, rekursiya, massivlar va satrlar.</w:t>
+              <w:t>2-Mavzu:</w:t>
+            </w:r>
+            <w:r>
+              <w:rPr>
+                <w:lang w:val="en-US"/>
+              </w:rPr>
+              <w:t xml:space="preserve"> Qidirish, saralash, bitli amallar va xeshlash algoritmlari.</w:t>
             </w:r>
           </w:p>
           <w:p>
@@ -10738,13 +10797,13 @@
                 <w:bCs/>
                 <w:lang w:val="en-US"/>
               </w:rPr>
-              <w:t>15-mashg‘ulot.</w:t>
-            </w:r>
-            <w:r>
-              <w:rPr>
-                <w:lang w:val="en-US"/>
-              </w:rPr>
-              <w:t xml:space="preserve"> Murakkablik tahlili, rekursiya va chiziqli tuzilmalarga oid masalalarni dasturlash.</w:t>
+              <w:t>1-mashg‘ulot.</w:t>
+            </w:r>
+            <w:r>
+              <w:rPr>
+                <w:lang w:val="en-US"/>
+              </w:rPr>
+              <w:t xml:space="preserve"> Qidirish, saralash, bitli amallar va xeshlash algoritmlari nazariyasi.</w:t>
             </w:r>
           </w:p>
           <w:p>
@@ -10772,21 +10831,35 @@
               <w:rPr>
                 <w:lang w:val="en-US"/>
               </w:rPr>
-              <w:t>1. Berilgan algoritmlarning vaqt va xotira murakkabligini (Time and Space Complexity) amalda hisoblash va kodni optimallashtirish.</w:t>
-            </w:r>
-          </w:p>
-          <w:p>
-            <w:pPr>
-              <w:jc w:val="both"/>
-              <w:rPr>
-                <w:lang w:val="en-US"/>
-              </w:rPr>
-            </w:pPr>
-            <w:r>
-              <w:rPr>
-                <w:lang w:val="en-US"/>
-              </w:rPr>
-              <w:t>2. Rekursiv algoritmlar (Recursion) va murakkab matematik qonuniyatlarni (Patterns) dasturiy realizatsiya qilish.</w:t>
+              <w:t>1. Ma’lumotlarni qidirish algoritmlari: chiziqli (Linear Search) va binar (Binary Search) qidiruvning nazariy asoslari.</w:t>
+            </w:r>
+          </w:p>
+          <w:p>
+            <w:pPr>
+              <w:jc w:val="both"/>
+              <w:rPr>
+                <w:lang w:val="en-US"/>
+              </w:rPr>
+            </w:pPr>
+            <w:r>
+              <w:rPr>
+                <w:lang w:val="en-US"/>
+              </w:rPr>
+              <w:t>2. Saralash (Sorting) algoritmlari klassifikatsiyasi: kvadratik, logarifmik va chiziqli vaqt ichida saralash usullari.</w:t>
+            </w:r>
+          </w:p>
+          <w:p>
+            <w:pPr>
+              <w:jc w:val="both"/>
+              <w:rPr>
+                <w:lang w:val="en-US"/>
+              </w:rPr>
+            </w:pPr>
+            <w:r>
+              <w:rPr>
+                <w:lang w:val="en-US"/>
+              </w:rPr>
+              <w:t>3. Bitli amallar (Bitwise Operations) va ularning hisoblash tizimidagi ahamiyati hamda bitli manipulyatsiyalar nazariyasi.</w:t>
             </w:r>
           </w:p>
           <w:p>
@@ -10802,14 +10875,13 @@
               <w:rPr>
                 <w:lang w:val="en-US"/>
               </w:rPr>
-              <w:t>3. Massivlar (Array) va satrlar (String) ustida murakkab amallarni bajaruvchi dasturlarni ishlab chiqish hamda test natijalarini tahlil qilish.</w:t>
-            </w:r>
-          </w:p>
-        </w:tc>
-        <w:tc>
-          <w:tcPr>
-            <w:tcW w:w="1821" w:type="dxa"/>
-            <w:gridSpan w:val="2"/>
+              <w:t>4. Xeshlash (Hashing) tushunchasi, xesh-funksiyalar va to‘qnashuvlarni (Collisions) hal qilish usullarining mantiqiy asoslari.</w:t>
+            </w:r>
+          </w:p>
+        </w:tc>
+        <w:tc>
+          <w:tcPr>
+            <w:tcW w:w="1915" w:type="dxa"/>
             <w:tcBorders>
               <w:top w:val="single" w:sz="4" w:space="0" w:color="auto"/>
               <w:left w:val="single" w:sz="4" w:space="0" w:color="auto"/>
@@ -10829,7 +10901,7 @@
               <w:rPr>
                 <w:lang w:val="uz-Cyrl-UZ"/>
               </w:rPr>
-              <w:t>Kompyuter. Interaktiv panel. IDE (VS Code, C++ yoki Python).</w:t>
+              <w:t>Kompyuter. Interaktiv panel. Taqdimot materiallari.</w:t>
             </w:r>
           </w:p>
         </w:tc>
@@ -10862,7 +10934,8 @@
                 <w:color w:val="000000"/>
                 <w:lang w:val="en-US"/>
               </w:rPr>
-              <w:t>16.</w:t>
+              <w:lastRenderedPageBreak/>
+              <w:t>17.</w:t>
             </w:r>
           </w:p>
         </w:tc>
@@ -10886,11 +10959,13 @@
               </w:rPr>
             </w:pPr>
             <w:r>
-              <w:rPr>
-                <w:color w:val="000000"/>
-                <w:lang w:val="en-US"/>
-              </w:rPr>
-              <w:t>Ma’ruza</w:t>
+              <w:t>Guruh</w:t>
+            </w:r>
+            <w:r>
+              <w:rPr>
+                <w:lang w:val="en-US"/>
+              </w:rPr>
+              <w:t xml:space="preserve"> mashg‘uloti</w:t>
             </w:r>
           </w:p>
         </w:tc>
@@ -10969,13 +11044,13 @@
                 <w:bCs/>
                 <w:lang w:val="en-US"/>
               </w:rPr>
-              <w:t>1-mashg‘ulot.</w:t>
-            </w:r>
-            <w:r>
-              <w:rPr>
-                <w:lang w:val="en-US"/>
-              </w:rPr>
-              <w:t xml:space="preserve"> Qidirish, saralash, bitli amallar va xeshlash algoritmlari nazariyasi.</w:t>
+              <w:t>2-mashg‘ulot.</w:t>
+            </w:r>
+            <w:r>
+              <w:rPr>
+                <w:lang w:val="en-US"/>
+              </w:rPr>
+              <w:t xml:space="preserve"> Chiziqli va binar qidiruv algoritmlari.</w:t>
             </w:r>
           </w:p>
           <w:p>
@@ -11003,58 +11078,41 @@
               <w:rPr>
                 <w:lang w:val="en-US"/>
               </w:rPr>
-              <w:t>1. Ma’lumotlarni qidirish algoritmlari: chiziqli (Linear Search) va binar (Binary Search) qidiruvning nazariy asoslari.</w:t>
-            </w:r>
-          </w:p>
-          <w:p>
-            <w:pPr>
-              <w:jc w:val="both"/>
-              <w:rPr>
-                <w:lang w:val="en-US"/>
-              </w:rPr>
-            </w:pPr>
-            <w:r>
-              <w:rPr>
-                <w:lang w:val="en-US"/>
-              </w:rPr>
-              <w:t>2. Saralash (Sorting) algoritmlari klassifikatsiyasi: kvadratik, logarifmik va chiziqli vaqt ichida saralash usullari.</w:t>
-            </w:r>
-          </w:p>
-          <w:p>
-            <w:pPr>
-              <w:jc w:val="both"/>
-              <w:rPr>
-                <w:lang w:val="en-US"/>
-              </w:rPr>
-            </w:pPr>
-            <w:r>
-              <w:rPr>
-                <w:lang w:val="en-US"/>
-              </w:rPr>
-              <w:t>3. Bitli amallar (Bitwise Operations) va ularning hisoblash tizimidagi ahamiyati hamda bitli manipulyatsiyalar nazariyasi.</w:t>
-            </w:r>
-          </w:p>
-          <w:p>
-            <w:pPr>
-              <w:jc w:val="both"/>
-              <w:rPr>
-                <w:b/>
-                <w:bCs/>
-                <w:lang w:val="en-US"/>
-              </w:rPr>
-            </w:pPr>
-            <w:r>
-              <w:rPr>
-                <w:lang w:val="en-US"/>
-              </w:rPr>
-              <w:t>4. Xeshlash (Hashing) tushunchasi, xesh-funksiyalar va to‘qnashuvlarni (Collisions) hal qilish usullarining mantiqiy asoslari.</w:t>
-            </w:r>
-          </w:p>
-        </w:tc>
-        <w:tc>
-          <w:tcPr>
-            <w:tcW w:w="1821" w:type="dxa"/>
-            <w:gridSpan w:val="2"/>
+              <w:t>1. Chiziqli qidiruv (Linear Search): massivdan eng katta (Largest), ikkinchi eng katta (Second Largest) va lokal minimum hamda maksimum (Local Min &amp; Max) elementlarni topish.</w:t>
+            </w:r>
+          </w:p>
+          <w:p>
+            <w:pPr>
+              <w:jc w:val="both"/>
+              <w:rPr>
+                <w:lang w:val="en-US"/>
+              </w:rPr>
+            </w:pPr>
+            <w:r>
+              <w:rPr>
+                <w:lang w:val="en-US"/>
+              </w:rPr>
+              <w:t>2. Binar qidiruv (Binary Search) asoslari: element o‘rnini aniqlash (Insertion Position), quyi va yuqori chegaralarni (Lower/Upper Bound) topish hamda qat’iy saralangan massivda qidiruv.</w:t>
+            </w:r>
+          </w:p>
+          <w:p>
+            <w:pPr>
+              <w:jc w:val="both"/>
+              <w:rPr>
+                <w:lang w:val="en-US"/>
+              </w:rPr>
+            </w:pPr>
+            <w:r>
+              <w:rPr>
+                <w:lang w:val="en-US"/>
+              </w:rPr>
+              <w:t>3. Murakkab binar qidiruv: aylantirilgan saralangan massivda (Sorted &amp; Rotated) qidirish, cho‘qqi elementni topish (Peak in 2D) va matritsalarda qidiruv (Search in Row-Column Sorted) usullari.</w:t>
+            </w:r>
+          </w:p>
+        </w:tc>
+        <w:tc>
+          <w:tcPr>
+            <w:tcW w:w="1915" w:type="dxa"/>
             <w:tcBorders>
               <w:top w:val="single" w:sz="4" w:space="0" w:color="auto"/>
               <w:left w:val="single" w:sz="4" w:space="0" w:color="auto"/>
@@ -11107,7 +11165,7 @@
                 <w:color w:val="000000"/>
                 <w:lang w:val="en-US"/>
               </w:rPr>
-              <w:t>17.</w:t>
+              <w:t>18.</w:t>
             </w:r>
           </w:p>
         </w:tc>
@@ -11216,13 +11274,13 @@
                 <w:bCs/>
                 <w:lang w:val="en-US"/>
               </w:rPr>
-              <w:t>2-mashg‘ulot.</w:t>
-            </w:r>
-            <w:r>
-              <w:rPr>
-                <w:lang w:val="en-US"/>
-              </w:rPr>
-              <w:t xml:space="preserve"> Chiziqli va binar qidiruv algoritmlari.</w:t>
+              <w:t>3-mashg‘ulot.</w:t>
+            </w:r>
+            <w:r>
+              <w:rPr>
+                <w:lang w:val="en-US"/>
+              </w:rPr>
+              <w:t xml:space="preserve"> Javoblar oralig‘ida binar qidiruv (Search on Answer) usullari.</w:t>
             </w:r>
           </w:p>
           <w:p>
@@ -11250,270 +11308,31 @@
               <w:rPr>
                 <w:lang w:val="en-US"/>
               </w:rPr>
-              <w:t>1. Chiziqli qidiruv (Linear Search): massivdan eng katta (Largest), ikkinchi eng katta (Second Largest) va lokal minimum hamda maksimum (Local Min &amp; Max) elementlarni topish.</w:t>
-            </w:r>
-          </w:p>
-          <w:p>
-            <w:pPr>
-              <w:jc w:val="both"/>
-              <w:rPr>
-                <w:lang w:val="en-US"/>
-              </w:rPr>
-            </w:pPr>
-            <w:r>
-              <w:rPr>
-                <w:lang w:val="en-US"/>
-              </w:rPr>
-              <w:t>2. Binar qidiruv (Binary Search) asoslari: element o‘rnini aniqlash (Insertion Position), quyi va yuqori chegaralarni (Lower/Upper Bound) topish hamda qat’iy saralangan massivda qidiruv.</w:t>
-            </w:r>
-          </w:p>
-          <w:p>
-            <w:pPr>
-              <w:jc w:val="both"/>
-              <w:rPr>
-                <w:lang w:val="en-US"/>
-              </w:rPr>
-            </w:pPr>
-            <w:r>
-              <w:rPr>
-                <w:lang w:val="en-US"/>
-              </w:rPr>
-              <w:t xml:space="preserve">3. Murakkab binar qidiruv: aylantirilgan saralangan massivda (Sorted &amp; Rotated) qidirish, </w:t>
-            </w:r>
-            <w:r>
-              <w:rPr>
-                <w:lang w:val="en-US"/>
-              </w:rPr>
-              <w:lastRenderedPageBreak/>
-              <w:t>cho‘qqi elementni topish (Peak in 2D) va matritsalarda qidiruv (Search in Row-Column Sorted) usullari.</w:t>
-            </w:r>
-          </w:p>
-        </w:tc>
-        <w:tc>
-          <w:tcPr>
-            <w:tcW w:w="1821" w:type="dxa"/>
-            <w:gridSpan w:val="2"/>
-            <w:tcBorders>
-              <w:top w:val="single" w:sz="4" w:space="0" w:color="auto"/>
-              <w:left w:val="single" w:sz="4" w:space="0" w:color="auto"/>
-              <w:bottom w:val="single" w:sz="4" w:space="0" w:color="auto"/>
-              <w:right w:val="single" w:sz="4" w:space="0" w:color="auto"/>
-            </w:tcBorders>
-            <w:vAlign w:val="center"/>
-          </w:tcPr>
-          <w:p>
-            <w:pPr>
-              <w:jc w:val="center"/>
-              <w:rPr>
-                <w:lang w:val="uz-Cyrl-UZ"/>
-              </w:rPr>
-            </w:pPr>
-            <w:r>
-              <w:rPr>
-                <w:lang w:val="uz-Cyrl-UZ"/>
-              </w:rPr>
-              <w:lastRenderedPageBreak/>
-              <w:t>Kompyuter. Interaktiv panel. Taqdimot materiallari.</w:t>
-            </w:r>
-          </w:p>
-        </w:tc>
-      </w:tr>
-      <w:tr>
-        <w:trPr>
-          <w:trHeight w:val="1134"/>
-        </w:trPr>
-        <w:tc>
-          <w:tcPr>
-            <w:tcW w:w="567" w:type="dxa"/>
-            <w:tcBorders>
-              <w:top w:val="single" w:sz="4" w:space="0" w:color="auto"/>
-              <w:left w:val="single" w:sz="4" w:space="0" w:color="auto"/>
-              <w:bottom w:val="single" w:sz="4" w:space="0" w:color="auto"/>
-              <w:right w:val="single" w:sz="4" w:space="0" w:color="auto"/>
-            </w:tcBorders>
-            <w:vAlign w:val="center"/>
-          </w:tcPr>
-          <w:p>
-            <w:pPr>
-              <w:jc w:val="center"/>
-              <w:rPr>
-                <w:color w:val="000000"/>
-                <w:lang w:val="en-US"/>
-              </w:rPr>
-            </w:pPr>
-            <w:r>
-              <w:rPr>
-                <w:color w:val="000000"/>
-                <w:lang w:val="en-US"/>
-              </w:rPr>
-              <w:t>18.</w:t>
-            </w:r>
-          </w:p>
-        </w:tc>
-        <w:tc>
-          <w:tcPr>
-            <w:tcW w:w="1413" w:type="dxa"/>
-            <w:tcBorders>
-              <w:top w:val="single" w:sz="4" w:space="0" w:color="auto"/>
-              <w:left w:val="single" w:sz="4" w:space="0" w:color="auto"/>
-              <w:bottom w:val="single" w:sz="4" w:space="0" w:color="auto"/>
-              <w:right w:val="single" w:sz="4" w:space="0" w:color="auto"/>
-            </w:tcBorders>
-            <w:vAlign w:val="center"/>
-          </w:tcPr>
-          <w:p>
-            <w:pPr>
-              <w:jc w:val="center"/>
-              <w:rPr>
-                <w:color w:val="000000"/>
-                <w:lang w:val="en-US"/>
-              </w:rPr>
-            </w:pPr>
-            <w:r>
-              <w:t>Guruh</w:t>
-            </w:r>
-            <w:r>
-              <w:rPr>
-                <w:lang w:val="en-US"/>
-              </w:rPr>
-              <w:t xml:space="preserve"> mashg‘uloti</w:t>
-            </w:r>
-          </w:p>
-        </w:tc>
-        <w:tc>
-          <w:tcPr>
-            <w:tcW w:w="567" w:type="dxa"/>
-            <w:tcBorders>
-              <w:top w:val="single" w:sz="4" w:space="0" w:color="auto"/>
-              <w:left w:val="single" w:sz="4" w:space="0" w:color="auto"/>
-              <w:bottom w:val="single" w:sz="4" w:space="0" w:color="auto"/>
-              <w:right w:val="single" w:sz="4" w:space="0" w:color="auto"/>
-            </w:tcBorders>
-            <w:vAlign w:val="center"/>
-          </w:tcPr>
-          <w:p>
-            <w:pPr>
-              <w:jc w:val="center"/>
-              <w:rPr>
-                <w:color w:val="000000"/>
-                <w:lang w:val="en-US"/>
-              </w:rPr>
-            </w:pPr>
-            <w:r>
-              <w:rPr>
-                <w:color w:val="000000"/>
-                <w:lang w:val="en-US"/>
-              </w:rPr>
-              <w:t>2</w:t>
-            </w:r>
-          </w:p>
-        </w:tc>
-        <w:tc>
-          <w:tcPr>
-            <w:tcW w:w="5031" w:type="dxa"/>
-            <w:gridSpan w:val="2"/>
-            <w:tcBorders>
-              <w:top w:val="single" w:sz="4" w:space="0" w:color="auto"/>
-              <w:left w:val="single" w:sz="4" w:space="0" w:color="auto"/>
-              <w:bottom w:val="single" w:sz="4" w:space="0" w:color="auto"/>
-              <w:right w:val="single" w:sz="4" w:space="0" w:color="auto"/>
-            </w:tcBorders>
-            <w:vAlign w:val="center"/>
-          </w:tcPr>
-          <w:p>
-            <w:pPr>
-              <w:jc w:val="both"/>
-              <w:rPr>
-                <w:lang w:val="en-US"/>
-              </w:rPr>
-            </w:pPr>
-            <w:r>
+              <w:t>1. Matematik masalalarda binar qidiruv: kvadrat ildiz (Square Root), n-darajali ildiz (Nth Root) va faktorial oxiridagi nollar orqali sonni topish (N trailing zeroes) algoritmlari.</w:t>
+            </w:r>
+          </w:p>
+          <w:p>
+            <w:pPr>
+              <w:jc w:val="both"/>
+              <w:rPr>
+                <w:lang w:val="en-US"/>
+              </w:rPr>
+            </w:pPr>
+            <w:r>
+              <w:rPr>
+                <w:lang w:val="en-US"/>
+              </w:rPr>
+              <w:t>2. Resurslarni taqsimlash masalalari: kitoblarni taqsimlash (Book Allocation), banan yeyish (Koko Eating Banana) va tajovuzkor sigirlar (Aggressive Cows) masalalarida optimal javobni izlash.</w:t>
+            </w:r>
+          </w:p>
+          <w:p>
+            <w:pPr>
+              <w:jc w:val="both"/>
               <w:rPr>
                 <w:b/>
                 <w:bCs/>
                 <w:lang w:val="en-US"/>
               </w:rPr>
-              <w:t>2-Mavzu:</w:t>
-            </w:r>
-            <w:r>
-              <w:rPr>
-                <w:lang w:val="en-US"/>
-              </w:rPr>
-              <w:t xml:space="preserve"> Qidirish, saralash, bitli amallar va xeshlash algoritmlari.</w:t>
-            </w:r>
-          </w:p>
-          <w:p>
-            <w:pPr>
-              <w:jc w:val="both"/>
-              <w:rPr>
-                <w:lang w:val="en-US"/>
-              </w:rPr>
-            </w:pPr>
-            <w:r>
-              <w:rPr>
-                <w:b/>
-                <w:bCs/>
-                <w:lang w:val="en-US"/>
-              </w:rPr>
-              <w:t>3-mashg‘ulot.</w:t>
-            </w:r>
-            <w:r>
-              <w:rPr>
-                <w:lang w:val="en-US"/>
-              </w:rPr>
-              <w:t xml:space="preserve"> Javoblar oralig‘ida binar qidiruv (Search on Answer) usullari.</w:t>
-            </w:r>
-          </w:p>
-          <w:p>
-            <w:pPr>
-              <w:jc w:val="center"/>
-              <w:rPr>
-                <w:lang w:val="en-US"/>
-              </w:rPr>
-            </w:pPr>
-            <w:r>
-              <w:rPr>
-                <w:lang w:val="en-US"/>
-              </w:rPr>
-              <w:t>O‘quv savollari:</w:t>
-            </w:r>
-          </w:p>
-          <w:p>
-            <w:pPr>
-              <w:jc w:val="both"/>
-              <w:rPr>
-                <w:lang w:val="en-US"/>
-              </w:rPr>
-            </w:pPr>
-            <w:r>
-              <w:rPr>
-                <w:lang w:val="en-US"/>
-              </w:rPr>
-              <w:t>1. Matematik masalalarda binar qidiruv: kvadrat ildiz (Square Root), n-darajali ildiz (Nth Root) va faktorial oxiridagi nollar orqali sonni topish (N trailing zeroes) algoritmlari.</w:t>
-            </w:r>
-          </w:p>
-          <w:p>
-            <w:pPr>
-              <w:jc w:val="both"/>
-              <w:rPr>
-                <w:lang w:val="en-US"/>
-              </w:rPr>
-            </w:pPr>
-            <w:r>
-              <w:rPr>
-                <w:lang w:val="en-US"/>
-              </w:rPr>
-              <w:t>2. Resurslarni taqsimlash masalalari: kitoblarni taqsimlash (Book Allocation), banan yeyish (Koko Eating Banana) va tajovuzkor sigirlar (Aggressive Cows) masalalarida optimal javobni izlash.</w:t>
-            </w:r>
-          </w:p>
-          <w:p>
-            <w:pPr>
-              <w:jc w:val="both"/>
-              <w:rPr>
-                <w:b/>
-                <w:bCs/>
-                <w:lang w:val="en-US"/>
-              </w:rPr>
             </w:pPr>
             <w:r>
               <w:rPr>
@@ -11525,8 +11344,7 @@
         </w:tc>
         <w:tc>
           <w:tcPr>
-            <w:tcW w:w="1821" w:type="dxa"/>
-            <w:gridSpan w:val="2"/>
+            <w:tcW w:w="1915" w:type="dxa"/>
             <w:tcBorders>
               <w:top w:val="single" w:sz="4" w:space="0" w:color="auto"/>
               <w:left w:val="single" w:sz="4" w:space="0" w:color="auto"/>
@@ -11860,8 +11678,7 @@
         </w:tc>
         <w:tc>
           <w:tcPr>
-            <w:tcW w:w="1821" w:type="dxa"/>
-            <w:gridSpan w:val="2"/>
+            <w:tcW w:w="1915" w:type="dxa"/>
             <w:tcBorders>
               <w:top w:val="single" w:sz="4" w:space="0" w:color="auto"/>
               <w:left w:val="single" w:sz="4" w:space="0" w:color="auto"/>
@@ -11914,6 +11731,7 @@
                 <w:color w:val="000000"/>
                 <w:lang w:val="en-US"/>
               </w:rPr>
+              <w:lastRenderedPageBreak/>
               <w:t>20.</w:t>
             </w:r>
           </w:p>
@@ -12103,21 +11921,13 @@
               <w:rPr>
                 <w:lang w:val="en-US"/>
               </w:rPr>
-              <w:t xml:space="preserve">3. Strategik va iqtisodiy algoritmlar: Tywin urush strategiyasi (Tywin's War Strategy), konfetlar </w:t>
-            </w:r>
-            <w:r>
-              <w:rPr>
-                <w:lang w:val="en-US"/>
-              </w:rPr>
-              <w:lastRenderedPageBreak/>
-              <w:t>narxi (Candy Cost) va minimal harakatlar (Minimize Moves) orqali maqsadga erishish usullari.</w:t>
-            </w:r>
-          </w:p>
-        </w:tc>
-        <w:tc>
-          <w:tcPr>
-            <w:tcW w:w="1821" w:type="dxa"/>
-            <w:gridSpan w:val="2"/>
+              <w:t>3. Strategik va iqtisodiy algoritmlar: Tywin urush strategiyasi (Tywin's War Strategy), konfetlar narxi (Candy Cost) va minimal harakatlar (Minimize Moves) orqali maqsadga erishish usullari.</w:t>
+            </w:r>
+          </w:p>
+        </w:tc>
+        <w:tc>
+          <w:tcPr>
+            <w:tcW w:w="1915" w:type="dxa"/>
             <w:tcBorders>
               <w:top w:val="single" w:sz="4" w:space="0" w:color="auto"/>
               <w:left w:val="single" w:sz="4" w:space="0" w:color="auto"/>
@@ -12137,7 +11947,6 @@
               <w:rPr>
                 <w:lang w:val="uz-Cyrl-UZ"/>
               </w:rPr>
-              <w:lastRenderedPageBreak/>
               <w:t>Kompyuter. Interaktiv panel. Taqdimot materiallari.</w:t>
             </w:r>
           </w:p>
@@ -12350,8 +12159,7 @@
         </w:tc>
         <w:tc>
           <w:tcPr>
-            <w:tcW w:w="1821" w:type="dxa"/>
-            <w:gridSpan w:val="2"/>
+            <w:tcW w:w="1915" w:type="dxa"/>
             <w:tcBorders>
               <w:top w:val="single" w:sz="4" w:space="0" w:color="auto"/>
               <w:left w:val="single" w:sz="4" w:space="0" w:color="auto"/>
@@ -12583,8 +12391,7 @@
         </w:tc>
         <w:tc>
           <w:tcPr>
-            <w:tcW w:w="1821" w:type="dxa"/>
-            <w:gridSpan w:val="2"/>
+            <w:tcW w:w="1915" w:type="dxa"/>
             <w:tcBorders>
               <w:top w:val="single" w:sz="4" w:space="0" w:color="auto"/>
               <w:left w:val="single" w:sz="4" w:space="0" w:color="auto"/>
@@ -12637,6 +12444,7 @@
                 <w:color w:val="000000"/>
                 <w:lang w:val="en-US"/>
               </w:rPr>
+              <w:lastRenderedPageBreak/>
               <w:t>23.</w:t>
             </w:r>
           </w:p>
@@ -12844,22 +12652,13 @@
                 <w:color w:val="1F1F1F"/>
                 <w:lang w:val="en-US"/>
               </w:rPr>
-              <w:t xml:space="preserve">Bitli amallar: k-chi (Kth Set Bit) va yagona faol bitni (Only set bit) topish, 2 ning darajasiga </w:t>
-            </w:r>
-            <w:r>
-              <w:rPr>
-                <w:color w:val="1F1F1F"/>
-                <w:lang w:val="en-US"/>
-              </w:rPr>
-              <w:lastRenderedPageBreak/>
-              <w:t>tekshirish (Power of two) va bitlar bo‘yicha saralash (Sort by Set bits).</w:t>
-            </w:r>
-          </w:p>
-        </w:tc>
-        <w:tc>
-          <w:tcPr>
-            <w:tcW w:w="1821" w:type="dxa"/>
-            <w:gridSpan w:val="2"/>
+              <w:t>Bitli amallar: k-chi (Kth Set Bit) va yagona faol bitni (Only set bit) topish, 2 ning darajasiga tekshirish (Power of two) va bitlar bo‘yicha saralash (Sort by Set bits).</w:t>
+            </w:r>
+          </w:p>
+        </w:tc>
+        <w:tc>
+          <w:tcPr>
+            <w:tcW w:w="1915" w:type="dxa"/>
             <w:tcBorders>
               <w:top w:val="single" w:sz="4" w:space="0" w:color="auto"/>
               <w:left w:val="single" w:sz="4" w:space="0" w:color="auto"/>
@@ -12879,7 +12678,6 @@
               <w:rPr>
                 <w:lang w:val="uz-Cyrl-UZ"/>
               </w:rPr>
-              <w:lastRenderedPageBreak/>
               <w:t>Kompyuter. Interaktiv panel. Taqdimot materiallari.</w:t>
             </w:r>
           </w:p>
@@ -13092,8 +12890,7 @@
         </w:tc>
         <w:tc>
           <w:tcPr>
-            <w:tcW w:w="1821" w:type="dxa"/>
-            <w:gridSpan w:val="2"/>
+            <w:tcW w:w="1915" w:type="dxa"/>
             <w:tcBorders>
               <w:top w:val="single" w:sz="4" w:space="0" w:color="auto"/>
               <w:left w:val="single" w:sz="4" w:space="0" w:color="auto"/>
@@ -13325,8 +13122,7 @@
         </w:tc>
         <w:tc>
           <w:tcPr>
-            <w:tcW w:w="1821" w:type="dxa"/>
-            <w:gridSpan w:val="2"/>
+            <w:tcW w:w="1915" w:type="dxa"/>
             <w:tcBorders>
               <w:top w:val="single" w:sz="4" w:space="0" w:color="auto"/>
               <w:left w:val="single" w:sz="4" w:space="0" w:color="auto"/>
@@ -13556,8 +13352,7 @@
         </w:tc>
         <w:tc>
           <w:tcPr>
-            <w:tcW w:w="1821" w:type="dxa"/>
-            <w:gridSpan w:val="2"/>
+            <w:tcW w:w="1915" w:type="dxa"/>
             <w:tcBorders>
               <w:top w:val="single" w:sz="4" w:space="0" w:color="auto"/>
               <w:left w:val="single" w:sz="4" w:space="0" w:color="auto"/>
@@ -13610,6 +13405,7 @@
                 <w:color w:val="000000"/>
                 <w:lang w:val="en-US"/>
               </w:rPr>
+              <w:lastRenderedPageBreak/>
               <w:t>27.</w:t>
             </w:r>
           </w:p>
@@ -13789,8 +13585,7 @@
         </w:tc>
         <w:tc>
           <w:tcPr>
-            <w:tcW w:w="1821" w:type="dxa"/>
-            <w:gridSpan w:val="2"/>
+            <w:tcW w:w="1915" w:type="dxa"/>
             <w:tcBorders>
               <w:top w:val="single" w:sz="4" w:space="0" w:color="auto"/>
               <w:left w:val="single" w:sz="4" w:space="0" w:color="auto"/>
@@ -13843,7 +13638,6 @@
                 <w:color w:val="000000"/>
                 <w:lang w:val="en-US"/>
               </w:rPr>
-              <w:lastRenderedPageBreak/>
               <w:t>28.</w:t>
             </w:r>
           </w:p>
@@ -14009,8 +13803,7 @@
         </w:tc>
         <w:tc>
           <w:tcPr>
-            <w:tcW w:w="1821" w:type="dxa"/>
-            <w:gridSpan w:val="2"/>
+            <w:tcW w:w="1915" w:type="dxa"/>
             <w:tcBorders>
               <w:top w:val="single" w:sz="4" w:space="0" w:color="auto"/>
               <w:left w:val="single" w:sz="4" w:space="0" w:color="auto"/>
@@ -14238,8 +14031,7 @@
         </w:tc>
         <w:tc>
           <w:tcPr>
-            <w:tcW w:w="1821" w:type="dxa"/>
-            <w:gridSpan w:val="2"/>
+            <w:tcW w:w="1915" w:type="dxa"/>
             <w:tcBorders>
               <w:top w:val="single" w:sz="4" w:space="0" w:color="auto"/>
               <w:left w:val="single" w:sz="4" w:space="0" w:color="auto"/>
@@ -14469,8 +14261,7 @@
         </w:tc>
         <w:tc>
           <w:tcPr>
-            <w:tcW w:w="1821" w:type="dxa"/>
-            <w:gridSpan w:val="2"/>
+            <w:tcW w:w="1915" w:type="dxa"/>
             <w:tcBorders>
               <w:top w:val="single" w:sz="4" w:space="0" w:color="auto"/>
               <w:left w:val="single" w:sz="4" w:space="0" w:color="auto"/>
@@ -14650,6 +14441,7 @@
               <w:rPr>
                 <w:lang w:val="en-US"/>
               </w:rPr>
+              <w:lastRenderedPageBreak/>
               <w:t>O‘quv savollari:</w:t>
             </w:r>
           </w:p>
@@ -14700,8 +14492,7 @@
         </w:tc>
         <w:tc>
           <w:tcPr>
-            <w:tcW w:w="1821" w:type="dxa"/>
-            <w:gridSpan w:val="2"/>
+            <w:tcW w:w="1915" w:type="dxa"/>
             <w:tcBorders>
               <w:top w:val="single" w:sz="4" w:space="0" w:color="auto"/>
               <w:left w:val="single" w:sz="4" w:space="0" w:color="auto"/>
@@ -14721,6 +14512,7 @@
               <w:rPr>
                 <w:lang w:val="uz-Cyrl-UZ"/>
               </w:rPr>
+              <w:lastRenderedPageBreak/>
               <w:t>Kompyuter. Interaktiv panel. Taqdimot materiallari.</w:t>
             </w:r>
           </w:p>
@@ -14754,7 +14546,6 @@
                 <w:color w:val="000000"/>
                 <w:lang w:val="en-US"/>
               </w:rPr>
-              <w:lastRenderedPageBreak/>
               <w:t>32.</w:t>
             </w:r>
           </w:p>
@@ -14918,8 +14709,7 @@
         </w:tc>
         <w:tc>
           <w:tcPr>
-            <w:tcW w:w="1821" w:type="dxa"/>
-            <w:gridSpan w:val="2"/>
+            <w:tcW w:w="1915" w:type="dxa"/>
             <w:tcBorders>
               <w:top w:val="single" w:sz="4" w:space="0" w:color="auto"/>
               <w:left w:val="single" w:sz="4" w:space="0" w:color="auto"/>
@@ -15151,8 +14941,7 @@
         </w:tc>
         <w:tc>
           <w:tcPr>
-            <w:tcW w:w="1821" w:type="dxa"/>
-            <w:gridSpan w:val="2"/>
+            <w:tcW w:w="1915" w:type="dxa"/>
             <w:tcBorders>
               <w:top w:val="single" w:sz="4" w:space="0" w:color="auto"/>
               <w:left w:val="single" w:sz="4" w:space="0" w:color="auto"/>
@@ -15382,8 +15171,7 @@
         </w:tc>
         <w:tc>
           <w:tcPr>
-            <w:tcW w:w="1821" w:type="dxa"/>
-            <w:gridSpan w:val="2"/>
+            <w:tcW w:w="1915" w:type="dxa"/>
             <w:tcBorders>
               <w:top w:val="single" w:sz="4" w:space="0" w:color="auto"/>
               <w:left w:val="single" w:sz="4" w:space="0" w:color="auto"/>
@@ -15436,6 +15224,7 @@
                 <w:color w:val="000000"/>
                 <w:lang w:val="en-US"/>
               </w:rPr>
+              <w:lastRenderedPageBreak/>
               <w:t>35.</w:t>
             </w:r>
           </w:p>
@@ -15609,15 +15398,13 @@
               <w:rPr>
                 <w:lang w:val="en-US"/>
               </w:rPr>
-              <w:lastRenderedPageBreak/>
               <w:t>3. Murakkab qism satrlar: minimal oyna ketma-ketligi (Minimum Window Subsequence) va minimal oyna satrini (Minimum Window Substring) aniqlash.</w:t>
             </w:r>
           </w:p>
         </w:tc>
         <w:tc>
           <w:tcPr>
-            <w:tcW w:w="1821" w:type="dxa"/>
-            <w:gridSpan w:val="2"/>
+            <w:tcW w:w="1915" w:type="dxa"/>
             <w:tcBorders>
               <w:top w:val="single" w:sz="4" w:space="0" w:color="auto"/>
               <w:left w:val="single" w:sz="4" w:space="0" w:color="auto"/>
@@ -15637,7 +15424,6 @@
               <w:rPr>
                 <w:lang w:val="uz-Cyrl-UZ"/>
               </w:rPr>
-              <w:lastRenderedPageBreak/>
               <w:t>Kompyuter. Interaktiv panel. Taqdimot materiallari.</w:t>
             </w:r>
           </w:p>
@@ -15848,8 +15634,7 @@
         </w:tc>
         <w:tc>
           <w:tcPr>
-            <w:tcW w:w="1821" w:type="dxa"/>
-            <w:gridSpan w:val="2"/>
+            <w:tcW w:w="1915" w:type="dxa"/>
             <w:tcBorders>
               <w:top w:val="single" w:sz="4" w:space="0" w:color="auto"/>
               <w:left w:val="single" w:sz="4" w:space="0" w:color="auto"/>
@@ -16081,8 +15866,7 @@
         </w:tc>
         <w:tc>
           <w:tcPr>
-            <w:tcW w:w="1821" w:type="dxa"/>
-            <w:gridSpan w:val="2"/>
+            <w:tcW w:w="1915" w:type="dxa"/>
             <w:tcBorders>
               <w:top w:val="single" w:sz="4" w:space="0" w:color="auto"/>
               <w:left w:val="single" w:sz="4" w:space="0" w:color="auto"/>
@@ -16292,6 +16076,7 @@
               <w:rPr>
                 <w:lang w:val="en-US"/>
               </w:rPr>
+              <w:lastRenderedPageBreak/>
               <w:t>2. Farqlar massivi (Difference Array): 1D va 2D massivlarda oraliq yangilanishlarini (Range Updates) O(1) vaqtda bajarish.</w:t>
             </w:r>
           </w:p>
@@ -16312,8 +16097,7 @@
         </w:tc>
         <w:tc>
           <w:tcPr>
-            <w:tcW w:w="1821" w:type="dxa"/>
-            <w:gridSpan w:val="2"/>
+            <w:tcW w:w="1915" w:type="dxa"/>
             <w:tcBorders>
               <w:top w:val="single" w:sz="4" w:space="0" w:color="auto"/>
               <w:left w:val="single" w:sz="4" w:space="0" w:color="auto"/>
@@ -16333,6 +16117,7 @@
               <w:rPr>
                 <w:lang w:val="uz-Cyrl-UZ"/>
               </w:rPr>
+              <w:lastRenderedPageBreak/>
               <w:t>Kompyuter. Interaktiv panel. Taqdimot materiallari.</w:t>
             </w:r>
           </w:p>
@@ -16509,7 +16294,6 @@
               <w:rPr>
                 <w:lang w:val="en-US"/>
               </w:rPr>
-              <w:lastRenderedPageBreak/>
               <w:t>1. Nollik yig‘indi: yig‘indisi 0 bo‘lgan qism massivni topish va uning eng uzun variantini (Largest with 0 sum) aniqlash.</w:t>
             </w:r>
           </w:p>
@@ -16546,8 +16330,7 @@
         </w:tc>
         <w:tc>
           <w:tcPr>
-            <w:tcW w:w="1821" w:type="dxa"/>
-            <w:gridSpan w:val="2"/>
+            <w:tcW w:w="1915" w:type="dxa"/>
             <w:tcBorders>
               <w:top w:val="single" w:sz="4" w:space="0" w:color="auto"/>
               <w:left w:val="single" w:sz="4" w:space="0" w:color="auto"/>
@@ -16567,7 +16350,6 @@
               <w:rPr>
                 <w:lang w:val="uz-Cyrl-UZ"/>
               </w:rPr>
-              <w:lastRenderedPageBreak/>
               <w:t>Kompyuter. Interaktiv panel. Taqdimot materiallari.</w:t>
             </w:r>
           </w:p>
@@ -16778,8 +16560,7 @@
         </w:tc>
         <w:tc>
           <w:tcPr>
-            <w:tcW w:w="1821" w:type="dxa"/>
-            <w:gridSpan w:val="2"/>
+            <w:tcW w:w="1915" w:type="dxa"/>
             <w:tcBorders>
               <w:top w:val="single" w:sz="4" w:space="0" w:color="auto"/>
               <w:left w:val="single" w:sz="4" w:space="0" w:color="auto"/>
@@ -17009,8 +16790,7 @@
         </w:tc>
         <w:tc>
           <w:tcPr>
-            <w:tcW w:w="1821" w:type="dxa"/>
-            <w:gridSpan w:val="2"/>
+            <w:tcW w:w="1915" w:type="dxa"/>
             <w:tcBorders>
               <w:top w:val="single" w:sz="4" w:space="0" w:color="auto"/>
               <w:left w:val="single" w:sz="4" w:space="0" w:color="auto"/>
@@ -17063,6 +16843,7 @@
                 <w:color w:val="000000"/>
                 <w:lang w:val="en-US"/>
               </w:rPr>
+              <w:lastRenderedPageBreak/>
               <w:t>42.</w:t>
             </w:r>
           </w:p>
@@ -17234,15 +17015,13 @@
               <w:rPr>
                 <w:lang w:val="en-US"/>
               </w:rPr>
-              <w:lastRenderedPageBreak/>
               <w:t>3. Murakkab tizimlar dizayni: brauzer tarixi (Browser History), Twitter (newsfeed), hamda LRU va LFU kesh-xotira tizimlarini loyihalash.</w:t>
             </w:r>
           </w:p>
         </w:tc>
         <w:tc>
           <w:tcPr>
-            <w:tcW w:w="1821" w:type="dxa"/>
-            <w:gridSpan w:val="2"/>
+            <w:tcW w:w="1915" w:type="dxa"/>
             <w:tcBorders>
               <w:top w:val="single" w:sz="4" w:space="0" w:color="auto"/>
               <w:left w:val="single" w:sz="4" w:space="0" w:color="auto"/>
@@ -17262,7 +17041,6 @@
               <w:rPr>
                 <w:lang w:val="uz-Cyrl-UZ"/>
               </w:rPr>
-              <w:lastRenderedPageBreak/>
               <w:t>Kompyuter. Interaktiv panel. Taqdimot materiallari.</w:t>
             </w:r>
           </w:p>
@@ -17475,8 +17253,7 @@
         </w:tc>
         <w:tc>
           <w:tcPr>
-            <w:tcW w:w="1821" w:type="dxa"/>
-            <w:gridSpan w:val="2"/>
+            <w:tcW w:w="1915" w:type="dxa"/>
             <w:tcBorders>
               <w:top w:val="single" w:sz="4" w:space="0" w:color="auto"/>
               <w:left w:val="single" w:sz="4" w:space="0" w:color="auto"/>
@@ -17706,8 +17483,7 @@
         </w:tc>
         <w:tc>
           <w:tcPr>
-            <w:tcW w:w="1821" w:type="dxa"/>
-            <w:gridSpan w:val="2"/>
+            <w:tcW w:w="1915" w:type="dxa"/>
             <w:tcBorders>
               <w:top w:val="single" w:sz="4" w:space="0" w:color="auto"/>
               <w:left w:val="single" w:sz="4" w:space="0" w:color="auto"/>
@@ -17937,8 +17713,7 @@
         </w:tc>
         <w:tc>
           <w:tcPr>
-            <w:tcW w:w="1821" w:type="dxa"/>
-            <w:gridSpan w:val="2"/>
+            <w:tcW w:w="1915" w:type="dxa"/>
             <w:tcBorders>
               <w:top w:val="single" w:sz="4" w:space="0" w:color="auto"/>
               <w:left w:val="single" w:sz="4" w:space="0" w:color="auto"/>
@@ -18000,8 +17775,7 @@
         </w:tc>
         <w:tc>
           <w:tcPr>
-            <w:tcW w:w="1821" w:type="dxa"/>
-            <w:gridSpan w:val="2"/>
+            <w:tcW w:w="1915" w:type="dxa"/>
             <w:tcBorders>
               <w:top w:val="single" w:sz="4" w:space="0" w:color="auto"/>
               <w:left w:val="single" w:sz="4" w:space="0" w:color="auto"/>
@@ -18042,8 +17816,8 @@
         </w:trPr>
         <w:tc>
           <w:tcPr>
-            <w:tcW w:w="9399" w:type="dxa"/>
-            <w:gridSpan w:val="7"/>
+            <w:tcW w:w="9493" w:type="dxa"/>
+            <w:gridSpan w:val="6"/>
             <w:tcBorders>
               <w:top w:val="single" w:sz="4" w:space="0" w:color="auto"/>
               <w:left w:val="single" w:sz="4" w:space="0" w:color="auto"/>
@@ -18100,6 +17874,7 @@
                 <w:color w:val="000000"/>
                 <w:lang w:val="en-US"/>
               </w:rPr>
+              <w:lastRenderedPageBreak/>
               <w:t>46.</w:t>
             </w:r>
           </w:p>
@@ -18269,15 +18044,13 @@
               <w:rPr>
                 <w:lang w:val="en-US"/>
               </w:rPr>
-              <w:lastRenderedPageBreak/>
               <w:t>3. Binar daraxtlar (Binary Trees) asoslari: terminologiya, turlari va daraxtlarni aylanib chiqish (Traversal) usullari.</w:t>
             </w:r>
           </w:p>
         </w:tc>
         <w:tc>
           <w:tcPr>
-            <w:tcW w:w="1821" w:type="dxa"/>
-            <w:gridSpan w:val="2"/>
+            <w:tcW w:w="1915" w:type="dxa"/>
             <w:tcBorders>
               <w:top w:val="single" w:sz="4" w:space="0" w:color="auto"/>
               <w:left w:val="single" w:sz="4" w:space="0" w:color="auto"/>
@@ -18297,7 +18070,6 @@
               <w:rPr>
                 <w:lang w:val="uz-Cyrl-UZ"/>
               </w:rPr>
-              <w:lastRenderedPageBreak/>
               <w:t>Kompyuter. Interaktiv panel. Taqdimot materiallari.</w:t>
             </w:r>
           </w:p>
@@ -18508,8 +18280,7 @@
         </w:tc>
         <w:tc>
           <w:tcPr>
-            <w:tcW w:w="1821" w:type="dxa"/>
-            <w:gridSpan w:val="2"/>
+            <w:tcW w:w="1915" w:type="dxa"/>
             <w:tcBorders>
               <w:top w:val="single" w:sz="4" w:space="0" w:color="auto"/>
               <w:left w:val="single" w:sz="4" w:space="0" w:color="auto"/>
@@ -18741,8 +18512,7 @@
         </w:tc>
         <w:tc>
           <w:tcPr>
-            <w:tcW w:w="1821" w:type="dxa"/>
-            <w:gridSpan w:val="2"/>
+            <w:tcW w:w="1915" w:type="dxa"/>
             <w:tcBorders>
               <w:top w:val="single" w:sz="4" w:space="0" w:color="auto"/>
               <w:left w:val="single" w:sz="4" w:space="0" w:color="auto"/>
@@ -18968,14 +18738,14 @@
               <w:rPr>
                 <w:lang w:val="en-US"/>
               </w:rPr>
+              <w:lastRenderedPageBreak/>
               <w:t>3. Navbat elementlarini boshqarish: butun navbatni yoki uning birinchi k ta elementini teskari tartibda joylashtirish (Reverse).</w:t>
             </w:r>
           </w:p>
         </w:tc>
         <w:tc>
           <w:tcPr>
-            <w:tcW w:w="1821" w:type="dxa"/>
-            <w:gridSpan w:val="2"/>
+            <w:tcW w:w="1915" w:type="dxa"/>
             <w:tcBorders>
               <w:top w:val="single" w:sz="4" w:space="0" w:color="auto"/>
               <w:left w:val="single" w:sz="4" w:space="0" w:color="auto"/>
@@ -18995,6 +18765,7 @@
               <w:rPr>
                 <w:lang w:val="uz-Cyrl-UZ"/>
               </w:rPr>
+              <w:lastRenderedPageBreak/>
               <w:t>Kompyuter. Interaktiv panel. Taqdimot materiallari.</w:t>
             </w:r>
           </w:p>
@@ -19171,7 +18942,6 @@
               <w:rPr>
                 <w:lang w:val="en-US"/>
               </w:rPr>
-              <w:lastRenderedPageBreak/>
               <w:t>1. Navbat amallari: navbatni qorishtirish (Interleave), bitta massivda k ta navbat qurish va oqimdagi birinchi takrorlanmagan belgini topish.</w:t>
             </w:r>
           </w:p>
@@ -19206,8 +18976,7 @@
         </w:tc>
         <w:tc>
           <w:tcPr>
-            <w:tcW w:w="1821" w:type="dxa"/>
-            <w:gridSpan w:val="2"/>
+            <w:tcW w:w="1915" w:type="dxa"/>
             <w:tcBorders>
               <w:top w:val="single" w:sz="4" w:space="0" w:color="auto"/>
               <w:left w:val="single" w:sz="4" w:space="0" w:color="auto"/>
@@ -19227,7 +18996,6 @@
               <w:rPr>
                 <w:lang w:val="uz-Cyrl-UZ"/>
               </w:rPr>
-              <w:lastRenderedPageBreak/>
               <w:t>Kompyuter. Interaktiv panel. Taqdimot materiallari.</w:t>
             </w:r>
           </w:p>
@@ -19438,8 +19206,7 @@
         </w:tc>
         <w:tc>
           <w:tcPr>
-            <w:tcW w:w="1821" w:type="dxa"/>
-            <w:gridSpan w:val="2"/>
+            <w:tcW w:w="1915" w:type="dxa"/>
             <w:tcBorders>
               <w:top w:val="single" w:sz="4" w:space="0" w:color="auto"/>
               <w:left w:val="single" w:sz="4" w:space="0" w:color="auto"/>
@@ -19669,8 +19436,7 @@
         </w:tc>
         <w:tc>
           <w:tcPr>
-            <w:tcW w:w="1821" w:type="dxa"/>
-            <w:gridSpan w:val="2"/>
+            <w:tcW w:w="1915" w:type="dxa"/>
             <w:tcBorders>
               <w:top w:val="single" w:sz="4" w:space="0" w:color="auto"/>
               <w:left w:val="single" w:sz="4" w:space="0" w:color="auto"/>
@@ -19866,7 +19632,32 @@
               <w:rPr>
                 <w:lang w:val="en-US"/>
               </w:rPr>
-              <w:t>1. Daraxt strukturasi: diametr, chegaraviy aylanib chiqish (Boundary), daraxtni tekislash (Flatten) va uni "ag‘darish" (Invert).</w:t>
+              <w:lastRenderedPageBreak/>
+              <w:t xml:space="preserve">1. Daraxt strukturasi: diametr, chegaraviy aylanib chiqish (Boundary), daraxtni tekislash (Flatten) va uni </w:t>
+            </w:r>
+            <w:r>
+              <w:rPr>
+                <w:lang w:val="en-US"/>
+              </w:rPr>
+              <w:t>“</w:t>
+            </w:r>
+            <w:r>
+              <w:rPr>
+                <w:lang w:val="en-US"/>
+              </w:rPr>
+              <w:t>ag‘darish</w:t>
+            </w:r>
+            <w:r>
+              <w:rPr>
+                <w:lang w:val="en-US"/>
+              </w:rPr>
+              <w:t>”</w:t>
+            </w:r>
+            <w:r>
+              <w:rPr>
+                <w:lang w:val="en-US"/>
+              </w:rPr>
+              <w:t xml:space="preserve"> (Invert).</w:t>
             </w:r>
           </w:p>
           <w:p>
@@ -19900,8 +19691,7 @@
         </w:tc>
         <w:tc>
           <w:tcPr>
-            <w:tcW w:w="1821" w:type="dxa"/>
-            <w:gridSpan w:val="2"/>
+            <w:tcW w:w="1915" w:type="dxa"/>
             <w:tcBorders>
               <w:top w:val="single" w:sz="4" w:space="0" w:color="auto"/>
               <w:left w:val="single" w:sz="4" w:space="0" w:color="auto"/>
@@ -19921,6 +19711,7 @@
               <w:rPr>
                 <w:lang w:val="uz-Cyrl-UZ"/>
               </w:rPr>
+              <w:lastRenderedPageBreak/>
               <w:t>Kompyuter. Interaktiv panel. Taqdimot materiallari.</w:t>
             </w:r>
           </w:p>
@@ -19954,7 +19745,6 @@
                 <w:color w:val="000000"/>
                 <w:lang w:val="en-US"/>
               </w:rPr>
-              <w:lastRenderedPageBreak/>
               <w:t>54.</w:t>
             </w:r>
           </w:p>
@@ -20130,8 +19920,7 @@
         </w:tc>
         <w:tc>
           <w:tcPr>
-            <w:tcW w:w="1821" w:type="dxa"/>
-            <w:gridSpan w:val="2"/>
+            <w:tcW w:w="1915" w:type="dxa"/>
             <w:tcBorders>
               <w:top w:val="single" w:sz="4" w:space="0" w:color="auto"/>
               <w:left w:val="single" w:sz="4" w:space="0" w:color="auto"/>
@@ -20359,8 +20148,7 @@
         </w:tc>
         <w:tc>
           <w:tcPr>
-            <w:tcW w:w="1821" w:type="dxa"/>
-            <w:gridSpan w:val="2"/>
+            <w:tcW w:w="1915" w:type="dxa"/>
             <w:tcBorders>
               <w:top w:val="single" w:sz="4" w:space="0" w:color="auto"/>
               <w:left w:val="single" w:sz="4" w:space="0" w:color="auto"/>
@@ -20588,8 +20376,7 @@
         </w:tc>
         <w:tc>
           <w:tcPr>
-            <w:tcW w:w="1821" w:type="dxa"/>
-            <w:gridSpan w:val="2"/>
+            <w:tcW w:w="1915" w:type="dxa"/>
             <w:tcBorders>
               <w:top w:val="single" w:sz="4" w:space="0" w:color="auto"/>
               <w:left w:val="single" w:sz="4" w:space="0" w:color="auto"/>
@@ -20799,6 +20586,7 @@
               <w:rPr>
                 <w:lang w:val="en-US"/>
               </w:rPr>
+              <w:lastRenderedPageBreak/>
               <w:t>2. Qo‘shni tugunlar: berilgan tugunning o‘zidan oldingi (Predecessor) va keyingi (Successor) elementlarini topish.</w:t>
             </w:r>
           </w:p>
@@ -20821,8 +20609,7 @@
         </w:tc>
         <w:tc>
           <w:tcPr>
-            <w:tcW w:w="1821" w:type="dxa"/>
-            <w:gridSpan w:val="2"/>
+            <w:tcW w:w="1915" w:type="dxa"/>
             <w:tcBorders>
               <w:top w:val="single" w:sz="4" w:space="0" w:color="auto"/>
               <w:left w:val="single" w:sz="4" w:space="0" w:color="auto"/>
@@ -20842,6 +20629,7 @@
               <w:rPr>
                 <w:lang w:val="uz-Cyrl-UZ"/>
               </w:rPr>
+              <w:lastRenderedPageBreak/>
               <w:t>Kompyuter. Interaktiv panel. Taqdimot materiallari.</w:t>
             </w:r>
           </w:p>
@@ -21004,7 +20792,6 @@
               <w:rPr>
                 <w:lang w:val="en-US"/>
               </w:rPr>
-              <w:lastRenderedPageBreak/>
               <w:t>O‘quv savollari:</w:t>
             </w:r>
           </w:p>
@@ -21053,8 +20840,7 @@
         </w:tc>
         <w:tc>
           <w:tcPr>
-            <w:tcW w:w="1821" w:type="dxa"/>
-            <w:gridSpan w:val="2"/>
+            <w:tcW w:w="1915" w:type="dxa"/>
             <w:tcBorders>
               <w:top w:val="single" w:sz="4" w:space="0" w:color="auto"/>
               <w:left w:val="single" w:sz="4" w:space="0" w:color="auto"/>
@@ -21074,7 +20860,6 @@
               <w:rPr>
                 <w:lang w:val="uz-Cyrl-UZ"/>
               </w:rPr>
-              <w:lastRenderedPageBreak/>
               <w:t>Kompyuter. Interaktiv panel. Taqdimot materiallari.</w:t>
             </w:r>
           </w:p>
@@ -21287,8 +21072,7 @@
         </w:tc>
         <w:tc>
           <w:tcPr>
-            <w:tcW w:w="1821" w:type="dxa"/>
-            <w:gridSpan w:val="2"/>
+            <w:tcW w:w="1915" w:type="dxa"/>
             <w:tcBorders>
               <w:top w:val="single" w:sz="4" w:space="0" w:color="auto"/>
               <w:left w:val="single" w:sz="4" w:space="0" w:color="auto"/>
@@ -21534,8 +21318,7 @@
         </w:tc>
         <w:tc>
           <w:tcPr>
-            <w:tcW w:w="1821" w:type="dxa"/>
-            <w:gridSpan w:val="2"/>
+            <w:tcW w:w="1915" w:type="dxa"/>
             <w:tcBorders>
               <w:top w:val="single" w:sz="4" w:space="0" w:color="auto"/>
               <w:left w:val="single" w:sz="4" w:space="0" w:color="auto"/>
@@ -21588,6 +21371,7 @@
                 <w:color w:val="000000"/>
                 <w:lang w:val="en-US"/>
               </w:rPr>
+              <w:lastRenderedPageBreak/>
               <w:t>61.</w:t>
             </w:r>
           </w:p>
@@ -21759,15 +21543,13 @@
               <w:rPr>
                 <w:lang w:val="en-US"/>
               </w:rPr>
-              <w:lastRenderedPageBreak/>
               <w:t>3. Murakkab yo‘l masalalari: yo‘naltirilgan grafikda minimal infeksiya vaqti, egri qirrali yo‘llar va eng qisqa siklni aniqlash.</w:t>
             </w:r>
           </w:p>
         </w:tc>
         <w:tc>
           <w:tcPr>
-            <w:tcW w:w="1821" w:type="dxa"/>
-            <w:gridSpan w:val="2"/>
+            <w:tcW w:w="1915" w:type="dxa"/>
             <w:tcBorders>
               <w:top w:val="single" w:sz="4" w:space="0" w:color="auto"/>
               <w:left w:val="single" w:sz="4" w:space="0" w:color="auto"/>
@@ -21787,7 +21569,6 @@
               <w:rPr>
                 <w:lang w:val="uz-Cyrl-UZ"/>
               </w:rPr>
-              <w:lastRenderedPageBreak/>
               <w:t>Kompyuter. Interaktiv panel. Taqdimot materiallari.</w:t>
             </w:r>
           </w:p>
@@ -21998,8 +21779,7 @@
         </w:tc>
         <w:tc>
           <w:tcPr>
-            <w:tcW w:w="1821" w:type="dxa"/>
-            <w:gridSpan w:val="2"/>
+            <w:tcW w:w="1915" w:type="dxa"/>
             <w:tcBorders>
               <w:top w:val="single" w:sz="4" w:space="0" w:color="auto"/>
               <w:left w:val="single" w:sz="4" w:space="0" w:color="auto"/>
@@ -22229,8 +22009,7 @@
         </w:tc>
         <w:tc>
           <w:tcPr>
-            <w:tcW w:w="1821" w:type="dxa"/>
-            <w:gridSpan w:val="2"/>
+            <w:tcW w:w="1915" w:type="dxa"/>
             <w:tcBorders>
               <w:top w:val="single" w:sz="4" w:space="0" w:color="auto"/>
               <w:left w:val="single" w:sz="4" w:space="0" w:color="auto"/>
@@ -22438,6 +22217,7 @@
               <w:rPr>
                 <w:lang w:val="en-US"/>
               </w:rPr>
+              <w:lastRenderedPageBreak/>
               <w:t>2. Grafik algoritmlarining tarmoq xavfsizligi va logistikadagi strategik ahamiyati.</w:t>
             </w:r>
           </w:p>
@@ -22458,8 +22238,7 @@
         </w:tc>
         <w:tc>
           <w:tcPr>
-            <w:tcW w:w="1821" w:type="dxa"/>
-            <w:gridSpan w:val="2"/>
+            <w:tcW w:w="1915" w:type="dxa"/>
             <w:tcBorders>
               <w:top w:val="single" w:sz="4" w:space="0" w:color="auto"/>
               <w:left w:val="single" w:sz="4" w:space="0" w:color="auto"/>
@@ -22479,6 +22258,7 @@
               <w:rPr>
                 <w:lang w:val="uz-Cyrl-UZ"/>
               </w:rPr>
+              <w:lastRenderedPageBreak/>
               <w:t>Kompyuter. Interaktiv panel. Taqdimot materiallari.</w:t>
             </w:r>
           </w:p>
@@ -22653,7 +22433,6 @@
               <w:rPr>
                 <w:lang w:val="en-US"/>
               </w:rPr>
-              <w:lastRenderedPageBreak/>
               <w:t>1. BST va Heap tuzilmalarini qo‘llab, ma'lumotlarni saralash va filtrdash masalalarini yechish.</w:t>
             </w:r>
           </w:p>
@@ -22688,8 +22467,7 @@
         </w:tc>
         <w:tc>
           <w:tcPr>
-            <w:tcW w:w="1821" w:type="dxa"/>
-            <w:gridSpan w:val="2"/>
+            <w:tcW w:w="1915" w:type="dxa"/>
             <w:tcBorders>
               <w:top w:val="single" w:sz="4" w:space="0" w:color="auto"/>
               <w:left w:val="single" w:sz="4" w:space="0" w:color="auto"/>
@@ -22709,7 +22487,6 @@
               <w:rPr>
                 <w:lang w:val="uz-Cyrl-UZ"/>
               </w:rPr>
-              <w:lastRenderedPageBreak/>
               <w:t>Kompyuter. IDE. Avtomatlashtirilgan tekshirish tizimi.</w:t>
             </w:r>
           </w:p>
@@ -22918,8 +22695,7 @@
         </w:tc>
         <w:tc>
           <w:tcPr>
-            <w:tcW w:w="1821" w:type="dxa"/>
-            <w:gridSpan w:val="2"/>
+            <w:tcW w:w="1915" w:type="dxa"/>
             <w:tcBorders>
               <w:top w:val="single" w:sz="4" w:space="0" w:color="auto"/>
               <w:left w:val="single" w:sz="4" w:space="0" w:color="auto"/>
@@ -23149,8 +22925,7 @@
         </w:tc>
         <w:tc>
           <w:tcPr>
-            <w:tcW w:w="1821" w:type="dxa"/>
-            <w:gridSpan w:val="2"/>
+            <w:tcW w:w="1915" w:type="dxa"/>
             <w:tcBorders>
               <w:top w:val="single" w:sz="4" w:space="0" w:color="auto"/>
               <w:left w:val="single" w:sz="4" w:space="0" w:color="auto"/>
@@ -23346,6 +23121,7 @@
               <w:rPr>
                 <w:lang w:val="en-US"/>
               </w:rPr>
+              <w:lastRenderedPageBreak/>
               <w:t>1. Qism to‘plamlar: massivni ikkita teng yig‘indiga bo‘lish (Partition), Subset Sum va Target Sum masalalari.</w:t>
             </w:r>
           </w:p>
@@ -23380,8 +23156,7 @@
         </w:tc>
         <w:tc>
           <w:tcPr>
-            <w:tcW w:w="1821" w:type="dxa"/>
-            <w:gridSpan w:val="2"/>
+            <w:tcW w:w="1915" w:type="dxa"/>
             <w:tcBorders>
               <w:top w:val="single" w:sz="4" w:space="0" w:color="auto"/>
               <w:left w:val="single" w:sz="4" w:space="0" w:color="auto"/>
@@ -23401,6 +23176,7 @@
               <w:rPr>
                 <w:lang w:val="uz-Cyrl-UZ"/>
               </w:rPr>
+              <w:lastRenderedPageBreak/>
               <w:t>Kompyuter. Interaktiv panel. Taqdimot materiallari.</w:t>
             </w:r>
           </w:p>
@@ -23434,7 +23210,6 @@
                 <w:color w:val="000000"/>
                 <w:lang w:val="en-US"/>
               </w:rPr>
-              <w:lastRenderedPageBreak/>
               <w:t>69.</w:t>
             </w:r>
           </w:p>
@@ -23612,8 +23387,7 @@
         </w:tc>
         <w:tc>
           <w:tcPr>
-            <w:tcW w:w="1821" w:type="dxa"/>
-            <w:gridSpan w:val="2"/>
+            <w:tcW w:w="1915" w:type="dxa"/>
             <w:tcBorders>
               <w:top w:val="single" w:sz="4" w:space="0" w:color="auto"/>
               <w:left w:val="single" w:sz="4" w:space="0" w:color="auto"/>
@@ -23843,8 +23617,7 @@
         </w:tc>
         <w:tc>
           <w:tcPr>
-            <w:tcW w:w="1821" w:type="dxa"/>
-            <w:gridSpan w:val="2"/>
+            <w:tcW w:w="1915" w:type="dxa"/>
             <w:tcBorders>
               <w:top w:val="single" w:sz="4" w:space="0" w:color="auto"/>
               <w:left w:val="single" w:sz="4" w:space="0" w:color="auto"/>
@@ -24068,14 +23841,14 @@
               <w:rPr>
                 <w:lang w:val="en-US"/>
               </w:rPr>
+              <w:lastRenderedPageBreak/>
               <w:t>3. Matematik modellar: Paskal uchburchagi xossalari va modulli darajaga ko‘tarish (Modular Exponentiation) algoritmini optimallashtirish.</w:t>
             </w:r>
           </w:p>
         </w:tc>
         <w:tc>
           <w:tcPr>
-            <w:tcW w:w="1821" w:type="dxa"/>
-            <w:gridSpan w:val="2"/>
+            <w:tcW w:w="1915" w:type="dxa"/>
             <w:tcBorders>
               <w:top w:val="single" w:sz="4" w:space="0" w:color="auto"/>
               <w:left w:val="single" w:sz="4" w:space="0" w:color="auto"/>
@@ -24095,6 +23868,7 @@
               <w:rPr>
                 <w:lang w:val="uz-Cyrl-UZ"/>
               </w:rPr>
+              <w:lastRenderedPageBreak/>
               <w:t>Kompyuter. Interaktiv panel. Taqdimot materiallari.</w:t>
             </w:r>
           </w:p>
@@ -24285,7 +24059,6 @@
               <w:rPr>
                 <w:lang w:val="en-US"/>
               </w:rPr>
-              <w:lastRenderedPageBreak/>
               <w:t>2. Bitli Trie: ikkilik matritsadagi nusxalarni aniqlash, XOR amali bo‘yicha maksimal qiymat va so‘rovlarni optimallashtirish.</w:t>
             </w:r>
           </w:p>
@@ -24320,8 +24093,7 @@
         </w:tc>
         <w:tc>
           <w:tcPr>
-            <w:tcW w:w="1821" w:type="dxa"/>
-            <w:gridSpan w:val="2"/>
+            <w:tcW w:w="1915" w:type="dxa"/>
             <w:tcBorders>
               <w:top w:val="single" w:sz="4" w:space="0" w:color="auto"/>
               <w:left w:val="single" w:sz="4" w:space="0" w:color="auto"/>
@@ -24341,7 +24113,6 @@
               <w:rPr>
                 <w:lang w:val="uz-Cyrl-UZ"/>
               </w:rPr>
-              <w:lastRenderedPageBreak/>
               <w:t>Kompyuter. Interaktiv panel. Taqdimot materiallari.</w:t>
             </w:r>
           </w:p>
@@ -24566,8 +24337,7 @@
         </w:tc>
         <w:tc>
           <w:tcPr>
-            <w:tcW w:w="1821" w:type="dxa"/>
-            <w:gridSpan w:val="2"/>
+            <w:tcW w:w="1915" w:type="dxa"/>
             <w:tcBorders>
               <w:top w:val="single" w:sz="4" w:space="0" w:color="auto"/>
               <w:left w:val="single" w:sz="4" w:space="0" w:color="auto"/>
@@ -24795,8 +24565,7 @@
         </w:tc>
         <w:tc>
           <w:tcPr>
-            <w:tcW w:w="1821" w:type="dxa"/>
-            <w:gridSpan w:val="2"/>
+            <w:tcW w:w="1915" w:type="dxa"/>
             <w:tcBorders>
               <w:top w:val="single" w:sz="4" w:space="0" w:color="auto"/>
               <w:left w:val="single" w:sz="4" w:space="0" w:color="auto"/>
@@ -24849,6 +24618,7 @@
                 <w:color w:val="000000"/>
                 <w:lang w:val="en-US"/>
               </w:rPr>
+              <w:lastRenderedPageBreak/>
               <w:t>75.</w:t>
             </w:r>
           </w:p>
@@ -25024,8 +24794,7 @@
         </w:tc>
         <w:tc>
           <w:tcPr>
-            <w:tcW w:w="1821" w:type="dxa"/>
-            <w:gridSpan w:val="2"/>
+            <w:tcW w:w="1915" w:type="dxa"/>
             <w:tcBorders>
               <w:top w:val="single" w:sz="4" w:space="0" w:color="auto"/>
               <w:left w:val="single" w:sz="4" w:space="0" w:color="auto"/>
@@ -25087,8 +24856,7 @@
         </w:tc>
         <w:tc>
           <w:tcPr>
-            <w:tcW w:w="1821" w:type="dxa"/>
-            <w:gridSpan w:val="2"/>
+            <w:tcW w:w="1915" w:type="dxa"/>
             <w:tcBorders>
               <w:top w:val="single" w:sz="4" w:space="0" w:color="auto"/>
               <w:left w:val="single" w:sz="4" w:space="0" w:color="auto"/>
@@ -25160,8 +24928,7 @@
         </w:tc>
         <w:tc>
           <w:tcPr>
-            <w:tcW w:w="1821" w:type="dxa"/>
-            <w:gridSpan w:val="2"/>
+            <w:tcW w:w="1915" w:type="dxa"/>
             <w:tcBorders>
               <w:top w:val="single" w:sz="4" w:space="0" w:color="auto"/>
               <w:left w:val="single" w:sz="4" w:space="0" w:color="auto"/>
@@ -25201,6 +24968,22 @@
         <w:jc w:val="center"/>
         <w:rPr>
           <w:b/>
+          <w:sz w:val="26"/>
+          <w:szCs w:val="26"/>
+          <w:lang w:val="uz-Cyrl-UZ"/>
+        </w:rPr>
+      </w:pPr>
+    </w:p>
+    <w:p>
+      <w:pPr>
+        <w:tabs>
+          <w:tab w:val="left" w:pos="560"/>
+          <w:tab w:val="left" w:pos="1440"/>
+          <w:tab w:val="center" w:pos="4677"/>
+        </w:tabs>
+        <w:jc w:val="center"/>
+        <w:rPr>
+          <w:b/>
           <w:sz w:val="20"/>
           <w:szCs w:val="20"/>
           <w:lang w:val="uz-Cyrl-UZ"/>
@@ -25213,7 +24996,6 @@
           <w:szCs w:val="26"/>
           <w:lang w:val="uz-Cyrl-UZ"/>
         </w:rPr>
-        <w:lastRenderedPageBreak/>
         <w:t>IV. MUSTАQIL TА’LIM VА MUSTАQIL ISHLАR</w:t>
       </w:r>
       <w:r>
@@ -26450,7 +26232,17 @@
           <w:szCs w:val="28"/>
           <w:lang w:val="uz-Cyrl-UZ"/>
         </w:rPr>
-        <w:t>Mustaqil o‘zlashtiriladigan mavzular bo‘yicha kursantlar tomonidan murakkab algoritmlarning dasturiy realizatsiyasi, ma’lumotlar tuzilmalarini optimallashtirishga doir loyihalar ishlab chiqiladi, berilgan muammolarning samarali yechimlari (kodlari) tuziladi hamda algoritmlarning ishlash mexanizmi bo‘yicha taqdimotlar tayyorlanib, ularning himoyasi tashkil qilinadi.</w:t>
+        <w:t xml:space="preserve">Mustaqil o‘zlashtiriladigan mavzular bo‘yicha kursantlar tomonidan murakkab algoritmlarning dasturiy realizatsiyasi, ma’lumotlar tuzilmalarini optimallashtirishga </w:t>
+      </w:r>
+      <w:r>
+        <w:rPr>
+          <w:color w:val="000000"/>
+          <w:sz w:val="28"/>
+          <w:szCs w:val="28"/>
+          <w:lang w:val="uz-Cyrl-UZ"/>
+        </w:rPr>
+        <w:lastRenderedPageBreak/>
+        <w:t>doir loyihalar ishlab chiqiladi, berilgan muammolarning samarali yechimlari (kodlari) tuziladi hamda algoritmlarning ishlash mexanizmi bo‘yicha taqdimotlar tayyorlanib, ularning himoyasi tashkil qilinadi.</w:t>
       </w:r>
     </w:p>
     <w:p>
@@ -26677,7 +26469,6 @@
           <w:szCs w:val="28"/>
           <w:lang w:val="uz-Latn-UZ"/>
         </w:rPr>
-        <w:lastRenderedPageBreak/>
         <w:t>ekspress testlar;</w:t>
       </w:r>
     </w:p>
@@ -27275,7 +27066,16 @@
           <w:szCs w:val="28"/>
           <w:lang w:val="uz-Latn-UZ"/>
         </w:rPr>
-        <w:t>kursant mavzuga oid materialning asosiy qismini bilib, tafsilotlarini o‘zlashtirib olmagan, lekin bergan javoblarida qo‘pol xatoliklarga yo‘l qo‘ymagan bo‘lsa, to‘g‘ri qaror qabul qilishi uchun ayrim hollarda unga yordamchi (esga soluvchi) savollar berilishi zarur bo‘lsa, mavzuning mohiyatini tushunsa va ifodalay olganda;</w:t>
+        <w:t xml:space="preserve">kursant mavzuga oid materialning asosiy qismini bilib, tafsilotlarini o‘zlashtirib olmagan, lekin bergan javoblarida qo‘pol xatoliklarga yo‘l qo‘ymagan </w:t>
+      </w:r>
+      <w:r>
+        <w:rPr>
+          <w:sz w:val="28"/>
+          <w:szCs w:val="28"/>
+          <w:lang w:val="uz-Latn-UZ"/>
+        </w:rPr>
+        <w:lastRenderedPageBreak/>
+        <w:t>bo‘lsa, to‘g‘ri qaror qabul qilishi uchun ayrim hollarda unga yordamchi (esga soluvchi) savollar berilishi zarur bo‘lsa, mavzuning mohiyatini tushunsa va ifodalay olganda;</w:t>
       </w:r>
     </w:p>
     <w:p>
@@ -27386,7 +27186,6 @@
           <w:szCs w:val="28"/>
           <w:lang w:val="uz-Latn-UZ"/>
         </w:rPr>
-        <w:lastRenderedPageBreak/>
         <w:t xml:space="preserve">KJ = </w:t>
       </w:r>
       <m:oMath>
@@ -27805,6 +27604,7 @@
           <w:szCs w:val="28"/>
           <w:lang w:val="uz-Latn-UZ"/>
         </w:rPr>
+        <w:lastRenderedPageBreak/>
         <w:t>Kursantlar har bir mustaqil ta’lim mavzusi bo‘yicha navbatdagi mustaqil ta’lim mavzusi topshiriqlari berilgunga qadar semestrga rejalashtirilgan so‘nggi mustaqil ta’lim mavzusi bo‘yicha esa attestatsiya sessiyasi boshlangunga qadar baholanishlari lozim.</w:t>
       </w:r>
     </w:p>
@@ -28007,7 +27807,6 @@
           <w:szCs w:val="28"/>
           <w:lang w:val="uz-Latn-UZ"/>
         </w:rPr>
-        <w:lastRenderedPageBreak/>
         <w:t>MT - mustaqil ta’lim mavzulari soni (ishchi o‘quv dasturiga ko‘ra semestrga rejalashtirilgan barcha mustaqil ta’lim mavzulari soni ko‘rsatiladi);</w:t>
       </w:r>
     </w:p>
@@ -28463,6 +28262,7 @@
           <w:szCs w:val="28"/>
           <w:lang w:val="uz-Latn-UZ"/>
         </w:rPr>
+        <w:lastRenderedPageBreak/>
         <w:t>M</w:t>
       </w:r>
       <w:r>
@@ -28760,7 +28560,6 @@
           <w:szCs w:val="28"/>
           <w:lang w:val="uz-Latn-UZ"/>
         </w:rPr>
-        <w:lastRenderedPageBreak/>
         <w:t>9-10 ball</w:t>
       </w:r>
       <w:r>
@@ -28981,6 +28780,7 @@
           <w:szCs w:val="28"/>
           <w:lang w:val="uz-Latn-UZ"/>
         </w:rPr>
+        <w:lastRenderedPageBreak/>
         <w:t xml:space="preserve">Fan bo‘yicha joriy va oraliq nazoratlarga ajratilgan umumiy balning </w:t>
       </w:r>
       <w:r>
@@ -29137,18 +28937,7 @@
           <w:szCs w:val="28"/>
           <w:lang w:val="uz-Latn-UZ"/>
         </w:rPr>
-        <w:t xml:space="preserve">, agar kursant dasturiy materiallarni puxta bilib, ularni mantiqan to‘g‘ri bayon etsa, bergan javoblarida sezilarli noaniqlikarga yo‘l qo‘yilmagan bo‘lsa, mustaqil mushohada yuritsa, olgan bilimini amalda qo‘llay olishni </w:t>
-      </w:r>
-      <w:r>
-        <w:rPr>
-          <w:rFonts w:eastAsia="Calibri"/>
-          <w:color w:val="000000"/>
-          <w:sz w:val="28"/>
-          <w:szCs w:val="28"/>
-          <w:lang w:val="uz-Latn-UZ"/>
-        </w:rPr>
-        <w:lastRenderedPageBreak/>
-        <w:t>namoyon qilsa, fanning mohiyatini tushunib bilsa va ifodalay olsa hamda fan bo‘yicha tasavvurga ega deb topilganda;</w:t>
+        <w:t>, agar kursant dasturiy materiallarni puxta bilib, ularni mantiqan to‘g‘ri bayon etsa, bergan javoblarida sezilarli noaniqlikarga yo‘l qo‘yilmagan bo‘lsa, mustaqil mushohada yuritsa, olgan bilimini amalda qo‘llay olishni namoyon qilsa, fanning mohiyatini tushunib bilsa va ifodalay olsa hamda fan bo‘yicha tasavvurga ega deb topilganda;</w:t>
       </w:r>
     </w:p>
     <w:p>
@@ -29545,7 +29334,7 @@
           <w:bdr w:val="none" w:sz="0" w:space="0" w:color="auto" w:frame="1"/>
           <w:lang w:val="en-US"/>
         </w:rPr>
-        <w:t xml:space="preserve">Thomas H. Cormen, Charles E. Leiserson, Ronald L. Rivest, Clifford Stein. </w:t>
+        <w:t xml:space="preserve">T.H. Cormen, C.E. Leiserson, R.L. Rivest, C. Stein. “Introduction to Algorithms”. O‘quv qo‘llanma. Cambridge, Massachusetts: 2009y. В – </w:t>
       </w:r>
       <w:r>
         <w:rPr>
@@ -29553,8 +29342,74 @@
           <w:sz w:val="28"/>
           <w:szCs w:val="28"/>
           <w:bdr w:val="none" w:sz="0" w:space="0" w:color="auto" w:frame="1"/>
-        </w:rPr>
-        <w:t>"Introduction to Algorithms" (Алгоритмы: построение и анализ).</w:t>
+          <w:lang w:val="en-US"/>
+        </w:rPr>
+        <w:t>1313</w:t>
+      </w:r>
+      <w:r>
+        <w:rPr>
+          <w:color w:val="1F1F1F"/>
+          <w:sz w:val="28"/>
+          <w:szCs w:val="28"/>
+          <w:bdr w:val="none" w:sz="0" w:space="0" w:color="auto" w:frame="1"/>
+          <w:lang w:val="en-US"/>
+        </w:rPr>
+        <w:t>.</w:t>
+      </w:r>
+    </w:p>
+    <w:p>
+      <w:pPr>
+        <w:pStyle w:val="a7"/>
+        <w:numPr>
+          <w:ilvl w:val="0"/>
+          <w:numId w:val="6"/>
+        </w:numPr>
+        <w:tabs>
+          <w:tab w:val="clear" w:pos="720"/>
+          <w:tab w:val="num" w:pos="426"/>
+        </w:tabs>
+        <w:spacing w:before="100" w:beforeAutospacing="1"/>
+        <w:ind w:left="0" w:firstLine="360"/>
+        <w:jc w:val="both"/>
+        <w:rPr>
+          <w:color w:val="1F1F1F"/>
+          <w:sz w:val="28"/>
+          <w:szCs w:val="28"/>
+        </w:rPr>
+      </w:pPr>
+      <w:r>
+        <w:rPr>
+          <w:color w:val="1F1F1F"/>
+          <w:sz w:val="28"/>
+          <w:szCs w:val="28"/>
+          <w:lang w:val="en-US"/>
+        </w:rPr>
+        <w:t xml:space="preserve">A. Laaksonen. “Competitive Programmer’s Handbook”. O‘quv qo‘llanma. Helsinki: 2018y. </w:t>
+      </w:r>
+      <w:r>
+        <w:rPr>
+          <w:color w:val="1F1F1F"/>
+          <w:sz w:val="28"/>
+          <w:szCs w:val="28"/>
+        </w:rPr>
+        <w:t>В – 29</w:t>
+      </w:r>
+      <w:r>
+        <w:rPr>
+          <w:color w:val="1F1F1F"/>
+          <w:sz w:val="28"/>
+          <w:szCs w:val="28"/>
+          <w:lang w:val="en-US"/>
+        </w:rPr>
+        <w:t>6</w:t>
+      </w:r>
+      <w:r>
+        <w:rPr>
+          <w:color w:val="1F1F1F"/>
+          <w:sz w:val="28"/>
+          <w:szCs w:val="28"/>
+        </w:rPr>
+        <w:t>.</w:t>
       </w:r>
     </w:p>
     <w:p>
@@ -29776,15 +29631,6 @@
           <w:lang w:val="en-US"/>
         </w:rPr>
       </w:pPr>
-      <w:r>
-        <w:rPr>
-          <w:sz w:val="28"/>
-          <w:szCs w:val="28"/>
-          <w:lang w:val="en-US"/>
-        </w:rPr>
-        <w:lastRenderedPageBreak/>
-        <w:br w:type="page"/>
-      </w:r>
     </w:p>
     <w:p>
       <w:pPr>
@@ -29803,7 +29649,6 @@
           <w:szCs w:val="28"/>
           <w:lang w:val="en-US"/>
         </w:rPr>
-        <w:lastRenderedPageBreak/>
         <mc:AlternateContent>
           <mc:Choice Requires="wps">
             <w:drawing>
